--- a/fuentes/CFA_02_21250011_DU.docx
+++ b/fuentes/CFA_02_21250011_DU.docx
@@ -1028,7 +1028,7 @@
             <w:noProof/>
             <w:webHidden/>
           </w:rPr>
-          <w:t>44</w:t>
+          <w:t>45</w:t>
         </w:r>
         <w:r>
           <w:rPr>
@@ -1118,7 +1118,7 @@
             <w:noProof/>
             <w:webHidden/>
           </w:rPr>
-          <w:t>55</w:t>
+          <w:t>56</w:t>
         </w:r>
         <w:r>
           <w:rPr>
@@ -1169,12 +1169,14 @@
           </w:rPr>
           <w:t xml:space="preserve">Guía de </w:t>
         </w:r>
+        <w:bookmarkStart w:id="0" w:name="_GoBack"/>
         <w:r>
           <w:rPr>
             <w:rStyle w:val="Extranjerismo"/>
           </w:rPr>
           <w:t>Marketing</w:t>
         </w:r>
+        <w:bookmarkEnd w:id="0"/>
         <w:r>
           <w:rPr>
             <w:noProof/>
@@ -1304,7 +1306,7 @@
             <w:noProof/>
             <w:webHidden/>
           </w:rPr>
-          <w:t>65</w:t>
+          <w:t>66</w:t>
         </w:r>
         <w:r>
           <w:rPr>
@@ -1394,7 +1396,7 @@
             <w:noProof/>
             <w:webHidden/>
           </w:rPr>
-          <w:t>73</w:t>
+          <w:t>74</w:t>
         </w:r>
         <w:r>
           <w:rPr>
@@ -1484,7 +1486,7 @@
             <w:noProof/>
             <w:webHidden/>
           </w:rPr>
-          <w:t>76</w:t>
+          <w:t>77</w:t>
         </w:r>
         <w:r>
           <w:rPr>
@@ -1574,7 +1576,7 @@
             <w:noProof/>
             <w:webHidden/>
           </w:rPr>
-          <w:t>76</w:t>
+          <w:t>77</w:t>
         </w:r>
         <w:r>
           <w:rPr>
@@ -1664,7 +1666,7 @@
             <w:noProof/>
             <w:webHidden/>
           </w:rPr>
-          <w:t>77</w:t>
+          <w:t>78</w:t>
         </w:r>
         <w:r>
           <w:rPr>
@@ -1754,7 +1756,7 @@
             <w:noProof/>
             <w:webHidden/>
           </w:rPr>
-          <w:t>78</w:t>
+          <w:t>79</w:t>
         </w:r>
         <w:r>
           <w:rPr>
@@ -1844,7 +1846,7 @@
             <w:noProof/>
             <w:webHidden/>
           </w:rPr>
-          <w:t>80</w:t>
+          <w:t>81</w:t>
         </w:r>
         <w:r>
           <w:rPr>
@@ -1934,7 +1936,7 @@
             <w:noProof/>
             <w:webHidden/>
           </w:rPr>
-          <w:t>80</w:t>
+          <w:t>81</w:t>
         </w:r>
         <w:r>
           <w:rPr>
@@ -2024,7 +2026,7 @@
             <w:noProof/>
             <w:webHidden/>
           </w:rPr>
-          <w:t>81</w:t>
+          <w:t>82</w:t>
         </w:r>
         <w:r>
           <w:rPr>
@@ -2096,7 +2098,7 @@
             <w:noProof/>
             <w:webHidden/>
           </w:rPr>
-          <w:t>83</w:t>
+          <w:t>84</w:t>
         </w:r>
         <w:r>
           <w:rPr>
@@ -2168,7 +2170,7 @@
             <w:noProof/>
             <w:webHidden/>
           </w:rPr>
-          <w:t>85</w:t>
+          <w:t>86</w:t>
         </w:r>
         <w:r>
           <w:rPr>
@@ -2240,7 +2242,7 @@
             <w:noProof/>
             <w:webHidden/>
           </w:rPr>
-          <w:t>86</w:t>
+          <w:t>87</w:t>
         </w:r>
         <w:r>
           <w:rPr>
@@ -2313,7 +2315,7 @@
             <w:noProof/>
             <w:webHidden/>
           </w:rPr>
-          <w:t>88</w:t>
+          <w:t>89</w:t>
         </w:r>
         <w:r>
           <w:rPr>
@@ -2385,7 +2387,7 @@
             <w:noProof/>
             <w:webHidden/>
           </w:rPr>
-          <w:t>90</w:t>
+          <w:t>91</w:t>
         </w:r>
         <w:r>
           <w:rPr>
@@ -2407,25 +2409,37 @@
         <w:lastRenderedPageBreak/>
         <w:fldChar w:fldCharType="end"/>
       </w:r>
-      <w:bookmarkStart w:id="0" w:name="_Toc176443691"/>
-      <w:bookmarkStart w:id="1" w:name="_Toc215510487"/>
+      <w:bookmarkStart w:id="1" w:name="_Toc176443691"/>
+      <w:bookmarkStart w:id="2" w:name="_Toc215510487"/>
       <w:r>
         <w:t>Introducción</w:t>
       </w:r>
-      <w:bookmarkEnd w:id="0"/>
       <w:bookmarkEnd w:id="1"/>
-    </w:p>
-    <w:p>
-      <w:pPr>
-        <w:rPr>
-          <w:lang w:eastAsia="es-CO"/>
-        </w:rPr>
-      </w:pPr>
-      <w:r>
-        <w:rPr>
-          <w:lang w:eastAsia="es-CO"/>
-        </w:rPr>
-        <w:t>Este componente presenta los elementos fundamentales de la Ruta Metodológica OVOP y su aplicación en los procesos comunitarios orientados al desarrollo territorial. Se describen las principales guías operativas que acompañan la planeación, ejecución y evaluación de las iniciativas locales, abarcando aspectos como la elaboración del plan de acción comunitario, la gestión del Negocio Colectivo, el análisis de actores, la estrategia de marca territorial, la participación comunitaria, el marketing y la planificación participativa basada en el marco lógico. También se incluyen orientaciones para la realización de talleres, entendidos como espacios clave para la articulación de actores y la construcción colaborativa.</w:t>
+      <w:bookmarkEnd w:id="2"/>
+    </w:p>
+    <w:p>
+      <w:pPr>
+        <w:rPr>
+          <w:lang w:eastAsia="es-CO"/>
+        </w:rPr>
+      </w:pPr>
+      <w:r>
+        <w:rPr>
+          <w:lang w:eastAsia="es-CO"/>
+        </w:rPr>
+        <w:t xml:space="preserve">Este componente presenta los elementos fundamentales de la Ruta Metodológica OVOP y su aplicación en los procesos comunitarios orientados al desarrollo territorial. Se describen las principales guías operativas que acompañan la planeación, ejecución y evaluación de las iniciativas locales, abarcando aspectos como la elaboración del plan de acción comunitario, la gestión del Negocio Colectivo, el análisis de actores, la estrategia de marca territorial, la participación comunitaria, el </w:t>
+      </w:r>
+      <w:r>
+        <w:rPr>
+          <w:rStyle w:val="Extranjerismo"/>
+        </w:rPr>
+        <w:t>marketing</w:t>
+      </w:r>
+      <w:r>
+        <w:rPr>
+          <w:lang w:eastAsia="es-CO"/>
+        </w:rPr>
+        <w:t xml:space="preserve"> y la planificación participativa basada en el marco lógico. También se incluyen orientaciones para la realización de talleres, entendidos como espacios clave para la articulación de actores y la construcción colaborativa.</w:t>
       </w:r>
     </w:p>
     <w:p>
@@ -2547,7 +2561,7 @@
         </w:drawing>
       </w:r>
     </w:p>
-    <w:bookmarkStart w:id="2" w:name="_Hlk161159634"/>
+    <w:bookmarkStart w:id="3" w:name="_Hlk161159634"/>
     <w:p>
       <w:pPr>
         <w:jc w:val="center"/>
@@ -2670,7 +2684,7 @@
           </w:p>
         </w:tc>
       </w:tr>
-      <w:bookmarkEnd w:id="2"/>
+      <w:bookmarkEnd w:id="3"/>
     </w:tbl>
     <w:p/>
     <w:p/>
@@ -2681,12 +2695,12 @@
       <w:pPr>
         <w:pStyle w:val="Ttulo1"/>
       </w:pPr>
-      <w:bookmarkStart w:id="3" w:name="_Toc215510488"/>
+      <w:bookmarkStart w:id="4" w:name="_Toc215510488"/>
       <w:r>
         <w:lastRenderedPageBreak/>
         <w:t>Ruta metodológica</w:t>
       </w:r>
-      <w:bookmarkEnd w:id="3"/>
+      <w:bookmarkEnd w:id="4"/>
     </w:p>
     <w:p>
       <w:pPr>
@@ -2705,11 +2719,11 @@
       <w:pPr>
         <w:pStyle w:val="Ttulo2"/>
       </w:pPr>
-      <w:bookmarkStart w:id="4" w:name="_Toc215510489"/>
+      <w:bookmarkStart w:id="5" w:name="_Toc215510489"/>
       <w:r>
         <w:t>Guía para la elaboración del Plan de Acción Comunitario</w:t>
       </w:r>
-      <w:bookmarkEnd w:id="4"/>
+      <w:bookmarkEnd w:id="5"/>
     </w:p>
     <w:p>
       <w:pPr>
@@ -3000,6 +3014,132 @@
     <w:p>
       <w:pPr>
         <w:rPr>
+          <w:rStyle w:val="Extranjerismo"/>
+          <w:b/>
+          <w:lang w:val="es-CO"/>
+        </w:rPr>
+      </w:pPr>
+      <w:r>
+        <w:rPr>
+          <w:b/>
+          <w:lang w:eastAsia="es-CO"/>
+        </w:rPr>
+        <w:t xml:space="preserve">Perspectiva de </w:t>
+      </w:r>
+      <w:proofErr w:type="spellStart"/>
+      <w:r>
+        <w:rPr>
+          <w:rStyle w:val="Extranjerismo"/>
+          <w:b/>
+          <w:lang w:val="es-CO"/>
+        </w:rPr>
+        <w:t>backcasting</w:t>
+      </w:r>
+      <w:proofErr w:type="spellEnd"/>
+    </w:p>
+    <w:p>
+      <w:pPr>
+        <w:pStyle w:val="Prrafodelista"/>
+        <w:numPr>
+          <w:ilvl w:val="0"/>
+          <w:numId w:val="71"/>
+        </w:numPr>
+        <w:rPr>
+          <w:lang w:eastAsia="es-CO"/>
+        </w:rPr>
+      </w:pPr>
+      <w:proofErr w:type="spellStart"/>
+      <w:r>
+        <w:rPr>
+          <w:rStyle w:val="Extranjerismo"/>
+          <w:lang w:eastAsia="es-CO"/>
+        </w:rPr>
+        <w:t>Backcasting</w:t>
+      </w:r>
+      <w:proofErr w:type="spellEnd"/>
+      <w:r>
+        <w:rPr>
+          <w:lang w:eastAsia="es-CO"/>
+        </w:rPr>
+        <w:t xml:space="preserve"> para los deportes Quindío, se proyecta para lograr:</w:t>
+      </w:r>
+    </w:p>
+    <w:p>
+      <w:pPr>
+        <w:pStyle w:val="Prrafodelista"/>
+        <w:numPr>
+          <w:ilvl w:val="1"/>
+          <w:numId w:val="72"/>
+        </w:numPr>
+        <w:rPr>
+          <w:lang w:eastAsia="es-CO"/>
+        </w:rPr>
+      </w:pPr>
+      <w:r>
+        <w:rPr>
+          <w:lang w:eastAsia="es-CO"/>
+        </w:rPr>
+        <w:t>Año 2020 La Copa</w:t>
+      </w:r>
+    </w:p>
+    <w:p>
+      <w:pPr>
+        <w:pStyle w:val="Prrafodelista"/>
+        <w:numPr>
+          <w:ilvl w:val="1"/>
+          <w:numId w:val="72"/>
+        </w:numPr>
+        <w:rPr>
+          <w:lang w:eastAsia="es-CO"/>
+        </w:rPr>
+      </w:pPr>
+      <w:r>
+        <w:rPr>
+          <w:lang w:eastAsia="es-CO"/>
+        </w:rPr>
+        <w:t>Año 2026 La Liga</w:t>
+      </w:r>
+    </w:p>
+    <w:p>
+      <w:pPr>
+        <w:pStyle w:val="Prrafodelista"/>
+        <w:numPr>
+          <w:ilvl w:val="1"/>
+          <w:numId w:val="72"/>
+        </w:numPr>
+        <w:rPr>
+          <w:lang w:eastAsia="es-CO"/>
+        </w:rPr>
+      </w:pPr>
+      <w:r>
+        <w:rPr>
+          <w:lang w:eastAsia="es-CO"/>
+        </w:rPr>
+        <w:t>Año 2027 Libertadores</w:t>
+      </w:r>
+    </w:p>
+    <w:p>
+      <w:pPr>
+        <w:pStyle w:val="Prrafodelista"/>
+        <w:numPr>
+          <w:ilvl w:val="1"/>
+          <w:numId w:val="72"/>
+        </w:numPr>
+        <w:rPr>
+          <w:lang w:eastAsia="es-CO"/>
+        </w:rPr>
+      </w:pPr>
+      <w:r>
+        <w:rPr>
+          <w:lang w:eastAsia="es-CO"/>
+        </w:rPr>
+        <w:lastRenderedPageBreak/>
+        <w:t>Año 2030 Copa mundial de clubes</w:t>
+      </w:r>
+    </w:p>
+    <w:p>
+      <w:pPr>
+        <w:rPr>
           <w:lang w:eastAsia="es-CO"/>
         </w:rPr>
       </w:pPr>
@@ -3020,14 +3160,7 @@
         <w:rPr>
           <w:lang w:eastAsia="es-CO"/>
         </w:rPr>
-        <w:t xml:space="preserve">El diseño del plan de acción también contribuye al fortalecimiento de las comunidades de práctica, entendidas como grupos que comparten ideas, intercambian </w:t>
-      </w:r>
-      <w:r>
-        <w:rPr>
-          <w:lang w:eastAsia="es-CO"/>
-        </w:rPr>
-        <w:lastRenderedPageBreak/>
-        <w:t>conocimientos, generan soluciones e impulsan procesos de innovación en torno a un propósito común.</w:t>
+        <w:t>El diseño del plan de acción también contribuye al fortalecimiento de las comunidades de práctica, entendidas como grupos que comparten ideas, intercambian conocimientos, generan soluciones e impulsan procesos de innovación en torno a un propósito común.</w:t>
       </w:r>
     </w:p>
     <w:p>
@@ -3107,7 +3240,19 @@
         <w:rPr>
           <w:lang w:eastAsia="es-CO"/>
         </w:rPr>
-        <w:t>Los conceptos OVOP que se trabajan en este taller, ya estudiados anteriormente son:</w:t>
+        <w:t>Los conceptos OVOP que se trabajan en este taller, ya estudiados anteriormente</w:t>
+      </w:r>
+      <w:r>
+        <w:rPr>
+          <w:lang w:eastAsia="es-CO"/>
+        </w:rPr>
+        <w:t>,</w:t>
+      </w:r>
+      <w:r>
+        <w:rPr>
+          <w:lang w:eastAsia="es-CO"/>
+        </w:rPr>
+        <w:t xml:space="preserve"> son:</w:t>
       </w:r>
     </w:p>
     <w:p>
@@ -3201,29 +3346,15 @@
         <w:rPr>
           <w:lang w:eastAsia="es-CO"/>
         </w:rPr>
-        <w:t>Con el fin de orientar de manera estructurada esta fase, se presenta la ficha técnica correspondiente al plan de acción. Esta herramienta describe objetivos, condiciones previas, actividades, tiempos, materiales y metodologías recomendadas para el taller, facilitando la organización del trabajo comunitario y la construcción colaborativa de propuestas innovadoras alineadas con el enfoque OVOP.</w:t>
-      </w:r>
-    </w:p>
-    <w:p>
-      <w:pPr>
-        <w:rPr>
-          <w:lang w:eastAsia="es-CO"/>
-        </w:rPr>
-      </w:pPr>
-    </w:p>
-    <w:p>
-      <w:pPr>
-        <w:rPr>
-          <w:lang w:eastAsia="es-CO"/>
-        </w:rPr>
-      </w:pPr>
-    </w:p>
-    <w:p>
-      <w:pPr>
-        <w:rPr>
-          <w:lang w:eastAsia="es-CO"/>
-        </w:rPr>
-      </w:pPr>
+        <w:t xml:space="preserve">Con el fin de orientar de manera estructurada esta fase, se presenta la ficha técnica correspondiente al plan de acción. Esta herramienta describe objetivos, </w:t>
+      </w:r>
+      <w:r>
+        <w:rPr>
+          <w:lang w:eastAsia="es-CO"/>
+        </w:rPr>
+        <w:lastRenderedPageBreak/>
+        <w:t>condiciones previas, actividades, tiempos, materiales y metodologías recomendadas para el taller, facilitando la organización del trabajo comunitario y la construcción colaborativa de propuestas innovadoras alineadas con el enfoque OVOP.</w:t>
+      </w:r>
     </w:p>
     <w:p>
       <w:pPr>
@@ -3236,7 +3367,6 @@
         <w:rPr>
           <w:lang w:eastAsia="es-CO"/>
         </w:rPr>
-        <w:lastRenderedPageBreak/>
         <w:t>Ficha técnica para la elaboración del Plan de Acción Comunitario</w:t>
       </w:r>
     </w:p>
@@ -3368,7 +3498,19 @@
               <w:rPr>
                 <w:lang w:eastAsia="es-CO"/>
               </w:rPr>
-              <w:t>Objetivo del taller: formular un plan de acción comunitario bajo el enfoque OVOP, el cual será la ruta de trabajo de la iniciativa identificando actividades que permitan alcanzar el sueño colectivo para la revitalización del territorio alrededor del producto OVOP definido.</w:t>
+              <w:t>Objetivo del taller: formular un plan de acción comunitario bajo el enfoque OVOP, el cual será la ruta de trabajo de la iniciativa</w:t>
+            </w:r>
+            <w:r>
+              <w:rPr>
+                <w:lang w:eastAsia="es-CO"/>
+              </w:rPr>
+              <w:t>,</w:t>
+            </w:r>
+            <w:r>
+              <w:rPr>
+                <w:lang w:eastAsia="es-CO"/>
+              </w:rPr>
+              <w:t xml:space="preserve"> identificando actividades que permitan alcanzar el sueño colectivo para la revitalización del territorio alrededor del producto OVOP definido.</w:t>
             </w:r>
           </w:p>
         </w:tc>
@@ -3437,6 +3579,7 @@
               <w:rPr>
                 <w:lang w:eastAsia="es-CO"/>
               </w:rPr>
+              <w:lastRenderedPageBreak/>
               <w:t>Resultados análisis de cadena de valor simple de “Mi Producto” OVOP.</w:t>
             </w:r>
           </w:p>
@@ -3456,8 +3599,33 @@
               <w:rPr>
                 <w:lang w:eastAsia="es-CO"/>
               </w:rPr>
-              <w:lastRenderedPageBreak/>
-              <w:t>Resultados efecto económico múltiple de “Mi Producto” OVOP.</w:t>
+              <w:t>Resultados</w:t>
+            </w:r>
+            <w:r>
+              <w:rPr>
+                <w:lang w:eastAsia="es-CO"/>
+              </w:rPr>
+              <w:t xml:space="preserve"> </w:t>
+            </w:r>
+            <w:proofErr w:type="gramStart"/>
+            <w:r>
+              <w:rPr>
+                <w:lang w:eastAsia="es-CO"/>
+              </w:rPr>
+              <w:t xml:space="preserve">del </w:t>
+            </w:r>
+            <w:r>
+              <w:rPr>
+                <w:lang w:eastAsia="es-CO"/>
+              </w:rPr>
+              <w:t xml:space="preserve"> efecto</w:t>
+            </w:r>
+            <w:proofErr w:type="gramEnd"/>
+            <w:r>
+              <w:rPr>
+                <w:lang w:eastAsia="es-CO"/>
+              </w:rPr>
+              <w:t xml:space="preserve"> económico múltiple de “Mi Producto” OVOP.</w:t>
             </w:r>
           </w:p>
           <w:p>
@@ -3726,11 +3894,11 @@
               </w:rPr>
             </w:pPr>
             <w:r>
-              <w:t xml:space="preserve">Identifiquemos nuestros líderes y actores de cambio: los participantes identifican el tipo de liderazgo con el que se sienten representados, </w:t>
+              <w:t xml:space="preserve">Identifiquemos nuestros líderes y actores de cambio: los participantes </w:t>
             </w:r>
             <w:r>
               <w:lastRenderedPageBreak/>
-              <w:t>escribiéndolo en una tarjeta de color según la categoría. Luego, estas tarjetas se entregan a los líderes de mesa, quienes las organizan en un pliego con tres columnas correspondientes a los tipos de líderes OVOP.</w:t>
+              <w:t>identifican el tipo de liderazgo con el que se sienten representados, escribiéndolo en una tarjeta de color según la categoría. Luego, estas tarjetas se entregan a los líderes de mesa, quienes las organizan en un pliego con tres columnas correspondientes a los tipos de líderes OVOP.</w:t>
             </w:r>
           </w:p>
         </w:tc>
@@ -3763,7 +3931,13 @@
               </w:rPr>
             </w:pPr>
             <w:r>
-              <w:t>Clasificación líderes y actores.</w:t>
+              <w:t xml:space="preserve">Clasificación </w:t>
+            </w:r>
+            <w:r>
+              <w:t xml:space="preserve">de </w:t>
+            </w:r>
+            <w:r>
+              <w:t>líderes y actores.</w:t>
             </w:r>
           </w:p>
         </w:tc>
@@ -3834,11 +4008,11 @@
               </w:rPr>
             </w:pPr>
             <w:r>
-              <w:t xml:space="preserve">Construcción de los objetivos del plan de acción por los tres componentes: los participantes retoman el sueño colectivo y se dividen en grupos según su tipo de liderazgo. Cada grupo trabaja uno de los tres componentes del plan </w:t>
+              <w:t xml:space="preserve">Construcción de los objetivos del plan de acción por los tres componentes: los participantes retoman el sueño colectivo y se dividen en grupos según su </w:t>
             </w:r>
             <w:r>
               <w:lastRenderedPageBreak/>
-              <w:t>de acción: participación e inclusión social, competitividad del producto u organización institucional, según el liderazgo que representan.</w:t>
+              <w:t>tipo de liderazgo. Cada grupo trabaja uno de los tres componentes del plan de acción: participación e inclusión social, competitividad del producto u organización institucional, según el liderazgo que representan.</w:t>
             </w:r>
           </w:p>
         </w:tc>
@@ -3892,11 +4066,11 @@
               </w:rPr>
             </w:pPr>
             <w:r>
-              <w:t xml:space="preserve">Actividades, responsables y tiempos de ejecución del plan de acción comunitario: cada grupo realiza una lluvia de ideas para definir actividades de corto y mediano plazo que permitan alcanzar el objetivo específico. Estas ideas se registran en un pliego de papel previamente dispuesto con los espacios para </w:t>
+              <w:t xml:space="preserve">Actividades, responsables y tiempos de ejecución del plan de acción comunitario: cada grupo realiza una lluvia de ideas para definir actividades de corto y mediano plazo que permitan alcanzar el objetivo específico. Estas ideas se registran en un pliego de papel </w:t>
             </w:r>
             <w:r>
               <w:lastRenderedPageBreak/>
-              <w:t>actividades, responsables y tiempos de ejecución.</w:t>
+              <w:t>previamente dispuesto con los espacios para actividades, responsables y tiempos de ejecución.</w:t>
             </w:r>
           </w:p>
         </w:tc>
@@ -4053,6 +4227,7 @@
               <w:rPr>
                 <w:lang w:eastAsia="es-CO"/>
               </w:rPr>
+              <w:lastRenderedPageBreak/>
               <w:t>Materiales y recursos empleados</w:t>
             </w:r>
           </w:p>
@@ -4103,7 +4278,6 @@
               <w:rPr>
                 <w:lang w:eastAsia="es-CO"/>
               </w:rPr>
-              <w:lastRenderedPageBreak/>
               <w:t>Ejemplo de lista de chequeo de materiales</w:t>
             </w:r>
           </w:p>
@@ -4498,6 +4672,7 @@
               </w:rPr>
             </w:pPr>
             <w:r>
+              <w:lastRenderedPageBreak/>
               <w:t xml:space="preserve">Papel </w:t>
             </w:r>
             <w:r>
@@ -4551,7 +4726,6 @@
               <w:ind w:firstLine="0"/>
             </w:pPr>
             <w:r>
-              <w:lastRenderedPageBreak/>
               <w:t>Hojas en blanco.</w:t>
             </w:r>
           </w:p>
@@ -4958,21 +5132,24 @@
               <w:ind w:firstLine="0"/>
             </w:pPr>
             <w:r>
-              <w:t>Copias igual a # de participantes.</w:t>
-            </w:r>
-          </w:p>
-        </w:tc>
-        <w:tc>
-          <w:tcPr>
-            <w:tcW w:w="3321" w:type="dxa"/>
-          </w:tcPr>
-          <w:p>
-            <w:pPr>
-              <w:ind w:firstLine="0"/>
-            </w:pPr>
-            <w:r>
-              <w:t>Cuestionarios.</w:t>
-            </w:r>
+              <w:t>Copias igual</w:t>
+            </w:r>
+            <w:r>
+              <w:t>es</w:t>
+            </w:r>
+            <w:r>
+              <w:t xml:space="preserve"> a # de participantes.</w:t>
+            </w:r>
+          </w:p>
+        </w:tc>
+        <w:tc>
+          <w:tcPr>
+            <w:tcW w:w="3321" w:type="dxa"/>
+          </w:tcPr>
+          <w:p>
+            <w:pPr>
+              <w:ind w:firstLine="0"/>
+            </w:pPr>
           </w:p>
         </w:tc>
       </w:tr>
@@ -5002,7 +5179,13 @@
               <w:ind w:firstLine="0"/>
             </w:pPr>
             <w:r>
-              <w:t>Copias igual a # de participantes.</w:t>
+              <w:t>Copias igual</w:t>
+            </w:r>
+            <w:r>
+              <w:t>es</w:t>
+            </w:r>
+            <w:r>
+              <w:t xml:space="preserve"> a # de participantes.</w:t>
             </w:r>
           </w:p>
         </w:tc>
@@ -5278,7 +5461,35 @@
           <w:b/>
           <w:lang w:eastAsia="es-CO"/>
         </w:rPr>
-        <w:t>Anexo1.DM_06_Guia_taller_para_la_elaboracion_del_plan_de_accion_OVOP</w:t>
+        <w:t>Anexo</w:t>
+      </w:r>
+      <w:r>
+        <w:rPr>
+          <w:b/>
+          <w:lang w:eastAsia="es-CO"/>
+        </w:rPr>
+        <w:t xml:space="preserve"> </w:t>
+      </w:r>
+      <w:r>
+        <w:rPr>
+          <w:b/>
+          <w:lang w:eastAsia="es-CO"/>
+        </w:rPr>
+        <w:t>1.</w:t>
+      </w:r>
+      <w:r>
+        <w:rPr>
+          <w:b/>
+          <w:lang w:eastAsia="es-CO"/>
+        </w:rPr>
+        <w:t xml:space="preserve"> </w:t>
+      </w:r>
+      <w:r>
+        <w:rPr>
+          <w:b/>
+          <w:lang w:eastAsia="es-CO"/>
+        </w:rPr>
+        <w:t>DM_06_Guia_taller_para_la_elaboracion_del_plan_de_accion_OVOP</w:t>
       </w:r>
       <w:r>
         <w:rPr>
@@ -5304,14 +5515,12 @@
       <w:pPr>
         <w:pStyle w:val="Ttulo2"/>
       </w:pPr>
-      <w:bookmarkStart w:id="5" w:name="_Toc215510490"/>
-      <w:bookmarkStart w:id="6" w:name="_GoBack"/>
-      <w:bookmarkEnd w:id="6"/>
+      <w:bookmarkStart w:id="6" w:name="_Toc215510490"/>
       <w:r>
         <w:lastRenderedPageBreak/>
         <w:t>Guía de Negocio Colectivo para la gestión de Mi Producto OVOP</w:t>
       </w:r>
-      <w:bookmarkEnd w:id="5"/>
+      <w:bookmarkEnd w:id="6"/>
     </w:p>
     <w:p>
       <w:pPr>
@@ -5351,6 +5560,13 @@
         </w:rPr>
         <w:t xml:space="preserve"> territorial.</w:t>
       </w:r>
+    </w:p>
+    <w:p>
+      <w:pPr>
+        <w:rPr>
+          <w:lang w:eastAsia="es-CO"/>
+        </w:rPr>
+      </w:pPr>
     </w:p>
     <w:p>
       <w:pPr>
@@ -5441,13 +5657,6 @@
     <w:p>
       <w:pPr>
         <w:rPr>
-          <w:lang w:eastAsia="es-CO"/>
-        </w:rPr>
-      </w:pPr>
-    </w:p>
-    <w:p>
-      <w:pPr>
-        <w:rPr>
           <w:b/>
           <w:lang w:eastAsia="es-CO"/>
         </w:rPr>
@@ -6103,7 +6312,19 @@
           <w:lang w:eastAsia="es-CO"/>
         </w:rPr>
         <w:lastRenderedPageBreak/>
-        <w:t>El trabajo en equipó genera acciones como:</w:t>
+        <w:t>El trabajo en equip</w:t>
+      </w:r>
+      <w:r>
+        <w:rPr>
+          <w:lang w:eastAsia="es-CO"/>
+        </w:rPr>
+        <w:t>o</w:t>
+      </w:r>
+      <w:r>
+        <w:rPr>
+          <w:lang w:eastAsia="es-CO"/>
+        </w:rPr>
+        <w:t xml:space="preserve"> genera acciones como:</w:t>
       </w:r>
     </w:p>
     <w:p>
@@ -6381,15 +6602,27 @@
     </w:p>
     <w:p>
       <w:pPr>
-        <w:rPr>
-          <w:lang w:eastAsia="es-CO"/>
-        </w:rPr>
-      </w:pPr>
-      <w:r>
-        <w:rPr>
-          <w:lang w:eastAsia="es-CO"/>
-        </w:rPr>
-        <w:t>Negocio individual: corresponde a un emprendimiento con un único dueño responsable de la gestión, los beneficios y los riesgos. Su objetivo principal consiste en minimizar costos y aumentar ingresos para maximizar ganancias.</w:t>
+        <w:pStyle w:val="Prrafodelista"/>
+        <w:numPr>
+          <w:ilvl w:val="0"/>
+          <w:numId w:val="77"/>
+        </w:numPr>
+        <w:rPr>
+          <w:lang w:eastAsia="es-CO"/>
+        </w:rPr>
+      </w:pPr>
+      <w:r>
+        <w:rPr>
+          <w:b/>
+          <w:lang w:eastAsia="es-CO"/>
+        </w:rPr>
+        <w:t>Negocio individual</w:t>
+      </w:r>
+      <w:r>
+        <w:rPr>
+          <w:lang w:eastAsia="es-CO"/>
+        </w:rPr>
+        <w:t>: corresponde a un emprendimiento con un único dueño responsable de la gestión, los beneficios y los riesgos. Su objetivo principal consiste en minimizar costos y aumentar ingresos para maximizar ganancias.</w:t>
       </w:r>
     </w:p>
     <w:p>
@@ -6481,10 +6714,25 @@
     </w:p>
     <w:p>
       <w:pPr>
+        <w:rPr>
+          <w:b/>
+          <w:lang w:eastAsia="es-CO"/>
+        </w:rPr>
+      </w:pPr>
+      <w:r>
+        <w:rPr>
+          <w:b/>
+          <w:lang w:eastAsia="es-CO"/>
+        </w:rPr>
+        <w:t>Representación de un negocio individual</w:t>
+      </w:r>
+    </w:p>
+    <w:p>
+      <w:pPr>
         <w:pStyle w:val="Prrafodelista"/>
         <w:numPr>
           <w:ilvl w:val="0"/>
-          <w:numId w:val="69"/>
+          <w:numId w:val="17"/>
         </w:numPr>
         <w:rPr>
           <w:lang w:eastAsia="es-CO"/>
@@ -6492,6 +6740,121 @@
       </w:pPr>
       <w:r>
         <w:rPr>
+          <w:lang w:eastAsia="es-CO"/>
+        </w:rPr>
+        <w:t>Costos = Minimizar costos</w:t>
+      </w:r>
+    </w:p>
+    <w:p>
+      <w:pPr>
+        <w:pStyle w:val="Prrafodelista"/>
+        <w:numPr>
+          <w:ilvl w:val="1"/>
+          <w:numId w:val="75"/>
+        </w:numPr>
+        <w:rPr>
+          <w:lang w:eastAsia="es-CO"/>
+        </w:rPr>
+      </w:pPr>
+      <w:r>
+        <w:rPr>
+          <w:lang w:eastAsia="es-CO"/>
+        </w:rPr>
+        <w:t>Tr</w:t>
+      </w:r>
+      <w:r>
+        <w:rPr>
+          <w:lang w:eastAsia="es-CO"/>
+        </w:rPr>
+        <w:t>e</w:t>
+      </w:r>
+      <w:r>
+        <w:rPr>
+          <w:lang w:eastAsia="es-CO"/>
+        </w:rPr>
+        <w:t>nzadoras</w:t>
+      </w:r>
+    </w:p>
+    <w:p>
+      <w:pPr>
+        <w:pStyle w:val="Prrafodelista"/>
+        <w:numPr>
+          <w:ilvl w:val="1"/>
+          <w:numId w:val="75"/>
+        </w:numPr>
+        <w:rPr>
+          <w:lang w:eastAsia="es-CO"/>
+        </w:rPr>
+      </w:pPr>
+      <w:r>
+        <w:rPr>
+          <w:lang w:eastAsia="es-CO"/>
+        </w:rPr>
+        <w:t>Cultivadores</w:t>
+      </w:r>
+    </w:p>
+    <w:p>
+      <w:pPr>
+        <w:pStyle w:val="Prrafodelista"/>
+        <w:numPr>
+          <w:ilvl w:val="1"/>
+          <w:numId w:val="75"/>
+        </w:numPr>
+        <w:rPr>
+          <w:lang w:eastAsia="es-CO"/>
+        </w:rPr>
+      </w:pPr>
+      <w:r>
+        <w:rPr>
+          <w:lang w:eastAsia="es-CO"/>
+        </w:rPr>
+        <w:t>Mano de obrar</w:t>
+      </w:r>
+    </w:p>
+    <w:p>
+      <w:pPr>
+        <w:rPr>
+          <w:lang w:eastAsia="es-CO"/>
+        </w:rPr>
+      </w:pPr>
+      <w:r>
+        <w:rPr>
+          <w:lang w:eastAsia="es-CO"/>
+        </w:rPr>
+        <w:t>Todo esto es igual a maximizar mi</w:t>
+      </w:r>
+      <w:r>
+        <w:rPr>
+          <w:lang w:eastAsia="es-CO"/>
+        </w:rPr>
+        <w:t>s</w:t>
+      </w:r>
+      <w:r>
+        <w:rPr>
+          <w:lang w:eastAsia="es-CO"/>
+        </w:rPr>
+        <w:t xml:space="preserve"> ganancias por ende se aumenta los ingresos</w:t>
+      </w:r>
+      <w:r>
+        <w:rPr>
+          <w:lang w:eastAsia="es-CO"/>
+        </w:rPr>
+        <w:t>.</w:t>
+      </w:r>
+    </w:p>
+    <w:p>
+      <w:pPr>
+        <w:pStyle w:val="Prrafodelista"/>
+        <w:numPr>
+          <w:ilvl w:val="0"/>
+          <w:numId w:val="78"/>
+        </w:numPr>
+        <w:rPr>
+          <w:lang w:eastAsia="es-CO"/>
+        </w:rPr>
+      </w:pPr>
+      <w:r>
+        <w:rPr>
           <w:b/>
           <w:lang w:eastAsia="es-CO"/>
         </w:rPr>
@@ -6520,6 +6883,7 @@
         <w:rPr>
           <w:lang w:eastAsia="es-CO"/>
         </w:rPr>
+        <w:lastRenderedPageBreak/>
         <w:t>Pueden integrar un Negocio Colectivo quienes:</w:t>
       </w:r>
     </w:p>
@@ -6633,10 +6997,16 @@
     </w:p>
     <w:p>
       <w:pPr>
+        <w:rPr>
+          <w:lang w:eastAsia="es-CO"/>
+        </w:rPr>
+      </w:pPr>
+    </w:p>
+    <w:p>
+      <w:pPr>
         <w:pStyle w:val="Figura"/>
       </w:pPr>
       <w:r>
-        <w:lastRenderedPageBreak/>
         <w:t>Representación de un Negocio Colectivo</w:t>
       </w:r>
     </w:p>
@@ -6721,6 +7091,184 @@
     <w:p>
       <w:pPr>
         <w:rPr>
+          <w:b/>
+          <w:lang w:eastAsia="es-CO"/>
+        </w:rPr>
+      </w:pPr>
+      <w:r>
+        <w:rPr>
+          <w:b/>
+          <w:lang w:eastAsia="es-CO"/>
+        </w:rPr>
+        <w:t>Representación de un negocio colectivo</w:t>
+      </w:r>
+    </w:p>
+    <w:p>
+      <w:pPr>
+        <w:pStyle w:val="Prrafodelista"/>
+        <w:numPr>
+          <w:ilvl w:val="0"/>
+          <w:numId w:val="17"/>
+        </w:numPr>
+        <w:rPr>
+          <w:lang w:eastAsia="es-CO"/>
+        </w:rPr>
+      </w:pPr>
+      <w:r>
+        <w:rPr>
+          <w:lang w:eastAsia="es-CO"/>
+        </w:rPr>
+        <w:t>Valor</w:t>
+      </w:r>
+    </w:p>
+    <w:p>
+      <w:pPr>
+        <w:pStyle w:val="Prrafodelista"/>
+        <w:numPr>
+          <w:ilvl w:val="1"/>
+          <w:numId w:val="76"/>
+        </w:numPr>
+        <w:rPr>
+          <w:lang w:eastAsia="es-CO"/>
+        </w:rPr>
+      </w:pPr>
+      <w:r>
+        <w:rPr>
+          <w:lang w:eastAsia="es-CO"/>
+        </w:rPr>
+        <w:t>Beneficios individuales</w:t>
+      </w:r>
+    </w:p>
+    <w:p>
+      <w:pPr>
+        <w:pStyle w:val="Prrafodelista"/>
+        <w:numPr>
+          <w:ilvl w:val="1"/>
+          <w:numId w:val="76"/>
+        </w:numPr>
+        <w:rPr>
+          <w:lang w:eastAsia="es-CO"/>
+        </w:rPr>
+      </w:pPr>
+      <w:r>
+        <w:rPr>
+          <w:lang w:eastAsia="es-CO"/>
+        </w:rPr>
+        <w:lastRenderedPageBreak/>
+        <w:t>Trenzadoras</w:t>
+      </w:r>
+    </w:p>
+    <w:p>
+      <w:pPr>
+        <w:pStyle w:val="Prrafodelista"/>
+        <w:numPr>
+          <w:ilvl w:val="1"/>
+          <w:numId w:val="76"/>
+        </w:numPr>
+        <w:rPr>
+          <w:lang w:eastAsia="es-CO"/>
+        </w:rPr>
+      </w:pPr>
+      <w:r>
+        <w:rPr>
+          <w:lang w:eastAsia="es-CO"/>
+        </w:rPr>
+        <w:t>Cultivadores</w:t>
+      </w:r>
+    </w:p>
+    <w:p>
+      <w:pPr>
+        <w:pStyle w:val="Prrafodelista"/>
+        <w:numPr>
+          <w:ilvl w:val="1"/>
+          <w:numId w:val="76"/>
+        </w:numPr>
+        <w:rPr>
+          <w:lang w:eastAsia="es-CO"/>
+        </w:rPr>
+      </w:pPr>
+      <w:r>
+        <w:rPr>
+          <w:lang w:eastAsia="es-CO"/>
+        </w:rPr>
+        <w:t>Mano de obra</w:t>
+      </w:r>
+    </w:p>
+    <w:p>
+      <w:pPr>
+        <w:pStyle w:val="Prrafodelista"/>
+        <w:numPr>
+          <w:ilvl w:val="0"/>
+          <w:numId w:val="17"/>
+        </w:numPr>
+        <w:rPr>
+          <w:lang w:eastAsia="es-CO"/>
+        </w:rPr>
+      </w:pPr>
+      <w:r>
+        <w:rPr>
+          <w:lang w:eastAsia="es-CO"/>
+        </w:rPr>
+        <w:t>Beneficios colectivos</w:t>
+      </w:r>
+    </w:p>
+    <w:p>
+      <w:pPr>
+        <w:pStyle w:val="Prrafodelista"/>
+        <w:numPr>
+          <w:ilvl w:val="1"/>
+          <w:numId w:val="17"/>
+        </w:numPr>
+        <w:rPr>
+          <w:lang w:eastAsia="es-CO"/>
+        </w:rPr>
+      </w:pPr>
+      <w:r>
+        <w:rPr>
+          <w:lang w:eastAsia="es-CO"/>
+        </w:rPr>
+        <w:t>Nuestro negocio colectivo=Maximizar beneficios</w:t>
+      </w:r>
+    </w:p>
+    <w:p>
+      <w:pPr>
+        <w:pStyle w:val="Prrafodelista"/>
+        <w:numPr>
+          <w:ilvl w:val="0"/>
+          <w:numId w:val="17"/>
+        </w:numPr>
+        <w:rPr>
+          <w:lang w:eastAsia="es-CO"/>
+        </w:rPr>
+      </w:pPr>
+      <w:r>
+        <w:rPr>
+          <w:lang w:eastAsia="es-CO"/>
+        </w:rPr>
+        <w:t xml:space="preserve">Ingresos </w:t>
+      </w:r>
+    </w:p>
+    <w:p>
+      <w:pPr>
+        <w:pStyle w:val="Prrafodelista"/>
+        <w:numPr>
+          <w:ilvl w:val="1"/>
+          <w:numId w:val="17"/>
+        </w:numPr>
+        <w:rPr>
+          <w:lang w:eastAsia="es-CO"/>
+        </w:rPr>
+      </w:pPr>
+      <w:r>
+        <w:rPr>
+          <w:lang w:eastAsia="es-CO"/>
+        </w:rPr>
+        <w:t>Aumentar ingresos</w:t>
+      </w:r>
+    </w:p>
+    <w:p>
+      <w:pPr>
+        <w:rPr>
           <w:lang w:eastAsia="es-CO"/>
         </w:rPr>
       </w:pPr>
@@ -6782,20 +7330,20 @@
         <w:rPr>
           <w:lang w:eastAsia="es-CO"/>
         </w:rPr>
+        <w:t>Además, se busca posicionar “Mi Pueblo” a partir de “Mi Producto”, estableciendo una relación directa entre la imagen del territorio (nombre, valores, historia, tesoros, etc.) y las características del producto, con el fin de fortalecer tanto el valor del producto como el del entorno, generando una Marca Territorial basada en el trabajo colectivo.</w:t>
+      </w:r>
+    </w:p>
+    <w:p>
+      <w:pPr>
+        <w:rPr>
+          <w:lang w:eastAsia="es-CO"/>
+        </w:rPr>
+      </w:pPr>
+      <w:r>
+        <w:rPr>
+          <w:lang w:eastAsia="es-CO"/>
+        </w:rPr>
         <w:lastRenderedPageBreak/>
-        <w:t>Además, se busca posicionar “Mi Pueblo” a partir de “Mi Producto”, estableciendo una relación directa entre la imagen del territorio (nombre, valores, historia, tesoros, etc.) y las características del producto, con el fin de fortalecer tanto el valor del producto como el del entorno, generando una Marca Territorial basada en el trabajo colectivo.</w:t>
-      </w:r>
-    </w:p>
-    <w:p>
-      <w:pPr>
-        <w:rPr>
-          <w:lang w:eastAsia="es-CO"/>
-        </w:rPr>
-      </w:pPr>
-      <w:r>
-        <w:rPr>
-          <w:lang w:eastAsia="es-CO"/>
-        </w:rPr>
         <w:t xml:space="preserve">La estructura del Modelo de Negocio Colectivo para la gestión de “Mi Producto” OVOP se expresa en la metodología CANVAS. Este modelo permite representar, de manera gráfica, un modelo de negocio a través de nueve módulos que abarcan cuatro áreas principales: clientes, oferta, infraestructura y viabilidad económica. Para el enfoque OVOP se emplea Lean </w:t>
       </w:r>
       <w:proofErr w:type="spellStart"/>
@@ -7006,88 +7554,80 @@
               <w:rPr>
                 <w:lang w:eastAsia="es-CO"/>
               </w:rPr>
-              <w:t xml:space="preserve">Necesidades, frustraciones y </w:t>
+              <w:t>Necesidades, frustraciones y satisfacciones del cliente.</w:t>
+            </w:r>
+          </w:p>
+        </w:tc>
+        <w:tc>
+          <w:tcPr>
+            <w:tcW w:w="2299" w:type="dxa"/>
+          </w:tcPr>
+          <w:p>
+            <w:pPr>
+              <w:ind w:firstLine="0"/>
+              <w:rPr>
+                <w:lang w:eastAsia="es-CO"/>
+              </w:rPr>
+            </w:pPr>
+            <w:r>
+              <w:rPr>
+                <w:lang w:eastAsia="es-CO"/>
+              </w:rPr>
+              <w:t>SOLUCIÓN</w:t>
+            </w:r>
+          </w:p>
+          <w:p>
+            <w:pPr>
+              <w:ind w:firstLine="0"/>
+              <w:rPr>
+                <w:lang w:eastAsia="es-CO"/>
+              </w:rPr>
+            </w:pPr>
+            <w:r>
+              <w:rPr>
+                <w:lang w:eastAsia="es-CO"/>
+              </w:rPr>
+              <w:t>3 características del producto/servicio.</w:t>
+            </w:r>
+          </w:p>
+        </w:tc>
+        <w:tc>
+          <w:tcPr>
+            <w:tcW w:w="1729" w:type="dxa"/>
+          </w:tcPr>
+          <w:p>
+            <w:pPr>
+              <w:ind w:firstLine="0"/>
+              <w:rPr>
+                <w:lang w:eastAsia="es-CO"/>
+              </w:rPr>
+            </w:pPr>
+            <w:r>
+              <w:rPr>
+                <w:lang w:eastAsia="es-CO"/>
+              </w:rPr>
+              <w:t>PROPUESTA DE VALOR</w:t>
+            </w:r>
+          </w:p>
+          <w:p>
+            <w:pPr>
+              <w:ind w:firstLine="0"/>
+              <w:rPr>
+                <w:lang w:eastAsia="es-CO"/>
+              </w:rPr>
+            </w:pPr>
+            <w:r>
+              <w:rPr>
+                <w:lang w:eastAsia="es-CO"/>
+              </w:rPr>
+              <w:t xml:space="preserve">Una frase clara, simple, sencilla que explique qué te hace especial y cómo vas a </w:t>
             </w:r>
             <w:r>
               <w:rPr>
                 <w:lang w:eastAsia="es-CO"/>
               </w:rPr>
               <w:lastRenderedPageBreak/>
-              <w:t>satisfacciones del cliente.</w:t>
-            </w:r>
-          </w:p>
-        </w:tc>
-        <w:tc>
-          <w:tcPr>
-            <w:tcW w:w="2299" w:type="dxa"/>
-          </w:tcPr>
-          <w:p>
-            <w:pPr>
-              <w:ind w:firstLine="0"/>
-              <w:rPr>
-                <w:lang w:eastAsia="es-CO"/>
-              </w:rPr>
-            </w:pPr>
-            <w:r>
-              <w:rPr>
-                <w:lang w:eastAsia="es-CO"/>
-              </w:rPr>
-              <w:lastRenderedPageBreak/>
-              <w:t>SOLUCIÓN</w:t>
-            </w:r>
-          </w:p>
-          <w:p>
-            <w:pPr>
-              <w:ind w:firstLine="0"/>
-              <w:rPr>
-                <w:lang w:eastAsia="es-CO"/>
-              </w:rPr>
-            </w:pPr>
-            <w:r>
-              <w:rPr>
-                <w:lang w:eastAsia="es-CO"/>
-              </w:rPr>
-              <w:t>3 características del producto/servicio.</w:t>
-            </w:r>
-          </w:p>
-        </w:tc>
-        <w:tc>
-          <w:tcPr>
-            <w:tcW w:w="1729" w:type="dxa"/>
-          </w:tcPr>
-          <w:p>
-            <w:pPr>
-              <w:ind w:firstLine="0"/>
-              <w:rPr>
-                <w:lang w:eastAsia="es-CO"/>
-              </w:rPr>
-            </w:pPr>
-            <w:r>
-              <w:rPr>
-                <w:lang w:eastAsia="es-CO"/>
-              </w:rPr>
-              <w:t>PROPUESTA DE VALOR</w:t>
-            </w:r>
-          </w:p>
-          <w:p>
-            <w:pPr>
-              <w:ind w:firstLine="0"/>
-              <w:rPr>
-                <w:lang w:eastAsia="es-CO"/>
-              </w:rPr>
-            </w:pPr>
-            <w:r>
-              <w:rPr>
-                <w:lang w:eastAsia="es-CO"/>
-              </w:rPr>
-              <w:t xml:space="preserve">Una frase clara, simple, </w:t>
-            </w:r>
-            <w:r>
-              <w:rPr>
-                <w:lang w:eastAsia="es-CO"/>
-              </w:rPr>
-              <w:lastRenderedPageBreak/>
-              <w:t>sencilla que explique qué te hace especial y cómo vas a ayudar a tus clientes a resolver su problema.</w:t>
+              <w:t>ayudar a tus clientes a resolver su problema.</w:t>
             </w:r>
           </w:p>
         </w:tc>
@@ -7154,7 +7694,6 @@
               <w:rPr>
                 <w:lang w:eastAsia="es-CO"/>
               </w:rPr>
-              <w:lastRenderedPageBreak/>
               <w:t>Descripción de los clientes</w:t>
             </w:r>
           </w:p>
@@ -7347,7 +7886,6 @@
               <w:rPr>
                 <w:lang w:eastAsia="es-CO"/>
               </w:rPr>
-              <w:lastRenderedPageBreak/>
               <w:t>ESTRUCTURA DE COSTES</w:t>
             </w:r>
           </w:p>
@@ -7451,6 +7989,7 @@
           <w:b/>
           <w:lang w:eastAsia="es-CO"/>
         </w:rPr>
+        <w:lastRenderedPageBreak/>
         <w:t>Nota</w:t>
       </w:r>
       <w:r>
@@ -7535,14 +8074,7 @@
         <w:rPr>
           <w:lang w:eastAsia="es-CO"/>
         </w:rPr>
-        <w:t xml:space="preserve">Por lo general, este plan incluye una estrategia para toda la organización, una estrategia por división y estrategias por función. En OVOP Colombia, los planes </w:t>
-      </w:r>
-      <w:r>
-        <w:rPr>
-          <w:lang w:eastAsia="es-CO"/>
-        </w:rPr>
-        <w:lastRenderedPageBreak/>
-        <w:t>específicos, además de la estrategia general, se integran en el plan de acción detallado y se complementan con diferentes apoyos del Comité OVOP.</w:t>
+        <w:t>Por lo general, este plan incluye una estrategia para toda la organización, una estrategia por división y estrategias por función. En OVOP Colombia, los planes específicos, además de la estrategia general, se integran en el plan de acción detallado y se complementan con diferentes apoyos del Comité OVOP.</w:t>
       </w:r>
     </w:p>
     <w:p>
@@ -7588,6 +8120,7 @@
         <w:rPr>
           <w:lang w:eastAsia="es-CO"/>
         </w:rPr>
+        <w:lastRenderedPageBreak/>
         <w:t>Colombia cuenta con legislación vigente que permite a los ciudadanos constituir empresas bajo parámetros legales y con el acompañamiento de entidades como las Cámaras de Comercio, Secretarías Económicas, Superintendencias y Ministerios.</w:t>
       </w:r>
     </w:p>
@@ -7669,20 +8202,6 @@
     </w:p>
     <w:p>
       <w:pPr>
-        <w:rPr>
-          <w:lang w:eastAsia="es-CO"/>
-        </w:rPr>
-      </w:pPr>
-    </w:p>
-    <w:p>
-      <w:pPr>
-        <w:rPr>
-          <w:lang w:eastAsia="es-CO"/>
-        </w:rPr>
-      </w:pPr>
-    </w:p>
-    <w:p>
-      <w:pPr>
         <w:pStyle w:val="Tabla"/>
         <w:rPr>
           <w:lang w:eastAsia="es-CO"/>
@@ -7692,7 +8211,6 @@
         <w:rPr>
           <w:lang w:eastAsia="es-CO"/>
         </w:rPr>
-        <w:lastRenderedPageBreak/>
         <w:t>Ficha técnica para el Negocio Colectivo</w:t>
       </w:r>
     </w:p>
@@ -7824,6 +8342,7 @@
               <w:rPr>
                 <w:lang w:eastAsia="es-CO"/>
               </w:rPr>
+              <w:lastRenderedPageBreak/>
               <w:t>Objetivo del taller: plantear un Negocio Colectivo (NC) basado en el enfoque OVOP Colombia.</w:t>
             </w:r>
           </w:p>
@@ -7978,7 +8497,6 @@
               <w:rPr>
                 <w:lang w:eastAsia="es-CO"/>
               </w:rPr>
-              <w:lastRenderedPageBreak/>
               <w:t>Agenda y resultados esperados</w:t>
             </w:r>
           </w:p>
@@ -8132,6 +8650,7 @@
               </w:rPr>
             </w:pPr>
             <w:r>
+              <w:lastRenderedPageBreak/>
               <w:t>Introducción: contextualizar a los participantes acerca de los conceptos de Negocio Colectivo.</w:t>
             </w:r>
           </w:p>
@@ -8285,23 +8804,27 @@
               </w:rPr>
             </w:pPr>
             <w:r>
+              <w:t xml:space="preserve">Plan de Gestión: el proceso de creación implica analizar la situación actual, examinar exhaustivamente las direcciones y opciones de la estrategia, seleccionar la que se </w:t>
+            </w:r>
+            <w:r>
               <w:lastRenderedPageBreak/>
-              <w:t>Plan de Gestión: el proceso de creación implica analizar la situación actual, examinar exhaustivamente las direcciones y opciones de la estrategia, seleccionar la que se considere más efectiva y determinar los planes de acción claves.</w:t>
-            </w:r>
-          </w:p>
-        </w:tc>
-        <w:tc>
-          <w:tcPr>
-            <w:tcW w:w="3321" w:type="dxa"/>
-          </w:tcPr>
-          <w:p>
-            <w:pPr>
-              <w:ind w:firstLine="0"/>
-              <w:rPr>
-                <w:lang w:eastAsia="es-CO"/>
-              </w:rPr>
-            </w:pPr>
-            <w:r>
+              <w:t>considere más efectiva y determinar los planes de acción claves.</w:t>
+            </w:r>
+          </w:p>
+        </w:tc>
+        <w:tc>
+          <w:tcPr>
+            <w:tcW w:w="3321" w:type="dxa"/>
+          </w:tcPr>
+          <w:p>
+            <w:pPr>
+              <w:ind w:firstLine="0"/>
+              <w:rPr>
+                <w:lang w:eastAsia="es-CO"/>
+              </w:rPr>
+            </w:pPr>
+            <w:r>
+              <w:lastRenderedPageBreak/>
               <w:t>45 minutos</w:t>
             </w:r>
           </w:p>
@@ -8465,7 +8988,6 @@
               <w:ind w:firstLine="0"/>
             </w:pPr>
             <w:r>
-              <w:lastRenderedPageBreak/>
               <w:t>Ejemplo de lista de chequeo de materiales</w:t>
             </w:r>
           </w:p>
@@ -8627,6 +9149,7 @@
               <w:ind w:firstLine="0"/>
             </w:pPr>
             <w:r>
+              <w:lastRenderedPageBreak/>
               <w:t>Marcador punta gruesa.</w:t>
             </w:r>
           </w:p>
@@ -8835,7 +9358,6 @@
               <w:ind w:firstLine="0"/>
             </w:pPr>
             <w:r>
-              <w:lastRenderedPageBreak/>
               <w:t>Hojas en blanco.</w:t>
             </w:r>
           </w:p>
@@ -8991,6 +9513,7 @@
               <w:ind w:firstLine="0"/>
             </w:pPr>
             <w:r>
+              <w:lastRenderedPageBreak/>
               <w:t>Mapa en blanco.</w:t>
             </w:r>
           </w:p>
@@ -9228,7 +9751,6 @@
               <w:ind w:firstLine="0"/>
             </w:pPr>
             <w:r>
-              <w:lastRenderedPageBreak/>
               <w:t>Cuestionarios.</w:t>
             </w:r>
           </w:p>
@@ -9242,7 +9764,13 @@
               <w:ind w:firstLine="0"/>
             </w:pPr>
             <w:r>
-              <w:t>Copias igual a # de participantes.</w:t>
+              <w:t>Copias igual</w:t>
+            </w:r>
+            <w:r>
+              <w:t>es</w:t>
+            </w:r>
+            <w:r>
+              <w:t xml:space="preserve"> a # de participantes.</w:t>
             </w:r>
           </w:p>
         </w:tc>
@@ -9280,7 +9808,13 @@
               <w:ind w:firstLine="0"/>
             </w:pPr>
             <w:r>
-              <w:t>Copias igual a # de participantes.</w:t>
+              <w:t>Copias igual</w:t>
+            </w:r>
+            <w:r>
+              <w:t>es</w:t>
+            </w:r>
+            <w:r>
+              <w:t xml:space="preserve"> a # de participantes.</w:t>
             </w:r>
           </w:p>
         </w:tc>
@@ -9407,6 +9941,7 @@
               <w:ind w:firstLine="0"/>
             </w:pPr>
             <w:r>
+              <w:lastRenderedPageBreak/>
               <w:t>Después del taller</w:t>
             </w:r>
           </w:p>
@@ -9481,7 +10016,6 @@
               <w:ind w:left="313"/>
             </w:pPr>
             <w:r>
-              <w:lastRenderedPageBreak/>
               <w:t>Dificultades y aciertos.</w:t>
             </w:r>
           </w:p>
@@ -9534,7 +10068,11 @@
               <w:ind w:left="313"/>
             </w:pPr>
             <w:r>
-              <w:t>Compartir esta información con los asistentes para recibir su retroalimentación. Esto se puede realizar vía correo electrónico, en cartelera pública si es posible o en la siguiente reunión.</w:t>
+              <w:t xml:space="preserve">Compartir esta información con los asistentes para recibir </w:t>
+            </w:r>
+            <w:r>
+              <w:lastRenderedPageBreak/>
+              <w:t>su retroalimentación. Esto se puede realizar vía correo electrónico, en cartelera pública si es posible o en la siguiente reunión.</w:t>
             </w:r>
           </w:p>
         </w:tc>
@@ -9584,43 +10122,77 @@
           <w:b/>
           <w:lang w:eastAsia="es-CO"/>
         </w:rPr>
+        <w:t>Anexo</w:t>
+      </w:r>
+      <w:r>
+        <w:rPr>
+          <w:b/>
+          <w:lang w:eastAsia="es-CO"/>
+        </w:rPr>
+        <w:t xml:space="preserve"> </w:t>
+      </w:r>
+      <w:r>
+        <w:rPr>
+          <w:b/>
+          <w:lang w:eastAsia="es-CO"/>
+        </w:rPr>
+        <w:t>2.</w:t>
+      </w:r>
+      <w:r>
+        <w:rPr>
+          <w:b/>
+          <w:lang w:eastAsia="es-CO"/>
+        </w:rPr>
+        <w:t xml:space="preserve"> </w:t>
+      </w:r>
+      <w:r>
+        <w:rPr>
+          <w:b/>
+          <w:lang w:eastAsia="es-CO"/>
+        </w:rPr>
+        <w:t>DM_07_Guia_de_Negocio_Colectivo_para_la_gestion_de_Mi_Producto_OVOP</w:t>
+      </w:r>
+      <w:r>
+        <w:rPr>
+          <w:lang w:eastAsia="es-CO"/>
+        </w:rPr>
+        <w:t xml:space="preserve">, </w:t>
+      </w:r>
+      <w:r>
+        <w:rPr>
+          <w:lang w:eastAsia="es-CO"/>
+        </w:rPr>
+        <w:t>ubicado en la carpeta anexos.</w:t>
+      </w:r>
+    </w:p>
+    <w:p>
+      <w:pPr>
+        <w:pStyle w:val="Ttulo2"/>
+      </w:pPr>
+      <w:bookmarkStart w:id="7" w:name="_Toc215510491"/>
+      <w:r>
+        <w:t>Guía para el análisis de actores</w:t>
+      </w:r>
+      <w:bookmarkEnd w:id="7"/>
+    </w:p>
+    <w:p>
+      <w:pPr>
+        <w:rPr>
+          <w:lang w:eastAsia="es-CO"/>
+        </w:rPr>
+      </w:pPr>
+      <w:r>
+        <w:rPr>
+          <w:lang w:eastAsia="es-CO"/>
+        </w:rPr>
+        <w:t xml:space="preserve">Para continuar con el desarrollo del modelo de Negocio Colectivo, resulta pertinente avanzar hacia un análisis más profundo que permita comprender las dinámicas del territorio y los actores que influyen en el proceso de consolidación de la iniciativa. En esta etapa, el análisis de actores ofrece insumos conceptuales y metodológicos esenciales para identificar, clasificar y seleccionar a los actores clave vinculados al enfoque OVOP Colombia. Su aplicación permite reconocer quiénes participan en la iniciativa, las acciones que desarrollan, las relaciones que mantienen y </w:t>
+      </w:r>
+      <w:r>
+        <w:rPr>
+          <w:lang w:eastAsia="es-CO"/>
+        </w:rPr>
         <w:lastRenderedPageBreak/>
-        <w:t>Anexo2.DM_07_Guia_de_Negocio_Colectivo_para_la_gestion_de_Mi_Producto_OVOP</w:t>
-      </w:r>
-      <w:r>
-        <w:rPr>
-          <w:lang w:eastAsia="es-CO"/>
-        </w:rPr>
-        <w:t xml:space="preserve">, </w:t>
-      </w:r>
-      <w:r>
-        <w:rPr>
-          <w:lang w:eastAsia="es-CO"/>
-        </w:rPr>
-        <w:t>ubicado en la carpeta anexos.</w:t>
-      </w:r>
-    </w:p>
-    <w:p>
-      <w:pPr>
-        <w:pStyle w:val="Ttulo2"/>
-      </w:pPr>
-      <w:bookmarkStart w:id="7" w:name="_Toc215510491"/>
-      <w:r>
-        <w:t>Guía para el análisis de actores</w:t>
-      </w:r>
-      <w:bookmarkEnd w:id="7"/>
-    </w:p>
-    <w:p>
-      <w:pPr>
-        <w:rPr>
-          <w:lang w:eastAsia="es-CO"/>
-        </w:rPr>
-      </w:pPr>
-      <w:r>
-        <w:rPr>
-          <w:lang w:eastAsia="es-CO"/>
-        </w:rPr>
-        <w:t>Para continuar con el desarrollo del modelo de Negocio Colectivo, resulta pertinente avanzar hacia un análisis más profundo que permita comprender las dinámicas del territorio y los actores que influyen en el proceso de consolidación de la iniciativa. En esta etapa, el análisis de actores ofrece insumos conceptuales y metodológicos esenciales para identificar, clasificar y seleccionar a los actores clave vinculados al enfoque OVOP Colombia. Su aplicación permite reconocer quiénes participan en la iniciativa, las acciones que desarrollan, las relaciones que mantienen y el nivel de influencia que ejercen sobre la formulación, implementación y sostenibilidad del proyecto.</w:t>
+        <w:t>el nivel de influencia que ejercen sobre la formulación, implementación y sostenibilidad del proyecto.</w:t>
       </w:r>
     </w:p>
     <w:p>
@@ -9700,7 +10272,6 @@
         <w:rPr>
           <w:lang w:eastAsia="es-CO"/>
         </w:rPr>
-        <w:lastRenderedPageBreak/>
         <w:t>El análisis de la dinámica relacional entre los actores y su impacto sobre la iniciativa.</w:t>
       </w:r>
     </w:p>
@@ -9781,6 +10352,7 @@
         <w:rPr>
           <w:lang w:eastAsia="es-CO"/>
         </w:rPr>
+        <w:lastRenderedPageBreak/>
         <w:t>Para orientar esta fase, se presenta la ficha técnica correspondiente al análisis de actores. Esta herramienta describe las acciones necesarias alineadas con el enfoque OVOP.</w:t>
       </w:r>
     </w:p>
@@ -9926,14 +10498,7 @@
               <w:rPr>
                 <w:lang w:eastAsia="es-CO"/>
               </w:rPr>
-              <w:t xml:space="preserve">Objetivo del taller: realizar un mapeo de actores que permita identificar aliados </w:t>
-            </w:r>
-            <w:r>
-              <w:rPr>
-                <w:lang w:eastAsia="es-CO"/>
-              </w:rPr>
-              <w:lastRenderedPageBreak/>
-              <w:t>estratégicos para el desarrollo del plan de acción.</w:t>
+              <w:t>Objetivo del taller: realizar un mapeo de actores que permita identificar aliados estratégicos para el desarrollo del plan de acción.</w:t>
             </w:r>
           </w:p>
         </w:tc>
@@ -10097,6 +10662,7 @@
               </w:rPr>
             </w:pPr>
             <w:r>
+              <w:lastRenderedPageBreak/>
               <w:t>Actividad</w:t>
             </w:r>
           </w:p>
@@ -10218,7 +10784,6 @@
               <w:rPr>
                 <w:lang w:eastAsia="es-CO"/>
               </w:rPr>
-              <w:lastRenderedPageBreak/>
               <w:t>Planeación participativa.</w:t>
             </w:r>
           </w:p>
@@ -10292,7 +10857,6 @@
               </w:rPr>
             </w:pPr>
             <w:r>
-              <w:lastRenderedPageBreak/>
               <w:t>30 minutos</w:t>
             </w:r>
           </w:p>
@@ -10368,6 +10932,7 @@
               <w:rPr>
                 <w:lang w:eastAsia="es-CO"/>
               </w:rPr>
+              <w:lastRenderedPageBreak/>
               <w:t>Ubicarlos en el esquema propuesto según su naturaleza (privada, asociación, mixta o pública) y rango de acción (local, departamental, regional, nacional, internacional).</w:t>
             </w:r>
           </w:p>
@@ -10384,6 +10949,7 @@
               </w:rPr>
             </w:pPr>
             <w:r>
+              <w:lastRenderedPageBreak/>
               <w:t>45 minutos</w:t>
             </w:r>
           </w:p>
@@ -10422,7 +10988,6 @@
               </w:rPr>
             </w:pPr>
             <w:r>
-              <w:lastRenderedPageBreak/>
               <w:t>Receso.</w:t>
             </w:r>
           </w:p>
@@ -10560,13 +11125,8 @@
               </w:rPr>
             </w:pPr>
             <w:r>
-              <w:t xml:space="preserve">Listado de actores con datos </w:t>
-            </w:r>
-            <w:proofErr w:type="gramStart"/>
-            <w:r>
-              <w:t>básicos .</w:t>
-            </w:r>
-            <w:proofErr w:type="gramEnd"/>
+              <w:t>Listado de actores con datos básicos.</w:t>
+            </w:r>
           </w:p>
         </w:tc>
       </w:tr>
@@ -10583,6 +11143,7 @@
               </w:rPr>
             </w:pPr>
             <w:r>
+              <w:lastRenderedPageBreak/>
               <w:t>Retroalimentación y cierre del taller.</w:t>
             </w:r>
           </w:p>
@@ -10780,7 +11341,6 @@
               </w:rPr>
             </w:pPr>
             <w:r>
-              <w:lastRenderedPageBreak/>
               <w:t>Tarjetas de cartulina.</w:t>
             </w:r>
           </w:p>
@@ -11031,6 +11591,7 @@
               </w:rPr>
             </w:pPr>
             <w:r>
+              <w:lastRenderedPageBreak/>
               <w:t>Rótulos adhesivos.</w:t>
             </w:r>
           </w:p>
@@ -11237,7 +11798,6 @@
               <w:rPr>
                 <w:lang w:eastAsia="es-CO"/>
               </w:rPr>
-              <w:lastRenderedPageBreak/>
               <w:t>Ejemplo de lista de chequeo de impresiones</w:t>
             </w:r>
           </w:p>
@@ -11526,6 +12086,7 @@
               </w:rPr>
             </w:pPr>
             <w:r>
+              <w:lastRenderedPageBreak/>
               <w:t>Formato de calendario.</w:t>
             </w:r>
           </w:p>
@@ -11639,7 +12200,13 @@
               </w:rPr>
             </w:pPr>
             <w:r>
-              <w:t>Copias igual a # de participantes.</w:t>
+              <w:t>Copias igual</w:t>
+            </w:r>
+            <w:r>
+              <w:t>es</w:t>
+            </w:r>
+            <w:r>
+              <w:t xml:space="preserve"> a # de participantes.</w:t>
             </w:r>
           </w:p>
         </w:tc>
@@ -11686,7 +12253,13 @@
               </w:rPr>
             </w:pPr>
             <w:r>
-              <w:t>Copias igual a # de participantes.</w:t>
+              <w:t>Copias igual</w:t>
+            </w:r>
+            <w:r>
+              <w:t>es</w:t>
+            </w:r>
+            <w:r>
+              <w:t xml:space="preserve"> a # de participantes.</w:t>
             </w:r>
           </w:p>
         </w:tc>
@@ -11723,7 +12296,6 @@
               <w:rPr>
                 <w:lang w:eastAsia="es-CO"/>
               </w:rPr>
-              <w:lastRenderedPageBreak/>
               <w:t>Metodologías sugeridas</w:t>
             </w:r>
           </w:p>
@@ -11776,7 +12348,19 @@
               <w:rPr>
                 <w:lang w:eastAsia="es-CO"/>
               </w:rPr>
-              <w:t>Análisis de actores.</w:t>
+              <w:t xml:space="preserve">Análisis de </w:t>
+            </w:r>
+            <w:r>
+              <w:rPr>
+                <w:lang w:eastAsia="es-CO"/>
+              </w:rPr>
+              <w:t>ideas</w:t>
+            </w:r>
+            <w:r>
+              <w:rPr>
+                <w:lang w:eastAsia="es-CO"/>
+              </w:rPr>
+              <w:t>.</w:t>
             </w:r>
           </w:p>
         </w:tc>
@@ -11892,6 +12476,7 @@
               <w:rPr>
                 <w:lang w:eastAsia="es-CO"/>
               </w:rPr>
+              <w:lastRenderedPageBreak/>
               <w:t>Lista de asistencia.</w:t>
             </w:r>
           </w:p>
@@ -11987,7 +12572,6 @@
               <w:rPr>
                 <w:lang w:eastAsia="es-CO"/>
               </w:rPr>
-              <w:lastRenderedPageBreak/>
               <w:t>Revisar la evaluación del taller y establecer acciones de mejora.</w:t>
             </w:r>
           </w:p>
@@ -12049,6 +12633,7 @@
         <w:rPr>
           <w:lang w:eastAsia="es-CO"/>
         </w:rPr>
+        <w:lastRenderedPageBreak/>
         <w:t xml:space="preserve">Con el fin de fortalecer los conocimientos y orientar el desarrollo práctico de esta fase, se recomienda consultar el documento: </w:t>
       </w:r>
       <w:r>
@@ -12056,7 +12641,35 @@
           <w:b/>
           <w:lang w:eastAsia="es-CO"/>
         </w:rPr>
-        <w:t>Anexo3.DM_08_Guia_para_analisis_de_actores</w:t>
+        <w:t>Anexo</w:t>
+      </w:r>
+      <w:r>
+        <w:rPr>
+          <w:b/>
+          <w:lang w:eastAsia="es-CO"/>
+        </w:rPr>
+        <w:t xml:space="preserve"> </w:t>
+      </w:r>
+      <w:r>
+        <w:rPr>
+          <w:b/>
+          <w:lang w:eastAsia="es-CO"/>
+        </w:rPr>
+        <w:t>3.</w:t>
+      </w:r>
+      <w:r>
+        <w:rPr>
+          <w:b/>
+          <w:lang w:eastAsia="es-CO"/>
+        </w:rPr>
+        <w:t xml:space="preserve"> </w:t>
+      </w:r>
+      <w:r>
+        <w:rPr>
+          <w:b/>
+          <w:lang w:eastAsia="es-CO"/>
+        </w:rPr>
+        <w:t>DM_08_Guia_para_analisis_de_actores</w:t>
       </w:r>
       <w:r>
         <w:rPr>
@@ -12097,14 +12710,7 @@
         <w:rPr>
           <w:lang w:eastAsia="es-CO"/>
         </w:rPr>
-        <w:t xml:space="preserve">La Guía de Estrategia de Marca Territorial, ofrece orientaciones conceptuales y metodológicas para comprender la Marca Territorial como una herramienta clave para promover cooperación orgánica entre instituciones, comunidades y actores del desarrollo local. Su propósito es fortalecer la articulación departamental y orientar la </w:t>
-      </w:r>
-      <w:r>
-        <w:rPr>
-          <w:lang w:eastAsia="es-CO"/>
-        </w:rPr>
-        <w:lastRenderedPageBreak/>
-        <w:t>realización de talleres que permitan consolidar una estrategia de marca coherente con los principios del enfoque OVOP Colombia.</w:t>
+        <w:t>La Guía de Estrategia de Marca Territorial, ofrece orientaciones conceptuales y metodológicas para comprender la Marca Territorial como una herramienta clave para promover cooperación orgánica entre instituciones, comunidades y actores del desarrollo local. Su propósito es fortalecer la articulación departamental y orientar la realización de talleres que permitan consolidar una estrategia de marca coherente con los principios del enfoque OVOP Colombia.</w:t>
       </w:r>
     </w:p>
     <w:p>
@@ -12156,14 +12762,12 @@
         </w:rPr>
         <w:t xml:space="preserve"> (AMA), una marca corresponde a un nombre, término, señal, símbolo o diseño que identifica productos y servicios y </w:t>
       </w:r>
-      <w:proofErr w:type="gramStart"/>
-      <w:r>
-        <w:rPr>
-          <w:lang w:eastAsia="es-CO"/>
-        </w:rPr>
-        <w:t>los diferencia</w:t>
-      </w:r>
-      <w:proofErr w:type="gramEnd"/>
+      <w:r>
+        <w:rPr>
+          <w:lang w:eastAsia="es-CO"/>
+        </w:rPr>
+        <w:t>la diferencia</w:t>
+      </w:r>
       <w:r>
         <w:rPr>
           <w:lang w:eastAsia="es-CO"/>
@@ -12273,6 +12877,7 @@
           <w:b/>
           <w:lang w:eastAsia="es-CO"/>
         </w:rPr>
+        <w:lastRenderedPageBreak/>
         <w:t>Estrategia de Marca Territorial</w:t>
       </w:r>
       <w:r>
@@ -12288,25 +12893,10 @@
           <w:lang w:eastAsia="es-CO"/>
         </w:rPr>
       </w:pPr>
-    </w:p>
-    <w:p>
-      <w:pPr>
-        <w:rPr>
-          <w:lang w:eastAsia="es-CO"/>
-        </w:rPr>
-      </w:pPr>
-    </w:p>
-    <w:p>
-      <w:pPr>
-        <w:rPr>
-          <w:lang w:eastAsia="es-CO"/>
-        </w:rPr>
-      </w:pPr>
-      <w:r>
-        <w:rPr>
-          <w:lang w:eastAsia="es-CO"/>
-        </w:rPr>
-        <w:lastRenderedPageBreak/>
+      <w:r>
+        <w:rPr>
+          <w:lang w:eastAsia="es-CO"/>
+        </w:rPr>
         <w:t>La implementación de la estrategia se desarrolla en tres etapas principales:</w:t>
       </w:r>
     </w:p>
@@ -12503,6 +13093,7 @@
           <w:b/>
           <w:lang w:eastAsia="es-CO"/>
         </w:rPr>
+        <w:lastRenderedPageBreak/>
         <w:t>Nivel de estrategia y/o política</w:t>
       </w:r>
       <w:r>
@@ -12594,7 +13185,6 @@
         <w:rPr>
           <w:lang w:eastAsia="es-CO"/>
         </w:rPr>
-        <w:lastRenderedPageBreak/>
         <w:t>Planificar el esquema general de la estrategia de Marca Territorial.</w:t>
       </w:r>
     </w:p>
@@ -12771,6 +13361,7 @@
               <w:rPr>
                 <w:lang w:eastAsia="es-CO"/>
               </w:rPr>
+              <w:lastRenderedPageBreak/>
               <w:t>Objetivo del taller: crear la Estrategia de Marca Territorial.</w:t>
             </w:r>
           </w:p>
@@ -12878,14 +13469,7 @@
               <w:rPr>
                 <w:lang w:eastAsia="es-CO"/>
               </w:rPr>
-              <w:t xml:space="preserve">Mi Producto local (un producto o servicio local </w:t>
-            </w:r>
-            <w:r>
-              <w:rPr>
-                <w:lang w:eastAsia="es-CO"/>
-              </w:rPr>
-              <w:lastRenderedPageBreak/>
-              <w:t>en el que han decidido trabajar primero).</w:t>
+              <w:t>Mi Producto local (un producto o servicio local en el que han decidido trabajar primero).</w:t>
             </w:r>
           </w:p>
           <w:p>
@@ -13018,6 +13602,7 @@
               </w:rPr>
             </w:pPr>
             <w:r>
+              <w:lastRenderedPageBreak/>
               <w:t>Actividad</w:t>
             </w:r>
           </w:p>
@@ -13123,27 +13708,22 @@
               </w:rPr>
             </w:pPr>
             <w:r>
-              <w:t xml:space="preserve">Introducción: se recomienda que el orientador examine los contenidos de la aplicación a la comunidad real de acuerdo con las diversas situaciones del </w:t>
-            </w:r>
-            <w:r>
-              <w:lastRenderedPageBreak/>
-              <w:t>departamento y la comunidad.</w:t>
-            </w:r>
-          </w:p>
-        </w:tc>
-        <w:tc>
-          <w:tcPr>
-            <w:tcW w:w="3321" w:type="dxa"/>
-          </w:tcPr>
-          <w:p>
-            <w:pPr>
-              <w:ind w:firstLine="0"/>
-              <w:rPr>
-                <w:lang w:eastAsia="es-CO"/>
-              </w:rPr>
-            </w:pPr>
-            <w:r>
-              <w:lastRenderedPageBreak/>
+              <w:t>Introducción: se recomienda que el orientador examine los contenidos de la aplicación a la comunidad real de acuerdo con las diversas situaciones del departamento y la comunidad.</w:t>
+            </w:r>
+          </w:p>
+        </w:tc>
+        <w:tc>
+          <w:tcPr>
+            <w:tcW w:w="3321" w:type="dxa"/>
+          </w:tcPr>
+          <w:p>
+            <w:pPr>
+              <w:ind w:firstLine="0"/>
+              <w:rPr>
+                <w:lang w:eastAsia="es-CO"/>
+              </w:rPr>
+            </w:pPr>
+            <w:r>
               <w:t>20 minutos</w:t>
             </w:r>
           </w:p>
@@ -13231,6 +13811,7 @@
               </w:rPr>
             </w:pPr>
             <w:r>
+              <w:lastRenderedPageBreak/>
               <w:t>Implementar la educación interna sobre marca: explicar a lo que apunta la estrategia de marca, mejora de valor de marca y ejemplos específicos de acciones.</w:t>
             </w:r>
           </w:p>
@@ -13308,27 +13889,22 @@
               </w:rPr>
             </w:pPr>
             <w:r>
-              <w:t xml:space="preserve">Reconocer la situación actual dentro y fuera del territorio: a partir de los </w:t>
-            </w:r>
-            <w:r>
-              <w:lastRenderedPageBreak/>
-              <w:t>productos OVOP del departamento.</w:t>
-            </w:r>
-          </w:p>
-        </w:tc>
-        <w:tc>
-          <w:tcPr>
-            <w:tcW w:w="3321" w:type="dxa"/>
-          </w:tcPr>
-          <w:p>
-            <w:pPr>
-              <w:ind w:firstLine="0"/>
-              <w:rPr>
-                <w:lang w:eastAsia="es-CO"/>
-              </w:rPr>
-            </w:pPr>
-            <w:r>
-              <w:lastRenderedPageBreak/>
+              <w:t>Reconocer la situación actual dentro y fuera del territorio: a partir de los productos OVOP del departamento.</w:t>
+            </w:r>
+          </w:p>
+        </w:tc>
+        <w:tc>
+          <w:tcPr>
+            <w:tcW w:w="3321" w:type="dxa"/>
+          </w:tcPr>
+          <w:p>
+            <w:pPr>
+              <w:ind w:firstLine="0"/>
+              <w:rPr>
+                <w:lang w:eastAsia="es-CO"/>
+              </w:rPr>
+            </w:pPr>
+            <w:r>
               <w:t>30 minutos</w:t>
             </w:r>
           </w:p>
@@ -13366,22 +13942,27 @@
               </w:rPr>
             </w:pPr>
             <w:r>
-              <w:t>Planificar el esquema general de la Estrategia de Marca Territorial: explicar la importancia y el efecto de establecer un marco amplio para la estrategia de marca, centrándose en el concepto de marca.</w:t>
-            </w:r>
-          </w:p>
-        </w:tc>
-        <w:tc>
-          <w:tcPr>
-            <w:tcW w:w="3321" w:type="dxa"/>
-          </w:tcPr>
-          <w:p>
-            <w:pPr>
-              <w:ind w:firstLine="0"/>
-              <w:rPr>
-                <w:lang w:eastAsia="es-CO"/>
-              </w:rPr>
-            </w:pPr>
-            <w:r>
+              <w:t xml:space="preserve">Planificar el esquema general de la Estrategia de Marca Territorial: explicar la importancia y el efecto de establecer un marco amplio para la estrategia </w:t>
+            </w:r>
+            <w:r>
+              <w:lastRenderedPageBreak/>
+              <w:t>de marca, centrándose en el concepto de marca.</w:t>
+            </w:r>
+          </w:p>
+        </w:tc>
+        <w:tc>
+          <w:tcPr>
+            <w:tcW w:w="3321" w:type="dxa"/>
+          </w:tcPr>
+          <w:p>
+            <w:pPr>
+              <w:ind w:firstLine="0"/>
+              <w:rPr>
+                <w:lang w:eastAsia="es-CO"/>
+              </w:rPr>
+            </w:pPr>
+            <w:r>
+              <w:lastRenderedPageBreak/>
               <w:t>30 minutos</w:t>
             </w:r>
           </w:p>
@@ -13522,7 +14103,6 @@
               <w:rPr>
                 <w:lang w:eastAsia="es-CO"/>
               </w:rPr>
-              <w:lastRenderedPageBreak/>
               <w:t>Materiales y recursos empleados</w:t>
             </w:r>
           </w:p>
@@ -13717,6 +14297,7 @@
               <w:rPr>
                 <w:rStyle w:val="Extranjerismo"/>
               </w:rPr>
+              <w:lastRenderedPageBreak/>
               <w:t>Post-it</w:t>
             </w:r>
             <w:r>
@@ -13955,7 +14536,6 @@
               <w:ind w:firstLine="0"/>
             </w:pPr>
             <w:r>
-              <w:lastRenderedPageBreak/>
               <w:t xml:space="preserve">Papel </w:t>
             </w:r>
             <w:r>
@@ -14173,6 +14753,7 @@
               <w:ind w:firstLine="0"/>
             </w:pPr>
             <w:r>
+              <w:lastRenderedPageBreak/>
               <w:t>Mapa en blanco.</w:t>
             </w:r>
           </w:p>
@@ -14428,7 +15009,6 @@
               <w:ind w:firstLine="0"/>
             </w:pPr>
             <w:r>
-              <w:lastRenderedPageBreak/>
               <w:t>Cuestionarios.</w:t>
             </w:r>
           </w:p>
@@ -14442,7 +15022,13 @@
               <w:ind w:firstLine="0"/>
             </w:pPr>
             <w:r>
-              <w:t>Copias igual a # de participantes.</w:t>
+              <w:t>Copias igual</w:t>
+            </w:r>
+            <w:r>
+              <w:t>es</w:t>
+            </w:r>
+            <w:r>
+              <w:t xml:space="preserve"> a # de participantes.</w:t>
             </w:r>
           </w:p>
         </w:tc>
@@ -14486,7 +15072,13 @@
               <w:ind w:firstLine="0"/>
             </w:pPr>
             <w:r>
-              <w:t>Copias igual a # de participantes.</w:t>
+              <w:t>Copias igual</w:t>
+            </w:r>
+            <w:r>
+              <w:t>es</w:t>
+            </w:r>
+            <w:r>
+              <w:t xml:space="preserve"> a # de participantes.</w:t>
             </w:r>
           </w:p>
         </w:tc>
@@ -14573,6 +15165,7 @@
               <w:ind w:left="454"/>
             </w:pPr>
             <w:r>
+              <w:lastRenderedPageBreak/>
               <w:t xml:space="preserve">Cartografía de Valor (OVOP </w:t>
             </w:r>
             <w:proofErr w:type="spellStart"/>
@@ -14723,7 +15316,6 @@
               <w:ind w:firstLine="0"/>
             </w:pPr>
             <w:r>
-              <w:lastRenderedPageBreak/>
               <w:t>Digitar y organizar los resultados del taller. También se sugiere elaborar un informe ejecutivo del taller que contenga la siguiente información:</w:t>
             </w:r>
           </w:p>
@@ -14750,6 +15342,7 @@
               <w:ind w:left="313"/>
             </w:pPr>
             <w:r>
+              <w:lastRenderedPageBreak/>
               <w:t>Dinámica del taller.</w:t>
             </w:r>
           </w:p>
@@ -14815,11 +15408,7 @@
               <w:ind w:left="313"/>
             </w:pPr>
             <w:r>
-              <w:t xml:space="preserve">Compartir esta información con los asistentes para recibir su retroalimentación. </w:t>
-            </w:r>
-            <w:r>
-              <w:lastRenderedPageBreak/>
-              <w:t>Esto se puede realizar vía correo electrónico, en cartelera pública si es posible o en la siguiente reunión.</w:t>
+              <w:t>Compartir esta información con los asistentes para recibir su retroalimentación. Esto se puede realizar vía correo electrónico, en cartelera pública si es posible o en la siguiente reunión.</w:t>
             </w:r>
           </w:p>
         </w:tc>
@@ -14865,7 +15454,35 @@
           <w:b/>
           <w:lang w:eastAsia="es-CO"/>
         </w:rPr>
-        <w:t>Anexo4.DM_09_Guia_de_Estrategia_de_Marca_Territoria</w:t>
+        <w:t>Anexo</w:t>
+      </w:r>
+      <w:r>
+        <w:rPr>
+          <w:b/>
+          <w:lang w:eastAsia="es-CO"/>
+        </w:rPr>
+        <w:t xml:space="preserve"> </w:t>
+      </w:r>
+      <w:r>
+        <w:rPr>
+          <w:b/>
+          <w:lang w:eastAsia="es-CO"/>
+        </w:rPr>
+        <w:t>4.</w:t>
+      </w:r>
+      <w:r>
+        <w:rPr>
+          <w:b/>
+          <w:lang w:eastAsia="es-CO"/>
+        </w:rPr>
+        <w:t xml:space="preserve"> </w:t>
+      </w:r>
+      <w:r>
+        <w:rPr>
+          <w:b/>
+          <w:lang w:eastAsia="es-CO"/>
+        </w:rPr>
+        <w:t>DM_09_Guia_de_Estrategia_de_Marca_Territoria</w:t>
       </w:r>
       <w:r>
         <w:rPr>
@@ -14892,6 +15509,7 @@
       </w:pPr>
       <w:bookmarkStart w:id="9" w:name="_Toc215510493"/>
       <w:r>
+        <w:lastRenderedPageBreak/>
         <w:t>Guía de participación y desarrollo comunitario</w:t>
       </w:r>
       <w:bookmarkEnd w:id="9"/>
@@ -14919,14 +15537,7 @@
         <w:rPr>
           <w:lang w:eastAsia="es-CO"/>
         </w:rPr>
-        <w:t xml:space="preserve">La propuesta parte del reconocimiento de las desigualdades presentes entre zonas urbanas y rurales y de la necesidad de impulsar estrategias de desarrollo incluyentes. En este sentido, la participación e inclusión social se convierten en pilares fundamentales para evitar que la iniciativa OVOP se limite únicamente a la </w:t>
-      </w:r>
-      <w:r>
-        <w:rPr>
-          <w:lang w:eastAsia="es-CO"/>
-        </w:rPr>
-        <w:lastRenderedPageBreak/>
-        <w:t>competitividad del producto, asegurando que todos los actores del territorio se beneficien del proceso.</w:t>
+        <w:t>La propuesta parte del reconocimiento de las desigualdades presentes entre zonas urbanas y rurales y de la necesidad de impulsar estrategias de desarrollo incluyentes. En este sentido, la participación e inclusión social se convierten en pilares fundamentales para evitar que la iniciativa OVOP se limite únicamente a la competitividad del producto, asegurando que todos los actores del territorio se beneficien del proceso.</w:t>
       </w:r>
     </w:p>
     <w:p>
@@ -15042,6 +15653,7 @@
         <w:rPr>
           <w:lang w:eastAsia="es-CO"/>
         </w:rPr>
+        <w:lastRenderedPageBreak/>
         <w:t>Identificar y reconocer a los actores sociales vinculados al proceso.</w:t>
       </w:r>
     </w:p>
@@ -15140,7 +15752,6 @@
         <w:rPr>
           <w:lang w:eastAsia="es-CO"/>
         </w:rPr>
-        <w:lastRenderedPageBreak/>
         <w:t>Esta guía complementa la Ruta Metodológica OVOP y brinda las orientaciones necesarias para asegurar que el proceso comunitario sea inclusivo, representativo y sostenible.</w:t>
       </w:r>
     </w:p>
@@ -15161,7 +15772,35 @@
           <w:b/>
           <w:lang w:eastAsia="es-CO"/>
         </w:rPr>
-        <w:t>Anexo5.DM_10_Guia_de_participacion_y_desarrollo_comunitario</w:t>
+        <w:t>Anexo</w:t>
+      </w:r>
+      <w:r>
+        <w:rPr>
+          <w:b/>
+          <w:lang w:eastAsia="es-CO"/>
+        </w:rPr>
+        <w:t xml:space="preserve"> </w:t>
+      </w:r>
+      <w:r>
+        <w:rPr>
+          <w:b/>
+          <w:lang w:eastAsia="es-CO"/>
+        </w:rPr>
+        <w:t>5.</w:t>
+      </w:r>
+      <w:r>
+        <w:rPr>
+          <w:b/>
+          <w:lang w:eastAsia="es-CO"/>
+        </w:rPr>
+        <w:t xml:space="preserve"> </w:t>
+      </w:r>
+      <w:r>
+        <w:rPr>
+          <w:b/>
+          <w:lang w:eastAsia="es-CO"/>
+        </w:rPr>
+        <w:t>DM_10_Guia_de_participacion_y_desarrollo_comunitario</w:t>
       </w:r>
       <w:r>
         <w:rPr>
@@ -15243,7 +15882,14 @@
         <w:rPr>
           <w:lang w:eastAsia="es-CO"/>
         </w:rPr>
-        <w:t xml:space="preserve"> adaptadas al contexto del desarrollo local, de modo que la promoción del producto sirva como palanca para el crecimiento económico, social y cultural.</w:t>
+        <w:t xml:space="preserve"> adaptadas al contexto del desarrollo local, de modo que la </w:t>
+      </w:r>
+      <w:r>
+        <w:rPr>
+          <w:lang w:eastAsia="es-CO"/>
+        </w:rPr>
+        <w:lastRenderedPageBreak/>
+        <w:t>promoción del producto sirva como palanca para el crecimiento económico, social y cultural.</w:t>
       </w:r>
     </w:p>
     <w:p>
@@ -15358,7 +16004,6 @@
         <w:rPr>
           <w:lang w:eastAsia="es-CO"/>
         </w:rPr>
-        <w:lastRenderedPageBreak/>
         <w:t>Segmentación, selección del público objetivo y posicionamiento (STP)</w:t>
       </w:r>
     </w:p>
@@ -15563,6 +16208,15 @@
     <w:p>
       <w:pPr>
         <w:pStyle w:val="Prrafodelista"/>
+        <w:ind w:left="1776" w:firstLine="0"/>
+        <w:rPr>
+          <w:lang w:eastAsia="es-CO"/>
+        </w:rPr>
+      </w:pPr>
+    </w:p>
+    <w:p>
+      <w:pPr>
+        <w:pStyle w:val="Prrafodelista"/>
         <w:numPr>
           <w:ilvl w:val="0"/>
           <w:numId w:val="45"/>
@@ -15575,6 +16229,7 @@
         <w:rPr>
           <w:lang w:eastAsia="es-CO"/>
         </w:rPr>
+        <w:lastRenderedPageBreak/>
         <w:t>Implementación y control (I-C)</w:t>
       </w:r>
     </w:p>
@@ -15686,7 +16341,6 @@
         <w:rPr>
           <w:lang w:eastAsia="es-CO"/>
         </w:rPr>
-        <w:lastRenderedPageBreak/>
         <w:t xml:space="preserve">Para orientar esta fase, se presenta la ficha técnica correspondiente a la Guía de </w:t>
       </w:r>
       <w:r>
@@ -15851,7 +16505,11 @@
               <w:ind w:firstLine="0"/>
             </w:pPr>
             <w:r>
-              <w:t>Objetivo del taller: orientar la elaboración del plan de negocios del producto OVOP.</w:t>
+              <w:t xml:space="preserve">Objetivo del taller: orientar la elaboración del plan de </w:t>
+            </w:r>
+            <w:r>
+              <w:lastRenderedPageBreak/>
+              <w:t>negocios del producto OVOP.</w:t>
             </w:r>
           </w:p>
         </w:tc>
@@ -16010,7 +16668,6 @@
               </w:rPr>
             </w:pPr>
             <w:r>
-              <w:lastRenderedPageBreak/>
               <w:t>Actividad</w:t>
             </w:r>
           </w:p>
@@ -16125,7 +16782,11 @@
               <w:t>marketing</w:t>
             </w:r>
             <w:r>
-              <w:t xml:space="preserve"> que pueden ser usados para revitalizar los territorios.</w:t>
+              <w:t xml:space="preserve"> que pueden </w:t>
+            </w:r>
+            <w:r>
+              <w:lastRenderedPageBreak/>
+              <w:t>ser usados para revitalizar los territorios.</w:t>
             </w:r>
           </w:p>
         </w:tc>
@@ -16141,6 +16802,7 @@
               </w:rPr>
             </w:pPr>
             <w:r>
+              <w:lastRenderedPageBreak/>
               <w:t>45 minutos</w:t>
             </w:r>
           </w:p>
@@ -16257,24 +16919,19 @@
               <w:ind w:firstLine="0"/>
             </w:pPr>
             <w:r>
-              <w:t xml:space="preserve">Elaboración del plan de negocio: orientar la </w:t>
-            </w:r>
-            <w:r>
-              <w:lastRenderedPageBreak/>
-              <w:t>elaboración del plan de negocio.</w:t>
-            </w:r>
-          </w:p>
-        </w:tc>
-        <w:tc>
-          <w:tcPr>
-            <w:tcW w:w="3321" w:type="dxa"/>
-          </w:tcPr>
-          <w:p>
-            <w:pPr>
-              <w:ind w:firstLine="0"/>
-            </w:pPr>
-            <w:r>
-              <w:lastRenderedPageBreak/>
+              <w:t>Elaboración del plan de negocio: orientar la elaboración del plan de negocio.</w:t>
+            </w:r>
+          </w:p>
+        </w:tc>
+        <w:tc>
+          <w:tcPr>
+            <w:tcW w:w="3321" w:type="dxa"/>
+          </w:tcPr>
+          <w:p>
+            <w:pPr>
+              <w:ind w:firstLine="0"/>
+            </w:pPr>
+            <w:r>
               <w:t>60 minutos</w:t>
             </w:r>
           </w:p>
@@ -16385,6 +17042,7 @@
               <w:ind w:firstLine="0"/>
             </w:pPr>
             <w:r>
+              <w:lastRenderedPageBreak/>
               <w:t>Ejemplo de lista de chequeo de materiales</w:t>
             </w:r>
           </w:p>
@@ -16625,7 +17283,6 @@
               <w:ind w:firstLine="0"/>
             </w:pPr>
             <w:r>
-              <w:lastRenderedPageBreak/>
               <w:t>Cinta de papel.</w:t>
             </w:r>
           </w:p>
@@ -16752,6 +17409,7 @@
               <w:ind w:firstLine="0"/>
             </w:pPr>
             <w:r>
+              <w:lastRenderedPageBreak/>
               <w:t>Hojas en blanco.</w:t>
             </w:r>
           </w:p>
@@ -17027,7 +17685,6 @@
               <w:ind w:firstLine="0"/>
             </w:pPr>
             <w:r>
-              <w:lastRenderedPageBreak/>
               <w:t>Agenda del día.</w:t>
             </w:r>
           </w:p>
@@ -17145,6 +17802,7 @@
               <w:ind w:firstLine="0"/>
             </w:pPr>
             <w:r>
+              <w:lastRenderedPageBreak/>
               <w:t>Cuestionarios.</w:t>
             </w:r>
           </w:p>
@@ -17158,7 +17816,13 @@
               <w:ind w:firstLine="0"/>
             </w:pPr>
             <w:r>
-              <w:t>Copias igual a # de participantes.</w:t>
+              <w:t>Copias igual</w:t>
+            </w:r>
+            <w:r>
+              <w:t>es</w:t>
+            </w:r>
+            <w:r>
+              <w:t xml:space="preserve"> a # de participantes.</w:t>
             </w:r>
           </w:p>
         </w:tc>
@@ -17199,7 +17863,13 @@
               <w:ind w:firstLine="0"/>
             </w:pPr>
             <w:r>
-              <w:t>Copias igual a # de participantes.</w:t>
+              <w:t>Copias igual</w:t>
+            </w:r>
+            <w:r>
+              <w:t>es</w:t>
+            </w:r>
+            <w:r>
+              <w:t xml:space="preserve"> a # de participantes.</w:t>
             </w:r>
           </w:p>
         </w:tc>
@@ -17348,11 +18018,7 @@
               <w:ind w:firstLine="0"/>
             </w:pPr>
             <w:r>
-              <w:t xml:space="preserve">Digitar y organizar los resultados del taller. También se sugiere elaborar un informe ejecutivo del taller que </w:t>
-            </w:r>
-            <w:r>
-              <w:lastRenderedPageBreak/>
-              <w:t>contenga la siguiente información:</w:t>
+              <w:t>Digitar y organizar los resultados del taller. También se sugiere elaborar un informe ejecutivo del taller que contenga la siguiente información:</w:t>
             </w:r>
           </w:p>
           <w:p>
@@ -17404,6 +18070,7 @@
               <w:ind w:left="454"/>
             </w:pPr>
             <w:r>
+              <w:lastRenderedPageBreak/>
               <w:t>Resultados.</w:t>
             </w:r>
           </w:p>
@@ -17471,14 +18138,31 @@
     </w:tbl>
     <w:p>
       <w:r>
-        <w:lastRenderedPageBreak/>
         <w:t xml:space="preserve">Con el fin de fortalecer los conocimientos y orientar el desarrollo práctico de esta fase, se recomienda consultar el documento: </w:t>
       </w:r>
       <w:r>
         <w:rPr>
           <w:b/>
         </w:rPr>
-        <w:t>Anexo6.</w:t>
+        <w:t>Anexo</w:t>
+      </w:r>
+      <w:r>
+        <w:rPr>
+          <w:b/>
+        </w:rPr>
+        <w:t xml:space="preserve"> </w:t>
+      </w:r>
+      <w:r>
+        <w:rPr>
+          <w:b/>
+        </w:rPr>
+        <w:t>6.</w:t>
+      </w:r>
+      <w:r>
+        <w:rPr>
+          <w:b/>
+        </w:rPr>
+        <w:t xml:space="preserve"> </w:t>
       </w:r>
       <w:r>
         <w:rPr>
@@ -17503,6 +18187,7 @@
       </w:pPr>
       <w:bookmarkStart w:id="11" w:name="_Toc215510495"/>
       <w:r>
+        <w:lastRenderedPageBreak/>
         <w:t>Guía de planificación participativa basada en el marco lógico</w:t>
       </w:r>
       <w:bookmarkEnd w:id="11"/>
@@ -17633,7 +18318,6 @@
         <w:rPr>
           <w:lang w:eastAsia="es-CO"/>
         </w:rPr>
-        <w:lastRenderedPageBreak/>
         <w:t>Permite identificar problemas persistentes y plantear soluciones concretas.</w:t>
       </w:r>
     </w:p>
@@ -17670,6 +18354,7 @@
         <w:rPr>
           <w:lang w:eastAsia="es-CO"/>
         </w:rPr>
+        <w:lastRenderedPageBreak/>
         <w:t>Involucra a actores que tradicionalmente no han sido incluidos en la planeación.</w:t>
       </w:r>
     </w:p>
@@ -17882,8 +18567,14 @@
               <w:rPr>
                 <w:lang w:eastAsia="es-CO"/>
               </w:rPr>
+              <w:t xml:space="preserve">Objetivo del taller: construcción participativa del futuro del territorio alrededor del producto </w:t>
+            </w:r>
+            <w:r>
+              <w:rPr>
+                <w:lang w:eastAsia="es-CO"/>
+              </w:rPr>
               <w:lastRenderedPageBreak/>
-              <w:t>Objetivo del taller: construcción participativa del futuro del territorio alrededor del producto principal seleccionado basado en la Metodología de Construcción Participativa (MCP).</w:t>
+              <w:t>principal seleccionado basado en la Metodología de Construcción Participativa (MCP).</w:t>
             </w:r>
           </w:p>
         </w:tc>
@@ -18104,7 +18795,6 @@
               </w:rPr>
             </w:pPr>
             <w:r>
-              <w:lastRenderedPageBreak/>
               <w:t>Actividad</w:t>
             </w:r>
           </w:p>
@@ -18210,6 +18900,7 @@
               </w:rPr>
             </w:pPr>
             <w:r>
+              <w:lastRenderedPageBreak/>
               <w:t>Introducción.</w:t>
             </w:r>
           </w:p>
@@ -18434,11 +19125,11 @@
               </w:rPr>
             </w:pPr>
             <w:r>
-              <w:t xml:space="preserve">Conclusiones finales y pasos siguientes: </w:t>
+              <w:t xml:space="preserve">Conclusiones finales y pasos siguientes: conformar una mesa de trabajo intersectorial con </w:t>
             </w:r>
             <w:r>
               <w:lastRenderedPageBreak/>
-              <w:t>conformar una mesa de trabajo intersectorial con miembros que representan cada sector.</w:t>
+              <w:t>miembros que representan cada sector.</w:t>
             </w:r>
           </w:p>
         </w:tc>
@@ -18801,7 +19492,6 @@
               <w:ind w:firstLine="0"/>
             </w:pPr>
             <w:r>
-              <w:lastRenderedPageBreak/>
               <w:t>Cinta de papel.</w:t>
             </w:r>
           </w:p>
@@ -18846,6 +19536,7 @@
               <w:ind w:firstLine="0"/>
             </w:pPr>
             <w:r>
+              <w:lastRenderedPageBreak/>
               <w:t>Rótulos adhesivos.</w:t>
             </w:r>
           </w:p>
@@ -19233,7 +19924,6 @@
               <w:ind w:firstLine="0"/>
             </w:pPr>
             <w:r>
-              <w:lastRenderedPageBreak/>
               <w:t>Agenda del día.</w:t>
             </w:r>
           </w:p>
@@ -19278,6 +19968,7 @@
               <w:ind w:firstLine="0"/>
             </w:pPr>
             <w:r>
+              <w:lastRenderedPageBreak/>
               <w:t>Formato de calendario.</w:t>
             </w:r>
           </w:p>
@@ -19376,7 +20067,13 @@
               <w:ind w:firstLine="0"/>
             </w:pPr>
             <w:r>
-              <w:t>Copias igual a # de participantes.</w:t>
+              <w:t>Copias igual</w:t>
+            </w:r>
+            <w:r>
+              <w:t>es</w:t>
+            </w:r>
+            <w:r>
+              <w:t xml:space="preserve"> a # de participantes.</w:t>
             </w:r>
           </w:p>
         </w:tc>
@@ -19417,7 +20114,13 @@
               <w:ind w:firstLine="0"/>
             </w:pPr>
             <w:r>
-              <w:t>Copias igual a # de participantes.</w:t>
+              <w:t>Copias igual</w:t>
+            </w:r>
+            <w:r>
+              <w:t>es</w:t>
+            </w:r>
+            <w:r>
+              <w:t xml:space="preserve"> a # de participantes.</w:t>
             </w:r>
           </w:p>
         </w:tc>
@@ -19583,11 +20286,11 @@
               <w:ind w:firstLine="0"/>
             </w:pPr>
             <w:r>
-              <w:t xml:space="preserve">Digitar y organizar los resultados del taller. </w:t>
+              <w:t xml:space="preserve">Digitar y organizar los resultados del taller. También se sugiere </w:t>
             </w:r>
             <w:r>
               <w:lastRenderedPageBreak/>
-              <w:t>También se sugiere elaborar un informe ejecutivo del taller que contenga la siguiente información:</w:t>
+              <w:t>elaborar un informe ejecutivo del taller que contenga la siguiente información:</w:t>
             </w:r>
           </w:p>
           <w:p>
@@ -19678,11 +20381,11 @@
               <w:ind w:left="313"/>
             </w:pPr>
             <w:r>
-              <w:t xml:space="preserve">Compartir esta información con los asistentes para recibir su retroalimentación. Esto se puede realizar vía correo electrónico, </w:t>
+              <w:t xml:space="preserve">Compartir esta información con los asistentes para recibir su retroalimentación. Esto se puede realizar vía correo electrónico, en cartelera pública si es </w:t>
             </w:r>
             <w:r>
               <w:lastRenderedPageBreak/>
-              <w:t>en cartelera pública si es posible o en la siguiente reunión.</w:t>
+              <w:t>posible o en la siguiente reunión.</w:t>
             </w:r>
           </w:p>
         </w:tc>
@@ -19729,7 +20432,35 @@
           <w:b/>
           <w:lang w:eastAsia="es-CO"/>
         </w:rPr>
-        <w:t>Anexo7.DM_12_Guia_de_Planificacion_participativa_basado_en_el_marco_logico</w:t>
+        <w:t>Anexo</w:t>
+      </w:r>
+      <w:r>
+        <w:rPr>
+          <w:b/>
+          <w:lang w:eastAsia="es-CO"/>
+        </w:rPr>
+        <w:t xml:space="preserve"> </w:t>
+      </w:r>
+      <w:r>
+        <w:rPr>
+          <w:b/>
+          <w:lang w:eastAsia="es-CO"/>
+        </w:rPr>
+        <w:t>7.</w:t>
+      </w:r>
+      <w:r>
+        <w:rPr>
+          <w:b/>
+          <w:lang w:eastAsia="es-CO"/>
+        </w:rPr>
+        <w:t xml:space="preserve"> </w:t>
+      </w:r>
+      <w:r>
+        <w:rPr>
+          <w:b/>
+          <w:lang w:eastAsia="es-CO"/>
+        </w:rPr>
+        <w:t>DM_12_Guia_de_Planificacion_participativa_basado_en_el_marco_logico</w:t>
       </w:r>
       <w:r>
         <w:rPr>
@@ -19779,6 +20510,13 @@
         </w:rPr>
         <w:t>Con el fin de organizar el proceso de preparación, la guía propone un cronograma de actividades distribuido en días hábiles. Este cronograma define los pasos que deben seguirse desde la planeación inicial hasta la ejecución del taller, permitiendo estructurar las tareas de manera ordenada y eficiente.</w:t>
       </w:r>
+    </w:p>
+    <w:p>
+      <w:pPr>
+        <w:rPr>
+          <w:lang w:eastAsia="es-CO"/>
+        </w:rPr>
+      </w:pPr>
     </w:p>
     <w:p>
       <w:pPr>
@@ -20379,7 +21117,35 @@
           <w:b/>
           <w:lang w:eastAsia="es-CO"/>
         </w:rPr>
-        <w:t>Anexo8.DM_13_Guia_para_la_realizacion_de_talleres</w:t>
+        <w:t>Anexo</w:t>
+      </w:r>
+      <w:r>
+        <w:rPr>
+          <w:b/>
+          <w:lang w:eastAsia="es-CO"/>
+        </w:rPr>
+        <w:t xml:space="preserve"> </w:t>
+      </w:r>
+      <w:r>
+        <w:rPr>
+          <w:b/>
+          <w:lang w:eastAsia="es-CO"/>
+        </w:rPr>
+        <w:t>8.</w:t>
+      </w:r>
+      <w:r>
+        <w:rPr>
+          <w:b/>
+          <w:lang w:eastAsia="es-CO"/>
+        </w:rPr>
+        <w:t xml:space="preserve"> </w:t>
+      </w:r>
+      <w:r>
+        <w:rPr>
+          <w:b/>
+          <w:lang w:eastAsia="es-CO"/>
+        </w:rPr>
+        <w:t>DM_13_Guia_para_la_realizacion_de_talleres</w:t>
       </w:r>
       <w:r>
         <w:rPr>
@@ -20568,13 +21334,7 @@
         <w:rPr>
           <w:lang w:eastAsia="es-CO"/>
         </w:rPr>
-        <w:t>: p</w:t>
-      </w:r>
-      <w:r>
-        <w:rPr>
-          <w:lang w:eastAsia="es-CO"/>
-        </w:rPr>
-        <w:t>romueve la reflexión crítica, el intercambio de saberes y la toma de decisiones conjunta a partir de experiencias y conocimientos locales.</w:t>
+        <w:t>: promueve la reflexión crítica, el intercambio de saberes y la toma de decisiones conjunta a partir de experiencias y conocimientos locales.</w:t>
       </w:r>
     </w:p>
     <w:p>
@@ -20599,13 +21359,7 @@
         <w:rPr>
           <w:lang w:eastAsia="es-CO"/>
         </w:rPr>
-        <w:t>: p</w:t>
-      </w:r>
-      <w:r>
-        <w:rPr>
-          <w:lang w:eastAsia="es-CO"/>
-        </w:rPr>
-        <w:t>ermite identificar las capacidades del territorio, los roles de los actores clave y las oportunidades de colaboración para potenciar la iniciativa OVOP.</w:t>
+        <w:t>: permite identificar las capacidades del territorio, los roles de los actores clave y las oportunidades de colaboración para potenciar la iniciativa OVOP.</w:t>
       </w:r>
     </w:p>
     <w:p>
@@ -20630,13 +21384,7 @@
         <w:rPr>
           <w:lang w:eastAsia="es-CO"/>
         </w:rPr>
-        <w:t>: f</w:t>
-      </w:r>
-      <w:r>
-        <w:rPr>
-          <w:lang w:eastAsia="es-CO"/>
-        </w:rPr>
-        <w:t>acilita espacios de conversación guiada donde la comunidad analiza situaciones, propone soluciones y prioriza acciones de manera consensuada.</w:t>
+        <w:t>: facilita espacios de conversación guiada donde la comunidad analiza situaciones, propone soluciones y prioriza acciones de manera consensuada.</w:t>
       </w:r>
     </w:p>
     <w:p>
@@ -20693,13 +21441,7 @@
         <w:rPr>
           <w:lang w:eastAsia="es-CO"/>
         </w:rPr>
-        <w:t>: h</w:t>
-      </w:r>
-      <w:r>
-        <w:rPr>
-          <w:lang w:eastAsia="es-CO"/>
-        </w:rPr>
-        <w:t>erramientas propias del modelo que orientan a la comunidad a reconocer su identidad territorial, sus productos potenciales y las oportunidades de encadenamiento productivo.</w:t>
+        <w:t>: herramientas propias del modelo que orientan a la comunidad a reconocer su identidad territorial, sus productos potenciales y las oportunidades de encadenamiento productivo.</w:t>
       </w:r>
     </w:p>
     <w:p>
@@ -20724,13 +21466,7 @@
         <w:rPr>
           <w:lang w:eastAsia="es-CO"/>
         </w:rPr>
-        <w:t>: p</w:t>
-      </w:r>
-      <w:r>
-        <w:rPr>
-          <w:lang w:eastAsia="es-CO"/>
-        </w:rPr>
-        <w:t>osibilita construir acuerdos en torno a objetivos, estrategias y acciones, promoviendo la corresponsabilidad entre los actores.</w:t>
+        <w:t>: posibilita construir acuerdos en torno a objetivos, estrategias y acciones, promoviendo la corresponsabilidad entre los actores.</w:t>
       </w:r>
     </w:p>
     <w:p>
@@ -21034,13 +21770,7 @@
         <w:rPr>
           <w:lang w:eastAsia="es-CO"/>
         </w:rPr>
-        <w:t>: l</w:t>
-      </w:r>
-      <w:r>
-        <w:rPr>
-          <w:lang w:eastAsia="es-CO"/>
-        </w:rPr>
-        <w:t>a comunidad participa activamente en la selección del producto o servicio más representativo del territorio, fortaleciendo el sentido de pertenencia y la identidad territorial.</w:t>
+        <w:t>: la comunidad participa activamente en la selección del producto o servicio más representativo del territorio, fortaleciendo el sentido de pertenencia y la identidad territorial.</w:t>
       </w:r>
     </w:p>
     <w:p>
@@ -21065,13 +21795,7 @@
         <w:rPr>
           <w:lang w:eastAsia="es-CO"/>
         </w:rPr>
-        <w:t>: a</w:t>
-      </w:r>
-      <w:r>
-        <w:rPr>
-          <w:lang w:eastAsia="es-CO"/>
-        </w:rPr>
-        <w:t xml:space="preserve"> través de ejercicios participativos, los actores definen la visión de desarrollo del territorio, lo que aumenta su compromiso y responsabilidad con los resultados.</w:t>
+        <w:t>: a través de ejercicios participativos, los actores definen la visión de desarrollo del territorio, lo que aumenta su compromiso y responsabilidad con los resultados.</w:t>
       </w:r>
     </w:p>
     <w:p>
@@ -21096,13 +21820,7 @@
         <w:rPr>
           <w:lang w:eastAsia="es-CO"/>
         </w:rPr>
-        <w:t>: e</w:t>
-      </w:r>
-      <w:r>
-        <w:rPr>
-          <w:lang w:eastAsia="es-CO"/>
-        </w:rPr>
-        <w:t>l uso de herramientas como la matriz de planificación, los árboles de problemas o la cartografía de valor permite que los participantes comprendan el contexto, identifiquen prioridades y definan estrategias conjuntas.</w:t>
+        <w:t>: el uso de herramientas como la matriz de planificación, los árboles de problemas o la cartografía de valor permite que los participantes comprendan el contexto, identifiquen prioridades y definan estrategias conjuntas.</w:t>
       </w:r>
     </w:p>
     <w:p>
@@ -21127,13 +21845,7 @@
         <w:rPr>
           <w:lang w:eastAsia="es-CO"/>
         </w:rPr>
-        <w:t>: s</w:t>
-      </w:r>
-      <w:r>
-        <w:rPr>
-          <w:lang w:eastAsia="es-CO"/>
-        </w:rPr>
-        <w:t>e promueve la creación o consolidación de comités locales OVOP, mesas de trabajo y equipos de facilitación que lideran acciones en el territorio.</w:t>
+        <w:t>: se promueve la creación o consolidación de comités locales OVOP, mesas de trabajo y equipos de facilitación que lideran acciones en el territorio.</w:t>
       </w:r>
     </w:p>
     <w:p>
@@ -21158,13 +21870,7 @@
         <w:rPr>
           <w:lang w:eastAsia="es-CO"/>
         </w:rPr>
-        <w:t>: l</w:t>
-      </w:r>
-      <w:r>
-        <w:rPr>
-          <w:lang w:eastAsia="es-CO"/>
-        </w:rPr>
-        <w:t>a comunidad asume un rol activo en la implementación de actividades, la gestión de recursos y el seguimiento de los resultados.</w:t>
+        <w:t>: la comunidad asume un rol activo en la implementación de actividades, la gestión de recursos y el seguimiento de los resultados.</w:t>
       </w:r>
     </w:p>
     <w:p>
@@ -21189,13 +21895,7 @@
         <w:rPr>
           <w:lang w:eastAsia="es-CO"/>
         </w:rPr>
-        <w:t>: s</w:t>
-      </w:r>
-      <w:r>
-        <w:rPr>
-          <w:lang w:eastAsia="es-CO"/>
-        </w:rPr>
-        <w:t>e impulsa la autoevaluación para revisar avances, identificar aprendizajes y fortalecer la toma de decisiones.</w:t>
+        <w:t>: se impulsa la autoevaluación para revisar avances, identificar aprendizajes y fortalecer la toma de decisiones.</w:t>
       </w:r>
     </w:p>
     <w:p>
@@ -21451,6 +22151,18 @@
         <w:rPr>
           <w:lang w:eastAsia="es-CO"/>
         </w:rPr>
+        <w:t>La interacción con la comunidad constituye un eje central del enfoque OVOP, ya que promueve la construcción</w:t>
+      </w:r>
+      <w:r>
+        <w:rPr>
+          <w:lang w:eastAsia="es-CO"/>
+        </w:rPr>
+        <w:t xml:space="preserve"> </w:t>
+      </w:r>
+      <w:r>
+        <w:rPr>
+          <w:lang w:eastAsia="es-CO"/>
+        </w:rPr>
         <w:t>colectiva y el fortalecimiento del tejido social. Una comunicación asertiva facilita la generación de ambientes de confianza, en los cuales los actores pueden expresar sus opiniones, necesidades y expectativas sin temor a ser desestimados.</w:t>
       </w:r>
     </w:p>
@@ -21536,6 +22248,7 @@
         <w:rPr>
           <w:lang w:eastAsia="es-CO"/>
         </w:rPr>
+        <w:lastRenderedPageBreak/>
         <w:t>Retroalimentación constructiva, que fortalece el aprendizaje colectivo y orienta la toma de decisiones.</w:t>
       </w:r>
     </w:p>
@@ -21554,7 +22267,6 @@
         <w:rPr>
           <w:lang w:eastAsia="es-CO"/>
         </w:rPr>
-        <w:lastRenderedPageBreak/>
         <w:t>Participación inclusiva, que busca integrar a mujeres, jóvenes, personas mayores, organizaciones y actores institucionales.</w:t>
       </w:r>
     </w:p>
@@ -22007,7 +22719,13 @@
               </w:rPr>
             </w:pPr>
             <w:r>
-              <w:t>Ecosistema de Recursos Educativos Digitales SENA. (2023). Tipos de comunicación [Video]. YouTube.</w:t>
+              <w:t>Ecosistema de Recursos Educativos Digitales SENA. (202</w:t>
+            </w:r>
+            <w:r>
+              <w:t>4</w:t>
+            </w:r>
+            <w:r>
+              <w:t>). Tipos de comunicación [Video]. YouTube.</w:t>
             </w:r>
           </w:p>
         </w:tc>
@@ -24619,6 +25337,119 @@
     </w:lvl>
   </w:abstractNum>
   <w:abstractNum w:abstractNumId="8" w15:restartNumberingAfterBreak="0">
+    <w:nsid w:val="11CE4F76"/>
+    <w:multiLevelType w:val="hybridMultilevel"/>
+    <w:tmpl w:val="625C00F2"/>
+    <w:lvl w:ilvl="0" w:tplc="240A000D">
+      <w:start w:val="1"/>
+      <w:numFmt w:val="bullet"/>
+      <w:lvlText w:val=""/>
+      <w:lvlJc w:val="left"/>
+      <w:pPr>
+        <w:ind w:left="1429" w:hanging="360"/>
+      </w:pPr>
+      <w:rPr>
+        <w:rFonts w:ascii="Wingdings" w:hAnsi="Wingdings" w:hint="default"/>
+      </w:rPr>
+    </w:lvl>
+    <w:lvl w:ilvl="1" w:tplc="240A0003" w:tentative="1">
+      <w:start w:val="1"/>
+      <w:numFmt w:val="bullet"/>
+      <w:lvlText w:val="o"/>
+      <w:lvlJc w:val="left"/>
+      <w:pPr>
+        <w:ind w:left="2149" w:hanging="360"/>
+      </w:pPr>
+      <w:rPr>
+        <w:rFonts w:ascii="Courier New" w:hAnsi="Courier New" w:cs="Courier New" w:hint="default"/>
+      </w:rPr>
+    </w:lvl>
+    <w:lvl w:ilvl="2" w:tplc="240A0005" w:tentative="1">
+      <w:start w:val="1"/>
+      <w:numFmt w:val="bullet"/>
+      <w:lvlText w:val=""/>
+      <w:lvlJc w:val="left"/>
+      <w:pPr>
+        <w:ind w:left="2869" w:hanging="360"/>
+      </w:pPr>
+      <w:rPr>
+        <w:rFonts w:ascii="Wingdings" w:hAnsi="Wingdings" w:hint="default"/>
+      </w:rPr>
+    </w:lvl>
+    <w:lvl w:ilvl="3" w:tplc="240A0001" w:tentative="1">
+      <w:start w:val="1"/>
+      <w:numFmt w:val="bullet"/>
+      <w:lvlText w:val=""/>
+      <w:lvlJc w:val="left"/>
+      <w:pPr>
+        <w:ind w:left="3589" w:hanging="360"/>
+      </w:pPr>
+      <w:rPr>
+        <w:rFonts w:ascii="Symbol" w:hAnsi="Symbol" w:hint="default"/>
+      </w:rPr>
+    </w:lvl>
+    <w:lvl w:ilvl="4" w:tplc="240A0003" w:tentative="1">
+      <w:start w:val="1"/>
+      <w:numFmt w:val="bullet"/>
+      <w:lvlText w:val="o"/>
+      <w:lvlJc w:val="left"/>
+      <w:pPr>
+        <w:ind w:left="4309" w:hanging="360"/>
+      </w:pPr>
+      <w:rPr>
+        <w:rFonts w:ascii="Courier New" w:hAnsi="Courier New" w:cs="Courier New" w:hint="default"/>
+      </w:rPr>
+    </w:lvl>
+    <w:lvl w:ilvl="5" w:tplc="240A0005" w:tentative="1">
+      <w:start w:val="1"/>
+      <w:numFmt w:val="bullet"/>
+      <w:lvlText w:val=""/>
+      <w:lvlJc w:val="left"/>
+      <w:pPr>
+        <w:ind w:left="5029" w:hanging="360"/>
+      </w:pPr>
+      <w:rPr>
+        <w:rFonts w:ascii="Wingdings" w:hAnsi="Wingdings" w:hint="default"/>
+      </w:rPr>
+    </w:lvl>
+    <w:lvl w:ilvl="6" w:tplc="240A0001" w:tentative="1">
+      <w:start w:val="1"/>
+      <w:numFmt w:val="bullet"/>
+      <w:lvlText w:val=""/>
+      <w:lvlJc w:val="left"/>
+      <w:pPr>
+        <w:ind w:left="5749" w:hanging="360"/>
+      </w:pPr>
+      <w:rPr>
+        <w:rFonts w:ascii="Symbol" w:hAnsi="Symbol" w:hint="default"/>
+      </w:rPr>
+    </w:lvl>
+    <w:lvl w:ilvl="7" w:tplc="240A0003" w:tentative="1">
+      <w:start w:val="1"/>
+      <w:numFmt w:val="bullet"/>
+      <w:lvlText w:val="o"/>
+      <w:lvlJc w:val="left"/>
+      <w:pPr>
+        <w:ind w:left="6469" w:hanging="360"/>
+      </w:pPr>
+      <w:rPr>
+        <w:rFonts w:ascii="Courier New" w:hAnsi="Courier New" w:cs="Courier New" w:hint="default"/>
+      </w:rPr>
+    </w:lvl>
+    <w:lvl w:ilvl="8" w:tplc="240A0005" w:tentative="1">
+      <w:start w:val="1"/>
+      <w:numFmt w:val="bullet"/>
+      <w:lvlText w:val=""/>
+      <w:lvlJc w:val="left"/>
+      <w:pPr>
+        <w:ind w:left="7189" w:hanging="360"/>
+      </w:pPr>
+      <w:rPr>
+        <w:rFonts w:ascii="Wingdings" w:hAnsi="Wingdings" w:hint="default"/>
+      </w:rPr>
+    </w:lvl>
+  </w:abstractNum>
+  <w:abstractNum w:abstractNumId="9" w15:restartNumberingAfterBreak="0">
     <w:nsid w:val="13310527"/>
     <w:multiLevelType w:val="hybridMultilevel"/>
     <w:tmpl w:val="9CA8789A"/>
@@ -24731,7 +25562,7 @@
       </w:rPr>
     </w:lvl>
   </w:abstractNum>
-  <w:abstractNum w:abstractNumId="9" w15:restartNumberingAfterBreak="0">
+  <w:abstractNum w:abstractNumId="10" w15:restartNumberingAfterBreak="0">
     <w:nsid w:val="136C57F5"/>
     <w:multiLevelType w:val="hybridMultilevel"/>
     <w:tmpl w:val="2416A6F8"/>
@@ -24844,7 +25675,7 @@
       </w:rPr>
     </w:lvl>
   </w:abstractNum>
-  <w:abstractNum w:abstractNumId="10" w15:restartNumberingAfterBreak="0">
+  <w:abstractNum w:abstractNumId="11" w15:restartNumberingAfterBreak="0">
     <w:nsid w:val="142F0C92"/>
     <w:multiLevelType w:val="hybridMultilevel"/>
     <w:tmpl w:val="E758A140"/>
@@ -24930,7 +25761,7 @@
       </w:pPr>
     </w:lvl>
   </w:abstractNum>
-  <w:abstractNum w:abstractNumId="11" w15:restartNumberingAfterBreak="0">
+  <w:abstractNum w:abstractNumId="12" w15:restartNumberingAfterBreak="0">
     <w:nsid w:val="145001FF"/>
     <w:multiLevelType w:val="hybridMultilevel"/>
     <w:tmpl w:val="7B1C7680"/>
@@ -25043,11 +25874,11 @@
       </w:rPr>
     </w:lvl>
   </w:abstractNum>
-  <w:abstractNum w:abstractNumId="12" w15:restartNumberingAfterBreak="0">
+  <w:abstractNum w:abstractNumId="13" w15:restartNumberingAfterBreak="0">
     <w:nsid w:val="14C04ECC"/>
     <w:multiLevelType w:val="hybridMultilevel"/>
-    <w:tmpl w:val="8A32197C"/>
-    <w:lvl w:ilvl="0" w:tplc="240A0017">
+    <w:tmpl w:val="AFC221D8"/>
+    <w:lvl w:ilvl="0" w:tplc="D368DEA8">
       <w:start w:val="1"/>
       <w:numFmt w:val="lowerLetter"/>
       <w:lvlText w:val="%1)"/>
@@ -25055,6 +25886,9 @@
       <w:pPr>
         <w:ind w:left="1429" w:hanging="360"/>
       </w:pPr>
+      <w:rPr>
+        <w:b/>
+      </w:rPr>
     </w:lvl>
     <w:lvl w:ilvl="1" w:tplc="240A0019" w:tentative="1">
       <w:start w:val="1"/>
@@ -25129,7 +25963,7 @@
       </w:pPr>
     </w:lvl>
   </w:abstractNum>
-  <w:abstractNum w:abstractNumId="13" w15:restartNumberingAfterBreak="0">
+  <w:abstractNum w:abstractNumId="14" w15:restartNumberingAfterBreak="0">
     <w:nsid w:val="159108A0"/>
     <w:multiLevelType w:val="hybridMultilevel"/>
     <w:tmpl w:val="CE96D53C"/>
@@ -25242,7 +26076,7 @@
       </w:rPr>
     </w:lvl>
   </w:abstractNum>
-  <w:abstractNum w:abstractNumId="14" w15:restartNumberingAfterBreak="0">
+  <w:abstractNum w:abstractNumId="15" w15:restartNumberingAfterBreak="0">
     <w:nsid w:val="15A813A8"/>
     <w:multiLevelType w:val="hybridMultilevel"/>
     <w:tmpl w:val="7F5C651E"/>
@@ -25355,7 +26189,7 @@
       </w:rPr>
     </w:lvl>
   </w:abstractNum>
-  <w:abstractNum w:abstractNumId="15" w15:restartNumberingAfterBreak="0">
+  <w:abstractNum w:abstractNumId="16" w15:restartNumberingAfterBreak="0">
     <w:nsid w:val="162D643E"/>
     <w:multiLevelType w:val="hybridMultilevel"/>
     <w:tmpl w:val="B1687050"/>
@@ -25468,7 +26302,7 @@
       </w:rPr>
     </w:lvl>
   </w:abstractNum>
-  <w:abstractNum w:abstractNumId="16" w15:restartNumberingAfterBreak="0">
+  <w:abstractNum w:abstractNumId="17" w15:restartNumberingAfterBreak="0">
     <w:nsid w:val="16D055DC"/>
     <w:multiLevelType w:val="hybridMultilevel"/>
     <w:tmpl w:val="3B5455EA"/>
@@ -25581,7 +26415,7 @@
       </w:rPr>
     </w:lvl>
   </w:abstractNum>
-  <w:abstractNum w:abstractNumId="17" w15:restartNumberingAfterBreak="0">
+  <w:abstractNum w:abstractNumId="18" w15:restartNumberingAfterBreak="0">
     <w:nsid w:val="186177C5"/>
     <w:multiLevelType w:val="hybridMultilevel"/>
     <w:tmpl w:val="432A0578"/>
@@ -25694,7 +26528,7 @@
       </w:rPr>
     </w:lvl>
   </w:abstractNum>
-  <w:abstractNum w:abstractNumId="18" w15:restartNumberingAfterBreak="0">
+  <w:abstractNum w:abstractNumId="19" w15:restartNumberingAfterBreak="0">
     <w:nsid w:val="1878689F"/>
     <w:multiLevelType w:val="hybridMultilevel"/>
     <w:tmpl w:val="B8F2A288"/>
@@ -25807,7 +26641,7 @@
       </w:rPr>
     </w:lvl>
   </w:abstractNum>
-  <w:abstractNum w:abstractNumId="19" w15:restartNumberingAfterBreak="0">
+  <w:abstractNum w:abstractNumId="20" w15:restartNumberingAfterBreak="0">
     <w:nsid w:val="1A893A1B"/>
     <w:multiLevelType w:val="hybridMultilevel"/>
     <w:tmpl w:val="D44AD5B2"/>
@@ -25920,10 +26754,10 @@
       </w:rPr>
     </w:lvl>
   </w:abstractNum>
-  <w:abstractNum w:abstractNumId="20" w15:restartNumberingAfterBreak="0">
+  <w:abstractNum w:abstractNumId="21" w15:restartNumberingAfterBreak="0">
     <w:nsid w:val="1AB001BC"/>
     <w:multiLevelType w:val="hybridMultilevel"/>
-    <w:tmpl w:val="7096C388"/>
+    <w:tmpl w:val="54BC3664"/>
     <w:lvl w:ilvl="0" w:tplc="240A000D">
       <w:start w:val="1"/>
       <w:numFmt w:val="bullet"/>
@@ -25936,104 +26770,104 @@
         <w:rFonts w:ascii="Wingdings" w:hAnsi="Wingdings" w:hint="default"/>
       </w:rPr>
     </w:lvl>
-    <w:lvl w:ilvl="1" w:tplc="240A0003">
+    <w:lvl w:ilvl="1" w:tplc="240A0001">
+      <w:start w:val="1"/>
+      <w:numFmt w:val="bullet"/>
+      <w:lvlText w:val=""/>
+      <w:lvlJc w:val="left"/>
+      <w:pPr>
+        <w:ind w:left="2149" w:hanging="360"/>
+      </w:pPr>
+      <w:rPr>
+        <w:rFonts w:ascii="Symbol" w:hAnsi="Symbol" w:hint="default"/>
+      </w:rPr>
+    </w:lvl>
+    <w:lvl w:ilvl="2" w:tplc="240A0005" w:tentative="1">
+      <w:start w:val="1"/>
+      <w:numFmt w:val="bullet"/>
+      <w:lvlText w:val=""/>
+      <w:lvlJc w:val="left"/>
+      <w:pPr>
+        <w:ind w:left="2869" w:hanging="360"/>
+      </w:pPr>
+      <w:rPr>
+        <w:rFonts w:ascii="Wingdings" w:hAnsi="Wingdings" w:hint="default"/>
+      </w:rPr>
+    </w:lvl>
+    <w:lvl w:ilvl="3" w:tplc="240A0001" w:tentative="1">
+      <w:start w:val="1"/>
+      <w:numFmt w:val="bullet"/>
+      <w:lvlText w:val=""/>
+      <w:lvlJc w:val="left"/>
+      <w:pPr>
+        <w:ind w:left="3589" w:hanging="360"/>
+      </w:pPr>
+      <w:rPr>
+        <w:rFonts w:ascii="Symbol" w:hAnsi="Symbol" w:hint="default"/>
+      </w:rPr>
+    </w:lvl>
+    <w:lvl w:ilvl="4" w:tplc="240A0003" w:tentative="1">
       <w:start w:val="1"/>
       <w:numFmt w:val="bullet"/>
       <w:lvlText w:val="o"/>
       <w:lvlJc w:val="left"/>
       <w:pPr>
-        <w:ind w:left="2149" w:hanging="360"/>
+        <w:ind w:left="4309" w:hanging="360"/>
       </w:pPr>
       <w:rPr>
         <w:rFonts w:ascii="Courier New" w:hAnsi="Courier New" w:cs="Courier New" w:hint="default"/>
       </w:rPr>
     </w:lvl>
-    <w:lvl w:ilvl="2" w:tplc="240A0005" w:tentative="1">
+    <w:lvl w:ilvl="5" w:tplc="240A0005" w:tentative="1">
       <w:start w:val="1"/>
       <w:numFmt w:val="bullet"/>
       <w:lvlText w:val=""/>
       <w:lvlJc w:val="left"/>
       <w:pPr>
-        <w:ind w:left="2869" w:hanging="360"/>
+        <w:ind w:left="5029" w:hanging="360"/>
       </w:pPr>
       <w:rPr>
         <w:rFonts w:ascii="Wingdings" w:hAnsi="Wingdings" w:hint="default"/>
       </w:rPr>
     </w:lvl>
-    <w:lvl w:ilvl="3" w:tplc="240A0001" w:tentative="1">
+    <w:lvl w:ilvl="6" w:tplc="240A0001" w:tentative="1">
       <w:start w:val="1"/>
       <w:numFmt w:val="bullet"/>
       <w:lvlText w:val=""/>
       <w:lvlJc w:val="left"/>
       <w:pPr>
-        <w:ind w:left="3589" w:hanging="360"/>
+        <w:ind w:left="5749" w:hanging="360"/>
       </w:pPr>
       <w:rPr>
         <w:rFonts w:ascii="Symbol" w:hAnsi="Symbol" w:hint="default"/>
       </w:rPr>
     </w:lvl>
-    <w:lvl w:ilvl="4" w:tplc="240A0003" w:tentative="1">
+    <w:lvl w:ilvl="7" w:tplc="240A0003" w:tentative="1">
       <w:start w:val="1"/>
       <w:numFmt w:val="bullet"/>
       <w:lvlText w:val="o"/>
       <w:lvlJc w:val="left"/>
       <w:pPr>
-        <w:ind w:left="4309" w:hanging="360"/>
+        <w:ind w:left="6469" w:hanging="360"/>
       </w:pPr>
       <w:rPr>
         <w:rFonts w:ascii="Courier New" w:hAnsi="Courier New" w:cs="Courier New" w:hint="default"/>
       </w:rPr>
     </w:lvl>
-    <w:lvl w:ilvl="5" w:tplc="240A0005" w:tentative="1">
+    <w:lvl w:ilvl="8" w:tplc="240A0005" w:tentative="1">
       <w:start w:val="1"/>
       <w:numFmt w:val="bullet"/>
       <w:lvlText w:val=""/>
       <w:lvlJc w:val="left"/>
       <w:pPr>
-        <w:ind w:left="5029" w:hanging="360"/>
+        <w:ind w:left="7189" w:hanging="360"/>
       </w:pPr>
       <w:rPr>
         <w:rFonts w:ascii="Wingdings" w:hAnsi="Wingdings" w:hint="default"/>
       </w:rPr>
     </w:lvl>
-    <w:lvl w:ilvl="6" w:tplc="240A0001" w:tentative="1">
-      <w:start w:val="1"/>
-      <w:numFmt w:val="bullet"/>
-      <w:lvlText w:val=""/>
-      <w:lvlJc w:val="left"/>
-      <w:pPr>
-        <w:ind w:left="5749" w:hanging="360"/>
-      </w:pPr>
-      <w:rPr>
-        <w:rFonts w:ascii="Symbol" w:hAnsi="Symbol" w:hint="default"/>
-      </w:rPr>
-    </w:lvl>
-    <w:lvl w:ilvl="7" w:tplc="240A0003" w:tentative="1">
-      <w:start w:val="1"/>
-      <w:numFmt w:val="bullet"/>
-      <w:lvlText w:val="o"/>
-      <w:lvlJc w:val="left"/>
-      <w:pPr>
-        <w:ind w:left="6469" w:hanging="360"/>
-      </w:pPr>
-      <w:rPr>
-        <w:rFonts w:ascii="Courier New" w:hAnsi="Courier New" w:cs="Courier New" w:hint="default"/>
-      </w:rPr>
-    </w:lvl>
-    <w:lvl w:ilvl="8" w:tplc="240A0005" w:tentative="1">
-      <w:start w:val="1"/>
-      <w:numFmt w:val="bullet"/>
-      <w:lvlText w:val=""/>
-      <w:lvlJc w:val="left"/>
-      <w:pPr>
-        <w:ind w:left="7189" w:hanging="360"/>
-      </w:pPr>
-      <w:rPr>
-        <w:rFonts w:ascii="Wingdings" w:hAnsi="Wingdings" w:hint="default"/>
-      </w:rPr>
-    </w:lvl>
   </w:abstractNum>
-  <w:abstractNum w:abstractNumId="21" w15:restartNumberingAfterBreak="0">
+  <w:abstractNum w:abstractNumId="22" w15:restartNumberingAfterBreak="0">
     <w:nsid w:val="1D7E2C70"/>
     <w:multiLevelType w:val="hybridMultilevel"/>
     <w:tmpl w:val="DEEE11EC"/>
@@ -26146,7 +26980,7 @@
       </w:rPr>
     </w:lvl>
   </w:abstractNum>
-  <w:abstractNum w:abstractNumId="22" w15:restartNumberingAfterBreak="0">
+  <w:abstractNum w:abstractNumId="23" w15:restartNumberingAfterBreak="0">
     <w:nsid w:val="1FC87F6A"/>
     <w:multiLevelType w:val="hybridMultilevel"/>
     <w:tmpl w:val="A626B204"/>
@@ -26259,7 +27093,7 @@
       </w:rPr>
     </w:lvl>
   </w:abstractNum>
-  <w:abstractNum w:abstractNumId="23" w15:restartNumberingAfterBreak="0">
+  <w:abstractNum w:abstractNumId="24" w15:restartNumberingAfterBreak="0">
     <w:nsid w:val="21CF3A48"/>
     <w:multiLevelType w:val="hybridMultilevel"/>
     <w:tmpl w:val="1668D2C6"/>
@@ -26372,7 +27206,7 @@
       </w:rPr>
     </w:lvl>
   </w:abstractNum>
-  <w:abstractNum w:abstractNumId="24" w15:restartNumberingAfterBreak="0">
+  <w:abstractNum w:abstractNumId="25" w15:restartNumberingAfterBreak="0">
     <w:nsid w:val="23D975D8"/>
     <w:multiLevelType w:val="hybridMultilevel"/>
     <w:tmpl w:val="44168A26"/>
@@ -26485,7 +27319,7 @@
       </w:rPr>
     </w:lvl>
   </w:abstractNum>
-  <w:abstractNum w:abstractNumId="25" w15:restartNumberingAfterBreak="0">
+  <w:abstractNum w:abstractNumId="26" w15:restartNumberingAfterBreak="0">
     <w:nsid w:val="24CD7781"/>
     <w:multiLevelType w:val="hybridMultilevel"/>
     <w:tmpl w:val="A79A365E"/>
@@ -26598,7 +27432,120 @@
       </w:rPr>
     </w:lvl>
   </w:abstractNum>
-  <w:abstractNum w:abstractNumId="26" w15:restartNumberingAfterBreak="0">
+  <w:abstractNum w:abstractNumId="27" w15:restartNumberingAfterBreak="0">
+    <w:nsid w:val="25197186"/>
+    <w:multiLevelType w:val="hybridMultilevel"/>
+    <w:tmpl w:val="029C8FBA"/>
+    <w:lvl w:ilvl="0" w:tplc="240A000D">
+      <w:start w:val="1"/>
+      <w:numFmt w:val="bullet"/>
+      <w:lvlText w:val=""/>
+      <w:lvlJc w:val="left"/>
+      <w:pPr>
+        <w:ind w:left="1429" w:hanging="360"/>
+      </w:pPr>
+      <w:rPr>
+        <w:rFonts w:ascii="Wingdings" w:hAnsi="Wingdings" w:hint="default"/>
+      </w:rPr>
+    </w:lvl>
+    <w:lvl w:ilvl="1" w:tplc="240A0001">
+      <w:start w:val="1"/>
+      <w:numFmt w:val="bullet"/>
+      <w:lvlText w:val=""/>
+      <w:lvlJc w:val="left"/>
+      <w:pPr>
+        <w:ind w:left="2149" w:hanging="360"/>
+      </w:pPr>
+      <w:rPr>
+        <w:rFonts w:ascii="Symbol" w:hAnsi="Symbol" w:hint="default"/>
+      </w:rPr>
+    </w:lvl>
+    <w:lvl w:ilvl="2" w:tplc="240A0005" w:tentative="1">
+      <w:start w:val="1"/>
+      <w:numFmt w:val="bullet"/>
+      <w:lvlText w:val=""/>
+      <w:lvlJc w:val="left"/>
+      <w:pPr>
+        <w:ind w:left="2869" w:hanging="360"/>
+      </w:pPr>
+      <w:rPr>
+        <w:rFonts w:ascii="Wingdings" w:hAnsi="Wingdings" w:hint="default"/>
+      </w:rPr>
+    </w:lvl>
+    <w:lvl w:ilvl="3" w:tplc="240A0001" w:tentative="1">
+      <w:start w:val="1"/>
+      <w:numFmt w:val="bullet"/>
+      <w:lvlText w:val=""/>
+      <w:lvlJc w:val="left"/>
+      <w:pPr>
+        <w:ind w:left="3589" w:hanging="360"/>
+      </w:pPr>
+      <w:rPr>
+        <w:rFonts w:ascii="Symbol" w:hAnsi="Symbol" w:hint="default"/>
+      </w:rPr>
+    </w:lvl>
+    <w:lvl w:ilvl="4" w:tplc="240A0003" w:tentative="1">
+      <w:start w:val="1"/>
+      <w:numFmt w:val="bullet"/>
+      <w:lvlText w:val="o"/>
+      <w:lvlJc w:val="left"/>
+      <w:pPr>
+        <w:ind w:left="4309" w:hanging="360"/>
+      </w:pPr>
+      <w:rPr>
+        <w:rFonts w:ascii="Courier New" w:hAnsi="Courier New" w:cs="Courier New" w:hint="default"/>
+      </w:rPr>
+    </w:lvl>
+    <w:lvl w:ilvl="5" w:tplc="240A0005" w:tentative="1">
+      <w:start w:val="1"/>
+      <w:numFmt w:val="bullet"/>
+      <w:lvlText w:val=""/>
+      <w:lvlJc w:val="left"/>
+      <w:pPr>
+        <w:ind w:left="5029" w:hanging="360"/>
+      </w:pPr>
+      <w:rPr>
+        <w:rFonts w:ascii="Wingdings" w:hAnsi="Wingdings" w:hint="default"/>
+      </w:rPr>
+    </w:lvl>
+    <w:lvl w:ilvl="6" w:tplc="240A0001" w:tentative="1">
+      <w:start w:val="1"/>
+      <w:numFmt w:val="bullet"/>
+      <w:lvlText w:val=""/>
+      <w:lvlJc w:val="left"/>
+      <w:pPr>
+        <w:ind w:left="5749" w:hanging="360"/>
+      </w:pPr>
+      <w:rPr>
+        <w:rFonts w:ascii="Symbol" w:hAnsi="Symbol" w:hint="default"/>
+      </w:rPr>
+    </w:lvl>
+    <w:lvl w:ilvl="7" w:tplc="240A0003" w:tentative="1">
+      <w:start w:val="1"/>
+      <w:numFmt w:val="bullet"/>
+      <w:lvlText w:val="o"/>
+      <w:lvlJc w:val="left"/>
+      <w:pPr>
+        <w:ind w:left="6469" w:hanging="360"/>
+      </w:pPr>
+      <w:rPr>
+        <w:rFonts w:ascii="Courier New" w:hAnsi="Courier New" w:cs="Courier New" w:hint="default"/>
+      </w:rPr>
+    </w:lvl>
+    <w:lvl w:ilvl="8" w:tplc="240A0005" w:tentative="1">
+      <w:start w:val="1"/>
+      <w:numFmt w:val="bullet"/>
+      <w:lvlText w:val=""/>
+      <w:lvlJc w:val="left"/>
+      <w:pPr>
+        <w:ind w:left="7189" w:hanging="360"/>
+      </w:pPr>
+      <w:rPr>
+        <w:rFonts w:ascii="Wingdings" w:hAnsi="Wingdings" w:hint="default"/>
+      </w:rPr>
+    </w:lvl>
+  </w:abstractNum>
+  <w:abstractNum w:abstractNumId="28" w15:restartNumberingAfterBreak="0">
     <w:nsid w:val="27827300"/>
     <w:multiLevelType w:val="hybridMultilevel"/>
     <w:tmpl w:val="3DBE0C74"/>
@@ -26711,7 +27658,7 @@
       </w:rPr>
     </w:lvl>
   </w:abstractNum>
-  <w:abstractNum w:abstractNumId="27" w15:restartNumberingAfterBreak="0">
+  <w:abstractNum w:abstractNumId="29" w15:restartNumberingAfterBreak="0">
     <w:nsid w:val="2BF34059"/>
     <w:multiLevelType w:val="hybridMultilevel"/>
     <w:tmpl w:val="969208D4"/>
@@ -26824,7 +27771,7 @@
       </w:rPr>
     </w:lvl>
   </w:abstractNum>
-  <w:abstractNum w:abstractNumId="28" w15:restartNumberingAfterBreak="0">
+  <w:abstractNum w:abstractNumId="30" w15:restartNumberingAfterBreak="0">
     <w:nsid w:val="2F162112"/>
     <w:multiLevelType w:val="hybridMultilevel"/>
     <w:tmpl w:val="CDCEF91A"/>
@@ -26937,7 +27884,7 @@
       </w:rPr>
     </w:lvl>
   </w:abstractNum>
-  <w:abstractNum w:abstractNumId="29" w15:restartNumberingAfterBreak="0">
+  <w:abstractNum w:abstractNumId="31" w15:restartNumberingAfterBreak="0">
     <w:nsid w:val="30A90731"/>
     <w:multiLevelType w:val="hybridMultilevel"/>
     <w:tmpl w:val="2D9C0D28"/>
@@ -27050,7 +27997,120 @@
       </w:rPr>
     </w:lvl>
   </w:abstractNum>
-  <w:abstractNum w:abstractNumId="30" w15:restartNumberingAfterBreak="0">
+  <w:abstractNum w:abstractNumId="32" w15:restartNumberingAfterBreak="0">
+    <w:nsid w:val="311D5D78"/>
+    <w:multiLevelType w:val="hybridMultilevel"/>
+    <w:tmpl w:val="01987FAC"/>
+    <w:lvl w:ilvl="0" w:tplc="240A000D">
+      <w:start w:val="1"/>
+      <w:numFmt w:val="bullet"/>
+      <w:lvlText w:val=""/>
+      <w:lvlJc w:val="left"/>
+      <w:pPr>
+        <w:ind w:left="1429" w:hanging="360"/>
+      </w:pPr>
+      <w:rPr>
+        <w:rFonts w:ascii="Wingdings" w:hAnsi="Wingdings" w:hint="default"/>
+      </w:rPr>
+    </w:lvl>
+    <w:lvl w:ilvl="1" w:tplc="240A0001">
+      <w:start w:val="1"/>
+      <w:numFmt w:val="bullet"/>
+      <w:lvlText w:val=""/>
+      <w:lvlJc w:val="left"/>
+      <w:pPr>
+        <w:ind w:left="2149" w:hanging="360"/>
+      </w:pPr>
+      <w:rPr>
+        <w:rFonts w:ascii="Symbol" w:hAnsi="Symbol" w:hint="default"/>
+      </w:rPr>
+    </w:lvl>
+    <w:lvl w:ilvl="2" w:tplc="240A0005" w:tentative="1">
+      <w:start w:val="1"/>
+      <w:numFmt w:val="bullet"/>
+      <w:lvlText w:val=""/>
+      <w:lvlJc w:val="left"/>
+      <w:pPr>
+        <w:ind w:left="2869" w:hanging="360"/>
+      </w:pPr>
+      <w:rPr>
+        <w:rFonts w:ascii="Wingdings" w:hAnsi="Wingdings" w:hint="default"/>
+      </w:rPr>
+    </w:lvl>
+    <w:lvl w:ilvl="3" w:tplc="240A0001" w:tentative="1">
+      <w:start w:val="1"/>
+      <w:numFmt w:val="bullet"/>
+      <w:lvlText w:val=""/>
+      <w:lvlJc w:val="left"/>
+      <w:pPr>
+        <w:ind w:left="3589" w:hanging="360"/>
+      </w:pPr>
+      <w:rPr>
+        <w:rFonts w:ascii="Symbol" w:hAnsi="Symbol" w:hint="default"/>
+      </w:rPr>
+    </w:lvl>
+    <w:lvl w:ilvl="4" w:tplc="240A0003" w:tentative="1">
+      <w:start w:val="1"/>
+      <w:numFmt w:val="bullet"/>
+      <w:lvlText w:val="o"/>
+      <w:lvlJc w:val="left"/>
+      <w:pPr>
+        <w:ind w:left="4309" w:hanging="360"/>
+      </w:pPr>
+      <w:rPr>
+        <w:rFonts w:ascii="Courier New" w:hAnsi="Courier New" w:cs="Courier New" w:hint="default"/>
+      </w:rPr>
+    </w:lvl>
+    <w:lvl w:ilvl="5" w:tplc="240A0005" w:tentative="1">
+      <w:start w:val="1"/>
+      <w:numFmt w:val="bullet"/>
+      <w:lvlText w:val=""/>
+      <w:lvlJc w:val="left"/>
+      <w:pPr>
+        <w:ind w:left="5029" w:hanging="360"/>
+      </w:pPr>
+      <w:rPr>
+        <w:rFonts w:ascii="Wingdings" w:hAnsi="Wingdings" w:hint="default"/>
+      </w:rPr>
+    </w:lvl>
+    <w:lvl w:ilvl="6" w:tplc="240A0001" w:tentative="1">
+      <w:start w:val="1"/>
+      <w:numFmt w:val="bullet"/>
+      <w:lvlText w:val=""/>
+      <w:lvlJc w:val="left"/>
+      <w:pPr>
+        <w:ind w:left="5749" w:hanging="360"/>
+      </w:pPr>
+      <w:rPr>
+        <w:rFonts w:ascii="Symbol" w:hAnsi="Symbol" w:hint="default"/>
+      </w:rPr>
+    </w:lvl>
+    <w:lvl w:ilvl="7" w:tplc="240A0003" w:tentative="1">
+      <w:start w:val="1"/>
+      <w:numFmt w:val="bullet"/>
+      <w:lvlText w:val="o"/>
+      <w:lvlJc w:val="left"/>
+      <w:pPr>
+        <w:ind w:left="6469" w:hanging="360"/>
+      </w:pPr>
+      <w:rPr>
+        <w:rFonts w:ascii="Courier New" w:hAnsi="Courier New" w:cs="Courier New" w:hint="default"/>
+      </w:rPr>
+    </w:lvl>
+    <w:lvl w:ilvl="8" w:tplc="240A0005" w:tentative="1">
+      <w:start w:val="1"/>
+      <w:numFmt w:val="bullet"/>
+      <w:lvlText w:val=""/>
+      <w:lvlJc w:val="left"/>
+      <w:pPr>
+        <w:ind w:left="7189" w:hanging="360"/>
+      </w:pPr>
+      <w:rPr>
+        <w:rFonts w:ascii="Wingdings" w:hAnsi="Wingdings" w:hint="default"/>
+      </w:rPr>
+    </w:lvl>
+  </w:abstractNum>
+  <w:abstractNum w:abstractNumId="33" w15:restartNumberingAfterBreak="0">
     <w:nsid w:val="349322D5"/>
     <w:multiLevelType w:val="hybridMultilevel"/>
     <w:tmpl w:val="E20683D2"/>
@@ -27163,7 +28223,7 @@
       </w:rPr>
     </w:lvl>
   </w:abstractNum>
-  <w:abstractNum w:abstractNumId="31" w15:restartNumberingAfterBreak="0">
+  <w:abstractNum w:abstractNumId="34" w15:restartNumberingAfterBreak="0">
     <w:nsid w:val="35734774"/>
     <w:multiLevelType w:val="hybridMultilevel"/>
     <w:tmpl w:val="D5F46806"/>
@@ -27276,7 +28336,7 @@
       </w:rPr>
     </w:lvl>
   </w:abstractNum>
-  <w:abstractNum w:abstractNumId="32" w15:restartNumberingAfterBreak="0">
+  <w:abstractNum w:abstractNumId="35" w15:restartNumberingAfterBreak="0">
     <w:nsid w:val="368E176E"/>
     <w:multiLevelType w:val="hybridMultilevel"/>
     <w:tmpl w:val="BDF054FE"/>
@@ -27370,7 +28430,120 @@
       </w:pPr>
     </w:lvl>
   </w:abstractNum>
-  <w:abstractNum w:abstractNumId="33" w15:restartNumberingAfterBreak="0">
+  <w:abstractNum w:abstractNumId="36" w15:restartNumberingAfterBreak="0">
+    <w:nsid w:val="3A411FD6"/>
+    <w:multiLevelType w:val="hybridMultilevel"/>
+    <w:tmpl w:val="0D303A86"/>
+    <w:lvl w:ilvl="0" w:tplc="240A000D">
+      <w:start w:val="1"/>
+      <w:numFmt w:val="bullet"/>
+      <w:lvlText w:val=""/>
+      <w:lvlJc w:val="left"/>
+      <w:pPr>
+        <w:ind w:left="1429" w:hanging="360"/>
+      </w:pPr>
+      <w:rPr>
+        <w:rFonts w:ascii="Wingdings" w:hAnsi="Wingdings" w:hint="default"/>
+      </w:rPr>
+    </w:lvl>
+    <w:lvl w:ilvl="1" w:tplc="240A000D">
+      <w:start w:val="1"/>
+      <w:numFmt w:val="bullet"/>
+      <w:lvlText w:val=""/>
+      <w:lvlJc w:val="left"/>
+      <w:pPr>
+        <w:ind w:left="2149" w:hanging="360"/>
+      </w:pPr>
+      <w:rPr>
+        <w:rFonts w:ascii="Wingdings" w:hAnsi="Wingdings" w:hint="default"/>
+      </w:rPr>
+    </w:lvl>
+    <w:lvl w:ilvl="2" w:tplc="240A0005" w:tentative="1">
+      <w:start w:val="1"/>
+      <w:numFmt w:val="bullet"/>
+      <w:lvlText w:val=""/>
+      <w:lvlJc w:val="left"/>
+      <w:pPr>
+        <w:ind w:left="2869" w:hanging="360"/>
+      </w:pPr>
+      <w:rPr>
+        <w:rFonts w:ascii="Wingdings" w:hAnsi="Wingdings" w:hint="default"/>
+      </w:rPr>
+    </w:lvl>
+    <w:lvl w:ilvl="3" w:tplc="240A0001" w:tentative="1">
+      <w:start w:val="1"/>
+      <w:numFmt w:val="bullet"/>
+      <w:lvlText w:val=""/>
+      <w:lvlJc w:val="left"/>
+      <w:pPr>
+        <w:ind w:left="3589" w:hanging="360"/>
+      </w:pPr>
+      <w:rPr>
+        <w:rFonts w:ascii="Symbol" w:hAnsi="Symbol" w:hint="default"/>
+      </w:rPr>
+    </w:lvl>
+    <w:lvl w:ilvl="4" w:tplc="240A0003" w:tentative="1">
+      <w:start w:val="1"/>
+      <w:numFmt w:val="bullet"/>
+      <w:lvlText w:val="o"/>
+      <w:lvlJc w:val="left"/>
+      <w:pPr>
+        <w:ind w:left="4309" w:hanging="360"/>
+      </w:pPr>
+      <w:rPr>
+        <w:rFonts w:ascii="Courier New" w:hAnsi="Courier New" w:cs="Courier New" w:hint="default"/>
+      </w:rPr>
+    </w:lvl>
+    <w:lvl w:ilvl="5" w:tplc="240A0005" w:tentative="1">
+      <w:start w:val="1"/>
+      <w:numFmt w:val="bullet"/>
+      <w:lvlText w:val=""/>
+      <w:lvlJc w:val="left"/>
+      <w:pPr>
+        <w:ind w:left="5029" w:hanging="360"/>
+      </w:pPr>
+      <w:rPr>
+        <w:rFonts w:ascii="Wingdings" w:hAnsi="Wingdings" w:hint="default"/>
+      </w:rPr>
+    </w:lvl>
+    <w:lvl w:ilvl="6" w:tplc="240A0001" w:tentative="1">
+      <w:start w:val="1"/>
+      <w:numFmt w:val="bullet"/>
+      <w:lvlText w:val=""/>
+      <w:lvlJc w:val="left"/>
+      <w:pPr>
+        <w:ind w:left="5749" w:hanging="360"/>
+      </w:pPr>
+      <w:rPr>
+        <w:rFonts w:ascii="Symbol" w:hAnsi="Symbol" w:hint="default"/>
+      </w:rPr>
+    </w:lvl>
+    <w:lvl w:ilvl="7" w:tplc="240A0003" w:tentative="1">
+      <w:start w:val="1"/>
+      <w:numFmt w:val="bullet"/>
+      <w:lvlText w:val="o"/>
+      <w:lvlJc w:val="left"/>
+      <w:pPr>
+        <w:ind w:left="6469" w:hanging="360"/>
+      </w:pPr>
+      <w:rPr>
+        <w:rFonts w:ascii="Courier New" w:hAnsi="Courier New" w:cs="Courier New" w:hint="default"/>
+      </w:rPr>
+    </w:lvl>
+    <w:lvl w:ilvl="8" w:tplc="240A0005" w:tentative="1">
+      <w:start w:val="1"/>
+      <w:numFmt w:val="bullet"/>
+      <w:lvlText w:val=""/>
+      <w:lvlJc w:val="left"/>
+      <w:pPr>
+        <w:ind w:left="7189" w:hanging="360"/>
+      </w:pPr>
+      <w:rPr>
+        <w:rFonts w:ascii="Wingdings" w:hAnsi="Wingdings" w:hint="default"/>
+      </w:rPr>
+    </w:lvl>
+  </w:abstractNum>
+  <w:abstractNum w:abstractNumId="37" w15:restartNumberingAfterBreak="0">
     <w:nsid w:val="3FD93778"/>
     <w:multiLevelType w:val="hybridMultilevel"/>
     <w:tmpl w:val="8E829BDC"/>
@@ -27483,7 +28656,7 @@
       </w:rPr>
     </w:lvl>
   </w:abstractNum>
-  <w:abstractNum w:abstractNumId="34" w15:restartNumberingAfterBreak="0">
+  <w:abstractNum w:abstractNumId="38" w15:restartNumberingAfterBreak="0">
     <w:nsid w:val="452F5FDC"/>
     <w:multiLevelType w:val="hybridMultilevel"/>
     <w:tmpl w:val="9EBE699A"/>
@@ -27596,7 +28769,7 @@
       </w:rPr>
     </w:lvl>
   </w:abstractNum>
-  <w:abstractNum w:abstractNumId="35" w15:restartNumberingAfterBreak="0">
+  <w:abstractNum w:abstractNumId="39" w15:restartNumberingAfterBreak="0">
     <w:nsid w:val="45662792"/>
     <w:multiLevelType w:val="hybridMultilevel"/>
     <w:tmpl w:val="78469ABA"/>
@@ -27709,7 +28882,7 @@
       </w:rPr>
     </w:lvl>
   </w:abstractNum>
-  <w:abstractNum w:abstractNumId="36" w15:restartNumberingAfterBreak="0">
+  <w:abstractNum w:abstractNumId="40" w15:restartNumberingAfterBreak="0">
     <w:nsid w:val="482030E1"/>
     <w:multiLevelType w:val="hybridMultilevel"/>
     <w:tmpl w:val="AB1E3050"/>
@@ -27822,7 +28995,7 @@
       </w:rPr>
     </w:lvl>
   </w:abstractNum>
-  <w:abstractNum w:abstractNumId="37" w15:restartNumberingAfterBreak="0">
+  <w:abstractNum w:abstractNumId="41" w15:restartNumberingAfterBreak="0">
     <w:nsid w:val="4BFE196E"/>
     <w:multiLevelType w:val="hybridMultilevel"/>
     <w:tmpl w:val="A1F823EA"/>
@@ -27935,7 +29108,7 @@
       </w:rPr>
     </w:lvl>
   </w:abstractNum>
-  <w:abstractNum w:abstractNumId="38" w15:restartNumberingAfterBreak="0">
+  <w:abstractNum w:abstractNumId="42" w15:restartNumberingAfterBreak="0">
     <w:nsid w:val="4EBE1EF6"/>
     <w:multiLevelType w:val="hybridMultilevel"/>
     <w:tmpl w:val="F6A60586"/>
@@ -28028,7 +29201,7 @@
       </w:pPr>
     </w:lvl>
   </w:abstractNum>
-  <w:abstractNum w:abstractNumId="39" w15:restartNumberingAfterBreak="0">
+  <w:abstractNum w:abstractNumId="43" w15:restartNumberingAfterBreak="0">
     <w:nsid w:val="4F385926"/>
     <w:multiLevelType w:val="hybridMultilevel"/>
     <w:tmpl w:val="81249F06"/>
@@ -28141,7 +29314,7 @@
       </w:rPr>
     </w:lvl>
   </w:abstractNum>
-  <w:abstractNum w:abstractNumId="40" w15:restartNumberingAfterBreak="0">
+  <w:abstractNum w:abstractNumId="44" w15:restartNumberingAfterBreak="0">
     <w:nsid w:val="4FA657FC"/>
     <w:multiLevelType w:val="hybridMultilevel"/>
     <w:tmpl w:val="537043C4"/>
@@ -28254,7 +29427,7 @@
       </w:rPr>
     </w:lvl>
   </w:abstractNum>
-  <w:abstractNum w:abstractNumId="41" w15:restartNumberingAfterBreak="0">
+  <w:abstractNum w:abstractNumId="45" w15:restartNumberingAfterBreak="0">
     <w:nsid w:val="508E160E"/>
     <w:multiLevelType w:val="hybridMultilevel"/>
     <w:tmpl w:val="B30C8572"/>
@@ -28367,7 +29540,7 @@
       </w:rPr>
     </w:lvl>
   </w:abstractNum>
-  <w:abstractNum w:abstractNumId="42" w15:restartNumberingAfterBreak="0">
+  <w:abstractNum w:abstractNumId="46" w15:restartNumberingAfterBreak="0">
     <w:nsid w:val="508F41A1"/>
     <w:multiLevelType w:val="hybridMultilevel"/>
     <w:tmpl w:val="24A64BD6"/>
@@ -28480,7 +29653,7 @@
       </w:rPr>
     </w:lvl>
   </w:abstractNum>
-  <w:abstractNum w:abstractNumId="43" w15:restartNumberingAfterBreak="0">
+  <w:abstractNum w:abstractNumId="47" w15:restartNumberingAfterBreak="0">
     <w:nsid w:val="51DF2619"/>
     <w:multiLevelType w:val="hybridMultilevel"/>
     <w:tmpl w:val="8AC8B3EC"/>
@@ -28593,7 +29766,120 @@
       </w:rPr>
     </w:lvl>
   </w:abstractNum>
-  <w:abstractNum w:abstractNumId="44" w15:restartNumberingAfterBreak="0">
+  <w:abstractNum w:abstractNumId="48" w15:restartNumberingAfterBreak="0">
+    <w:nsid w:val="53C27FDD"/>
+    <w:multiLevelType w:val="hybridMultilevel"/>
+    <w:tmpl w:val="1BB0A3D2"/>
+    <w:lvl w:ilvl="0" w:tplc="240A000D">
+      <w:start w:val="1"/>
+      <w:numFmt w:val="bullet"/>
+      <w:lvlText w:val=""/>
+      <w:lvlJc w:val="left"/>
+      <w:pPr>
+        <w:ind w:left="1429" w:hanging="360"/>
+      </w:pPr>
+      <w:rPr>
+        <w:rFonts w:ascii="Wingdings" w:hAnsi="Wingdings" w:hint="default"/>
+      </w:rPr>
+    </w:lvl>
+    <w:lvl w:ilvl="1" w:tplc="240A0003" w:tentative="1">
+      <w:start w:val="1"/>
+      <w:numFmt w:val="bullet"/>
+      <w:lvlText w:val="o"/>
+      <w:lvlJc w:val="left"/>
+      <w:pPr>
+        <w:ind w:left="2149" w:hanging="360"/>
+      </w:pPr>
+      <w:rPr>
+        <w:rFonts w:ascii="Courier New" w:hAnsi="Courier New" w:cs="Courier New" w:hint="default"/>
+      </w:rPr>
+    </w:lvl>
+    <w:lvl w:ilvl="2" w:tplc="240A0005" w:tentative="1">
+      <w:start w:val="1"/>
+      <w:numFmt w:val="bullet"/>
+      <w:lvlText w:val=""/>
+      <w:lvlJc w:val="left"/>
+      <w:pPr>
+        <w:ind w:left="2869" w:hanging="360"/>
+      </w:pPr>
+      <w:rPr>
+        <w:rFonts w:ascii="Wingdings" w:hAnsi="Wingdings" w:hint="default"/>
+      </w:rPr>
+    </w:lvl>
+    <w:lvl w:ilvl="3" w:tplc="240A0001" w:tentative="1">
+      <w:start w:val="1"/>
+      <w:numFmt w:val="bullet"/>
+      <w:lvlText w:val=""/>
+      <w:lvlJc w:val="left"/>
+      <w:pPr>
+        <w:ind w:left="3589" w:hanging="360"/>
+      </w:pPr>
+      <w:rPr>
+        <w:rFonts w:ascii="Symbol" w:hAnsi="Symbol" w:hint="default"/>
+      </w:rPr>
+    </w:lvl>
+    <w:lvl w:ilvl="4" w:tplc="240A0003" w:tentative="1">
+      <w:start w:val="1"/>
+      <w:numFmt w:val="bullet"/>
+      <w:lvlText w:val="o"/>
+      <w:lvlJc w:val="left"/>
+      <w:pPr>
+        <w:ind w:left="4309" w:hanging="360"/>
+      </w:pPr>
+      <w:rPr>
+        <w:rFonts w:ascii="Courier New" w:hAnsi="Courier New" w:cs="Courier New" w:hint="default"/>
+      </w:rPr>
+    </w:lvl>
+    <w:lvl w:ilvl="5" w:tplc="240A0005" w:tentative="1">
+      <w:start w:val="1"/>
+      <w:numFmt w:val="bullet"/>
+      <w:lvlText w:val=""/>
+      <w:lvlJc w:val="left"/>
+      <w:pPr>
+        <w:ind w:left="5029" w:hanging="360"/>
+      </w:pPr>
+      <w:rPr>
+        <w:rFonts w:ascii="Wingdings" w:hAnsi="Wingdings" w:hint="default"/>
+      </w:rPr>
+    </w:lvl>
+    <w:lvl w:ilvl="6" w:tplc="240A0001" w:tentative="1">
+      <w:start w:val="1"/>
+      <w:numFmt w:val="bullet"/>
+      <w:lvlText w:val=""/>
+      <w:lvlJc w:val="left"/>
+      <w:pPr>
+        <w:ind w:left="5749" w:hanging="360"/>
+      </w:pPr>
+      <w:rPr>
+        <w:rFonts w:ascii="Symbol" w:hAnsi="Symbol" w:hint="default"/>
+      </w:rPr>
+    </w:lvl>
+    <w:lvl w:ilvl="7" w:tplc="240A0003" w:tentative="1">
+      <w:start w:val="1"/>
+      <w:numFmt w:val="bullet"/>
+      <w:lvlText w:val="o"/>
+      <w:lvlJc w:val="left"/>
+      <w:pPr>
+        <w:ind w:left="6469" w:hanging="360"/>
+      </w:pPr>
+      <w:rPr>
+        <w:rFonts w:ascii="Courier New" w:hAnsi="Courier New" w:cs="Courier New" w:hint="default"/>
+      </w:rPr>
+    </w:lvl>
+    <w:lvl w:ilvl="8" w:tplc="240A0005" w:tentative="1">
+      <w:start w:val="1"/>
+      <w:numFmt w:val="bullet"/>
+      <w:lvlText w:val=""/>
+      <w:lvlJc w:val="left"/>
+      <w:pPr>
+        <w:ind w:left="7189" w:hanging="360"/>
+      </w:pPr>
+      <w:rPr>
+        <w:rFonts w:ascii="Wingdings" w:hAnsi="Wingdings" w:hint="default"/>
+      </w:rPr>
+    </w:lvl>
+  </w:abstractNum>
+  <w:abstractNum w:abstractNumId="49" w15:restartNumberingAfterBreak="0">
     <w:nsid w:val="541903CB"/>
     <w:multiLevelType w:val="hybridMultilevel"/>
     <w:tmpl w:val="8012D23C"/>
@@ -28706,7 +29992,7 @@
       </w:rPr>
     </w:lvl>
   </w:abstractNum>
-  <w:abstractNum w:abstractNumId="45" w15:restartNumberingAfterBreak="0">
+  <w:abstractNum w:abstractNumId="50" w15:restartNumberingAfterBreak="0">
     <w:nsid w:val="569C6E01"/>
     <w:multiLevelType w:val="hybridMultilevel"/>
     <w:tmpl w:val="FAB8E73E"/>
@@ -28819,7 +30105,120 @@
       </w:rPr>
     </w:lvl>
   </w:abstractNum>
-  <w:abstractNum w:abstractNumId="46" w15:restartNumberingAfterBreak="0">
+  <w:abstractNum w:abstractNumId="51" w15:restartNumberingAfterBreak="0">
+    <w:nsid w:val="56B35AE9"/>
+    <w:multiLevelType w:val="hybridMultilevel"/>
+    <w:tmpl w:val="C428DB8E"/>
+    <w:lvl w:ilvl="0" w:tplc="240A000D">
+      <w:start w:val="1"/>
+      <w:numFmt w:val="bullet"/>
+      <w:lvlText w:val=""/>
+      <w:lvlJc w:val="left"/>
+      <w:pPr>
+        <w:ind w:left="1429" w:hanging="360"/>
+      </w:pPr>
+      <w:rPr>
+        <w:rFonts w:ascii="Wingdings" w:hAnsi="Wingdings" w:hint="default"/>
+      </w:rPr>
+    </w:lvl>
+    <w:lvl w:ilvl="1" w:tplc="240A000F">
+      <w:start w:val="1"/>
+      <w:numFmt w:val="decimal"/>
+      <w:lvlText w:val="%2."/>
+      <w:lvlJc w:val="left"/>
+      <w:pPr>
+        <w:ind w:left="2149" w:hanging="360"/>
+      </w:pPr>
+      <w:rPr>
+        <w:rFonts w:hint="default"/>
+      </w:rPr>
+    </w:lvl>
+    <w:lvl w:ilvl="2" w:tplc="240A0005" w:tentative="1">
+      <w:start w:val="1"/>
+      <w:numFmt w:val="bullet"/>
+      <w:lvlText w:val=""/>
+      <w:lvlJc w:val="left"/>
+      <w:pPr>
+        <w:ind w:left="2869" w:hanging="360"/>
+      </w:pPr>
+      <w:rPr>
+        <w:rFonts w:ascii="Wingdings" w:hAnsi="Wingdings" w:hint="default"/>
+      </w:rPr>
+    </w:lvl>
+    <w:lvl w:ilvl="3" w:tplc="240A0001" w:tentative="1">
+      <w:start w:val="1"/>
+      <w:numFmt w:val="bullet"/>
+      <w:lvlText w:val=""/>
+      <w:lvlJc w:val="left"/>
+      <w:pPr>
+        <w:ind w:left="3589" w:hanging="360"/>
+      </w:pPr>
+      <w:rPr>
+        <w:rFonts w:ascii="Symbol" w:hAnsi="Symbol" w:hint="default"/>
+      </w:rPr>
+    </w:lvl>
+    <w:lvl w:ilvl="4" w:tplc="240A0003" w:tentative="1">
+      <w:start w:val="1"/>
+      <w:numFmt w:val="bullet"/>
+      <w:lvlText w:val="o"/>
+      <w:lvlJc w:val="left"/>
+      <w:pPr>
+        <w:ind w:left="4309" w:hanging="360"/>
+      </w:pPr>
+      <w:rPr>
+        <w:rFonts w:ascii="Courier New" w:hAnsi="Courier New" w:cs="Courier New" w:hint="default"/>
+      </w:rPr>
+    </w:lvl>
+    <w:lvl w:ilvl="5" w:tplc="240A0005" w:tentative="1">
+      <w:start w:val="1"/>
+      <w:numFmt w:val="bullet"/>
+      <w:lvlText w:val=""/>
+      <w:lvlJc w:val="left"/>
+      <w:pPr>
+        <w:ind w:left="5029" w:hanging="360"/>
+      </w:pPr>
+      <w:rPr>
+        <w:rFonts w:ascii="Wingdings" w:hAnsi="Wingdings" w:hint="default"/>
+      </w:rPr>
+    </w:lvl>
+    <w:lvl w:ilvl="6" w:tplc="240A0001" w:tentative="1">
+      <w:start w:val="1"/>
+      <w:numFmt w:val="bullet"/>
+      <w:lvlText w:val=""/>
+      <w:lvlJc w:val="left"/>
+      <w:pPr>
+        <w:ind w:left="5749" w:hanging="360"/>
+      </w:pPr>
+      <w:rPr>
+        <w:rFonts w:ascii="Symbol" w:hAnsi="Symbol" w:hint="default"/>
+      </w:rPr>
+    </w:lvl>
+    <w:lvl w:ilvl="7" w:tplc="240A0003" w:tentative="1">
+      <w:start w:val="1"/>
+      <w:numFmt w:val="bullet"/>
+      <w:lvlText w:val="o"/>
+      <w:lvlJc w:val="left"/>
+      <w:pPr>
+        <w:ind w:left="6469" w:hanging="360"/>
+      </w:pPr>
+      <w:rPr>
+        <w:rFonts w:ascii="Courier New" w:hAnsi="Courier New" w:cs="Courier New" w:hint="default"/>
+      </w:rPr>
+    </w:lvl>
+    <w:lvl w:ilvl="8" w:tplc="240A0005" w:tentative="1">
+      <w:start w:val="1"/>
+      <w:numFmt w:val="bullet"/>
+      <w:lvlText w:val=""/>
+      <w:lvlJc w:val="left"/>
+      <w:pPr>
+        <w:ind w:left="7189" w:hanging="360"/>
+      </w:pPr>
+      <w:rPr>
+        <w:rFonts w:ascii="Wingdings" w:hAnsi="Wingdings" w:hint="default"/>
+      </w:rPr>
+    </w:lvl>
+  </w:abstractNum>
+  <w:abstractNum w:abstractNumId="52" w15:restartNumberingAfterBreak="0">
     <w:nsid w:val="59EE4FC9"/>
     <w:multiLevelType w:val="hybridMultilevel"/>
     <w:tmpl w:val="43C684C8"/>
@@ -28905,7 +30304,7 @@
       </w:pPr>
     </w:lvl>
   </w:abstractNum>
-  <w:abstractNum w:abstractNumId="47" w15:restartNumberingAfterBreak="0">
+  <w:abstractNum w:abstractNumId="53" w15:restartNumberingAfterBreak="0">
     <w:nsid w:val="5E150E1D"/>
     <w:multiLevelType w:val="hybridMultilevel"/>
     <w:tmpl w:val="3878D492"/>
@@ -29018,7 +30417,7 @@
       </w:rPr>
     </w:lvl>
   </w:abstractNum>
-  <w:abstractNum w:abstractNumId="48" w15:restartNumberingAfterBreak="0">
+  <w:abstractNum w:abstractNumId="54" w15:restartNumberingAfterBreak="0">
     <w:nsid w:val="5FA33FE9"/>
     <w:multiLevelType w:val="hybridMultilevel"/>
     <w:tmpl w:val="ACA016C0"/>
@@ -29131,7 +30530,7 @@
       </w:rPr>
     </w:lvl>
   </w:abstractNum>
-  <w:abstractNum w:abstractNumId="49" w15:restartNumberingAfterBreak="0">
+  <w:abstractNum w:abstractNumId="55" w15:restartNumberingAfterBreak="0">
     <w:nsid w:val="6092045B"/>
     <w:multiLevelType w:val="hybridMultilevel"/>
     <w:tmpl w:val="A114E6D6"/>
@@ -29244,7 +30643,7 @@
       </w:rPr>
     </w:lvl>
   </w:abstractNum>
-  <w:abstractNum w:abstractNumId="50" w15:restartNumberingAfterBreak="0">
+  <w:abstractNum w:abstractNumId="56" w15:restartNumberingAfterBreak="0">
     <w:nsid w:val="62132F09"/>
     <w:multiLevelType w:val="hybridMultilevel"/>
     <w:tmpl w:val="2328362A"/>
@@ -29357,7 +30756,7 @@
       </w:rPr>
     </w:lvl>
   </w:abstractNum>
-  <w:abstractNum w:abstractNumId="51" w15:restartNumberingAfterBreak="0">
+  <w:abstractNum w:abstractNumId="57" w15:restartNumberingAfterBreak="0">
     <w:nsid w:val="63A577C8"/>
     <w:multiLevelType w:val="hybridMultilevel"/>
     <w:tmpl w:val="0FCC887A"/>
@@ -29470,7 +30869,7 @@
       </w:rPr>
     </w:lvl>
   </w:abstractNum>
-  <w:abstractNum w:abstractNumId="52" w15:restartNumberingAfterBreak="0">
+  <w:abstractNum w:abstractNumId="58" w15:restartNumberingAfterBreak="0">
     <w:nsid w:val="640E45EE"/>
     <w:multiLevelType w:val="hybridMultilevel"/>
     <w:tmpl w:val="DEFAA6DC"/>
@@ -29583,7 +30982,7 @@
       </w:rPr>
     </w:lvl>
   </w:abstractNum>
-  <w:abstractNum w:abstractNumId="53" w15:restartNumberingAfterBreak="0">
+  <w:abstractNum w:abstractNumId="59" w15:restartNumberingAfterBreak="0">
     <w:nsid w:val="64C1047E"/>
     <w:multiLevelType w:val="hybridMultilevel"/>
     <w:tmpl w:val="0C72E0A2"/>
@@ -29696,7 +31095,7 @@
       </w:rPr>
     </w:lvl>
   </w:abstractNum>
-  <w:abstractNum w:abstractNumId="54" w15:restartNumberingAfterBreak="0">
+  <w:abstractNum w:abstractNumId="60" w15:restartNumberingAfterBreak="0">
     <w:nsid w:val="65053E08"/>
     <w:multiLevelType w:val="hybridMultilevel"/>
     <w:tmpl w:val="D5666514"/>
@@ -29809,7 +31208,7 @@
       </w:rPr>
     </w:lvl>
   </w:abstractNum>
-  <w:abstractNum w:abstractNumId="55" w15:restartNumberingAfterBreak="0">
+  <w:abstractNum w:abstractNumId="61" w15:restartNumberingAfterBreak="0">
     <w:nsid w:val="6EFF7EEE"/>
     <w:multiLevelType w:val="hybridMultilevel"/>
     <w:tmpl w:val="69FC6924"/>
@@ -29922,7 +31321,120 @@
       </w:rPr>
     </w:lvl>
   </w:abstractNum>
-  <w:abstractNum w:abstractNumId="56" w15:restartNumberingAfterBreak="0">
+  <w:abstractNum w:abstractNumId="62" w15:restartNumberingAfterBreak="0">
+    <w:nsid w:val="704259A2"/>
+    <w:multiLevelType w:val="hybridMultilevel"/>
+    <w:tmpl w:val="A69630D6"/>
+    <w:lvl w:ilvl="0" w:tplc="240A000D">
+      <w:start w:val="1"/>
+      <w:numFmt w:val="bullet"/>
+      <w:lvlText w:val=""/>
+      <w:lvlJc w:val="left"/>
+      <w:pPr>
+        <w:ind w:left="1429" w:hanging="360"/>
+      </w:pPr>
+      <w:rPr>
+        <w:rFonts w:ascii="Wingdings" w:hAnsi="Wingdings" w:hint="default"/>
+      </w:rPr>
+    </w:lvl>
+    <w:lvl w:ilvl="1" w:tplc="240A0001">
+      <w:start w:val="1"/>
+      <w:numFmt w:val="bullet"/>
+      <w:lvlText w:val=""/>
+      <w:lvlJc w:val="left"/>
+      <w:pPr>
+        <w:ind w:left="2149" w:hanging="360"/>
+      </w:pPr>
+      <w:rPr>
+        <w:rFonts w:ascii="Symbol" w:hAnsi="Symbol" w:hint="default"/>
+      </w:rPr>
+    </w:lvl>
+    <w:lvl w:ilvl="2" w:tplc="240A0005" w:tentative="1">
+      <w:start w:val="1"/>
+      <w:numFmt w:val="bullet"/>
+      <w:lvlText w:val=""/>
+      <w:lvlJc w:val="left"/>
+      <w:pPr>
+        <w:ind w:left="2869" w:hanging="360"/>
+      </w:pPr>
+      <w:rPr>
+        <w:rFonts w:ascii="Wingdings" w:hAnsi="Wingdings" w:hint="default"/>
+      </w:rPr>
+    </w:lvl>
+    <w:lvl w:ilvl="3" w:tplc="240A0001" w:tentative="1">
+      <w:start w:val="1"/>
+      <w:numFmt w:val="bullet"/>
+      <w:lvlText w:val=""/>
+      <w:lvlJc w:val="left"/>
+      <w:pPr>
+        <w:ind w:left="3589" w:hanging="360"/>
+      </w:pPr>
+      <w:rPr>
+        <w:rFonts w:ascii="Symbol" w:hAnsi="Symbol" w:hint="default"/>
+      </w:rPr>
+    </w:lvl>
+    <w:lvl w:ilvl="4" w:tplc="240A0003" w:tentative="1">
+      <w:start w:val="1"/>
+      <w:numFmt w:val="bullet"/>
+      <w:lvlText w:val="o"/>
+      <w:lvlJc w:val="left"/>
+      <w:pPr>
+        <w:ind w:left="4309" w:hanging="360"/>
+      </w:pPr>
+      <w:rPr>
+        <w:rFonts w:ascii="Courier New" w:hAnsi="Courier New" w:cs="Courier New" w:hint="default"/>
+      </w:rPr>
+    </w:lvl>
+    <w:lvl w:ilvl="5" w:tplc="240A0005" w:tentative="1">
+      <w:start w:val="1"/>
+      <w:numFmt w:val="bullet"/>
+      <w:lvlText w:val=""/>
+      <w:lvlJc w:val="left"/>
+      <w:pPr>
+        <w:ind w:left="5029" w:hanging="360"/>
+      </w:pPr>
+      <w:rPr>
+        <w:rFonts w:ascii="Wingdings" w:hAnsi="Wingdings" w:hint="default"/>
+      </w:rPr>
+    </w:lvl>
+    <w:lvl w:ilvl="6" w:tplc="240A0001" w:tentative="1">
+      <w:start w:val="1"/>
+      <w:numFmt w:val="bullet"/>
+      <w:lvlText w:val=""/>
+      <w:lvlJc w:val="left"/>
+      <w:pPr>
+        <w:ind w:left="5749" w:hanging="360"/>
+      </w:pPr>
+      <w:rPr>
+        <w:rFonts w:ascii="Symbol" w:hAnsi="Symbol" w:hint="default"/>
+      </w:rPr>
+    </w:lvl>
+    <w:lvl w:ilvl="7" w:tplc="240A0003" w:tentative="1">
+      <w:start w:val="1"/>
+      <w:numFmt w:val="bullet"/>
+      <w:lvlText w:val="o"/>
+      <w:lvlJc w:val="left"/>
+      <w:pPr>
+        <w:ind w:left="6469" w:hanging="360"/>
+      </w:pPr>
+      <w:rPr>
+        <w:rFonts w:ascii="Courier New" w:hAnsi="Courier New" w:cs="Courier New" w:hint="default"/>
+      </w:rPr>
+    </w:lvl>
+    <w:lvl w:ilvl="8" w:tplc="240A0005" w:tentative="1">
+      <w:start w:val="1"/>
+      <w:numFmt w:val="bullet"/>
+      <w:lvlText w:val=""/>
+      <w:lvlJc w:val="left"/>
+      <w:pPr>
+        <w:ind w:left="7189" w:hanging="360"/>
+      </w:pPr>
+      <w:rPr>
+        <w:rFonts w:ascii="Wingdings" w:hAnsi="Wingdings" w:hint="default"/>
+      </w:rPr>
+    </w:lvl>
+  </w:abstractNum>
+  <w:abstractNum w:abstractNumId="63" w15:restartNumberingAfterBreak="0">
     <w:nsid w:val="743558E5"/>
     <w:multiLevelType w:val="hybridMultilevel"/>
     <w:tmpl w:val="8DA0A2FA"/>
@@ -30014,7 +31526,7 @@
       </w:pPr>
     </w:lvl>
   </w:abstractNum>
-  <w:abstractNum w:abstractNumId="57" w15:restartNumberingAfterBreak="0">
+  <w:abstractNum w:abstractNumId="64" w15:restartNumberingAfterBreak="0">
     <w:nsid w:val="747D3BD9"/>
     <w:multiLevelType w:val="hybridMultilevel"/>
     <w:tmpl w:val="63E22FA2"/>
@@ -30127,7 +31639,7 @@
       </w:rPr>
     </w:lvl>
   </w:abstractNum>
-  <w:abstractNum w:abstractNumId="58" w15:restartNumberingAfterBreak="0">
+  <w:abstractNum w:abstractNumId="65" w15:restartNumberingAfterBreak="0">
     <w:nsid w:val="74D30BFE"/>
     <w:multiLevelType w:val="hybridMultilevel"/>
     <w:tmpl w:val="8E0267B6"/>
@@ -30240,7 +31752,7 @@
       </w:rPr>
     </w:lvl>
   </w:abstractNum>
-  <w:abstractNum w:abstractNumId="59" w15:restartNumberingAfterBreak="0">
+  <w:abstractNum w:abstractNumId="66" w15:restartNumberingAfterBreak="0">
     <w:nsid w:val="751F0784"/>
     <w:multiLevelType w:val="hybridMultilevel"/>
     <w:tmpl w:val="E5FE0184"/>
@@ -30353,7 +31865,7 @@
       </w:rPr>
     </w:lvl>
   </w:abstractNum>
-  <w:abstractNum w:abstractNumId="60" w15:restartNumberingAfterBreak="0">
+  <w:abstractNum w:abstractNumId="67" w15:restartNumberingAfterBreak="0">
     <w:nsid w:val="762C3F91"/>
     <w:multiLevelType w:val="hybridMultilevel"/>
     <w:tmpl w:val="4F5CD3A0"/>
@@ -30439,7 +31951,120 @@
       </w:pPr>
     </w:lvl>
   </w:abstractNum>
-  <w:abstractNum w:abstractNumId="61" w15:restartNumberingAfterBreak="0">
+  <w:abstractNum w:abstractNumId="68" w15:restartNumberingAfterBreak="0">
+    <w:nsid w:val="771814AA"/>
+    <w:multiLevelType w:val="hybridMultilevel"/>
+    <w:tmpl w:val="4E0A50C0"/>
+    <w:lvl w:ilvl="0" w:tplc="240A000D">
+      <w:start w:val="1"/>
+      <w:numFmt w:val="bullet"/>
+      <w:lvlText w:val=""/>
+      <w:lvlJc w:val="left"/>
+      <w:pPr>
+        <w:ind w:left="1429" w:hanging="360"/>
+      </w:pPr>
+      <w:rPr>
+        <w:rFonts w:ascii="Wingdings" w:hAnsi="Wingdings" w:hint="default"/>
+      </w:rPr>
+    </w:lvl>
+    <w:lvl w:ilvl="1" w:tplc="240A0003">
+      <w:start w:val="1"/>
+      <w:numFmt w:val="bullet"/>
+      <w:lvlText w:val="o"/>
+      <w:lvlJc w:val="left"/>
+      <w:pPr>
+        <w:ind w:left="2149" w:hanging="360"/>
+      </w:pPr>
+      <w:rPr>
+        <w:rFonts w:ascii="Courier New" w:hAnsi="Courier New" w:cs="Courier New" w:hint="default"/>
+      </w:rPr>
+    </w:lvl>
+    <w:lvl w:ilvl="2" w:tplc="240A0005" w:tentative="1">
+      <w:start w:val="1"/>
+      <w:numFmt w:val="bullet"/>
+      <w:lvlText w:val=""/>
+      <w:lvlJc w:val="left"/>
+      <w:pPr>
+        <w:ind w:left="2869" w:hanging="360"/>
+      </w:pPr>
+      <w:rPr>
+        <w:rFonts w:ascii="Wingdings" w:hAnsi="Wingdings" w:hint="default"/>
+      </w:rPr>
+    </w:lvl>
+    <w:lvl w:ilvl="3" w:tplc="240A0001" w:tentative="1">
+      <w:start w:val="1"/>
+      <w:numFmt w:val="bullet"/>
+      <w:lvlText w:val=""/>
+      <w:lvlJc w:val="left"/>
+      <w:pPr>
+        <w:ind w:left="3589" w:hanging="360"/>
+      </w:pPr>
+      <w:rPr>
+        <w:rFonts w:ascii="Symbol" w:hAnsi="Symbol" w:hint="default"/>
+      </w:rPr>
+    </w:lvl>
+    <w:lvl w:ilvl="4" w:tplc="240A0003" w:tentative="1">
+      <w:start w:val="1"/>
+      <w:numFmt w:val="bullet"/>
+      <w:lvlText w:val="o"/>
+      <w:lvlJc w:val="left"/>
+      <w:pPr>
+        <w:ind w:left="4309" w:hanging="360"/>
+      </w:pPr>
+      <w:rPr>
+        <w:rFonts w:ascii="Courier New" w:hAnsi="Courier New" w:cs="Courier New" w:hint="default"/>
+      </w:rPr>
+    </w:lvl>
+    <w:lvl w:ilvl="5" w:tplc="240A0005" w:tentative="1">
+      <w:start w:val="1"/>
+      <w:numFmt w:val="bullet"/>
+      <w:lvlText w:val=""/>
+      <w:lvlJc w:val="left"/>
+      <w:pPr>
+        <w:ind w:left="5029" w:hanging="360"/>
+      </w:pPr>
+      <w:rPr>
+        <w:rFonts w:ascii="Wingdings" w:hAnsi="Wingdings" w:hint="default"/>
+      </w:rPr>
+    </w:lvl>
+    <w:lvl w:ilvl="6" w:tplc="240A0001" w:tentative="1">
+      <w:start w:val="1"/>
+      <w:numFmt w:val="bullet"/>
+      <w:lvlText w:val=""/>
+      <w:lvlJc w:val="left"/>
+      <w:pPr>
+        <w:ind w:left="5749" w:hanging="360"/>
+      </w:pPr>
+      <w:rPr>
+        <w:rFonts w:ascii="Symbol" w:hAnsi="Symbol" w:hint="default"/>
+      </w:rPr>
+    </w:lvl>
+    <w:lvl w:ilvl="7" w:tplc="240A0003" w:tentative="1">
+      <w:start w:val="1"/>
+      <w:numFmt w:val="bullet"/>
+      <w:lvlText w:val="o"/>
+      <w:lvlJc w:val="left"/>
+      <w:pPr>
+        <w:ind w:left="6469" w:hanging="360"/>
+      </w:pPr>
+      <w:rPr>
+        <w:rFonts w:ascii="Courier New" w:hAnsi="Courier New" w:cs="Courier New" w:hint="default"/>
+      </w:rPr>
+    </w:lvl>
+    <w:lvl w:ilvl="8" w:tplc="240A0005" w:tentative="1">
+      <w:start w:val="1"/>
+      <w:numFmt w:val="bullet"/>
+      <w:lvlText w:val=""/>
+      <w:lvlJc w:val="left"/>
+      <w:pPr>
+        <w:ind w:left="7189" w:hanging="360"/>
+      </w:pPr>
+      <w:rPr>
+        <w:rFonts w:ascii="Wingdings" w:hAnsi="Wingdings" w:hint="default"/>
+      </w:rPr>
+    </w:lvl>
+  </w:abstractNum>
+  <w:abstractNum w:abstractNumId="69" w15:restartNumberingAfterBreak="0">
     <w:nsid w:val="77FF3BF9"/>
     <w:multiLevelType w:val="hybridMultilevel"/>
     <w:tmpl w:val="14684A6A"/>
@@ -30526,7 +32151,7 @@
       </w:pPr>
     </w:lvl>
   </w:abstractNum>
-  <w:abstractNum w:abstractNumId="62" w15:restartNumberingAfterBreak="0">
+  <w:abstractNum w:abstractNumId="70" w15:restartNumberingAfterBreak="0">
     <w:nsid w:val="78496C62"/>
     <w:multiLevelType w:val="hybridMultilevel"/>
     <w:tmpl w:val="80C0E280"/>
@@ -30639,7 +32264,7 @@
       </w:rPr>
     </w:lvl>
   </w:abstractNum>
-  <w:abstractNum w:abstractNumId="63" w15:restartNumberingAfterBreak="0">
+  <w:abstractNum w:abstractNumId="71" w15:restartNumberingAfterBreak="0">
     <w:nsid w:val="7A1F3FDD"/>
     <w:multiLevelType w:val="hybridMultilevel"/>
     <w:tmpl w:val="C5D4F596"/>
@@ -30725,7 +32350,7 @@
       </w:pPr>
     </w:lvl>
   </w:abstractNum>
-  <w:abstractNum w:abstractNumId="64" w15:restartNumberingAfterBreak="0">
+  <w:abstractNum w:abstractNumId="72" w15:restartNumberingAfterBreak="0">
     <w:nsid w:val="7C161D1C"/>
     <w:multiLevelType w:val="multilevel"/>
     <w:tmpl w:val="EBEAF536"/>
@@ -30812,7 +32437,7 @@
       </w:pPr>
     </w:lvl>
   </w:abstractNum>
-  <w:abstractNum w:abstractNumId="65" w15:restartNumberingAfterBreak="0">
+  <w:abstractNum w:abstractNumId="73" w15:restartNumberingAfterBreak="0">
     <w:nsid w:val="7D00314A"/>
     <w:multiLevelType w:val="hybridMultilevel"/>
     <w:tmpl w:val="B0DA3E84"/>
@@ -30925,7 +32550,7 @@
       </w:rPr>
     </w:lvl>
   </w:abstractNum>
-  <w:abstractNum w:abstractNumId="66" w15:restartNumberingAfterBreak="0">
+  <w:abstractNum w:abstractNumId="74" w15:restartNumberingAfterBreak="0">
     <w:nsid w:val="7D4A41EE"/>
     <w:multiLevelType w:val="hybridMultilevel"/>
     <w:tmpl w:val="BEAEC948"/>
@@ -31011,7 +32636,7 @@
       </w:pPr>
     </w:lvl>
   </w:abstractNum>
-  <w:abstractNum w:abstractNumId="67" w15:restartNumberingAfterBreak="0">
+  <w:abstractNum w:abstractNumId="75" w15:restartNumberingAfterBreak="0">
     <w:nsid w:val="7D7661E9"/>
     <w:multiLevelType w:val="hybridMultilevel"/>
     <w:tmpl w:val="F4A4F21E"/>
@@ -31124,7 +32749,7 @@
       </w:rPr>
     </w:lvl>
   </w:abstractNum>
-  <w:abstractNum w:abstractNumId="68" w15:restartNumberingAfterBreak="0">
+  <w:abstractNum w:abstractNumId="76" w15:restartNumberingAfterBreak="0">
     <w:nsid w:val="7E8C175F"/>
     <w:multiLevelType w:val="hybridMultilevel"/>
     <w:tmpl w:val="77AC786C"/>
@@ -31237,7 +32862,7 @@
       </w:rPr>
     </w:lvl>
   </w:abstractNum>
-  <w:abstractNum w:abstractNumId="69" w15:restartNumberingAfterBreak="0">
+  <w:abstractNum w:abstractNumId="77" w15:restartNumberingAfterBreak="0">
     <w:nsid w:val="7EA02648"/>
     <w:multiLevelType w:val="hybridMultilevel"/>
     <w:tmpl w:val="77902D16"/>
@@ -31351,133 +32976,133 @@
     </w:lvl>
   </w:abstractNum>
   <w:num w:numId="1">
-    <w:abstractNumId w:val="64"/>
+    <w:abstractNumId w:val="72"/>
   </w:num>
   <w:num w:numId="2">
     <w:abstractNumId w:val="0"/>
   </w:num>
   <w:num w:numId="3">
-    <w:abstractNumId w:val="38"/>
+    <w:abstractNumId w:val="42"/>
   </w:num>
   <w:num w:numId="4">
-    <w:abstractNumId w:val="32"/>
+    <w:abstractNumId w:val="35"/>
   </w:num>
   <w:num w:numId="5">
-    <w:abstractNumId w:val="61"/>
+    <w:abstractNumId w:val="69"/>
   </w:num>
   <w:num w:numId="6">
-    <w:abstractNumId w:val="56"/>
+    <w:abstractNumId w:val="63"/>
   </w:num>
   <w:num w:numId="7">
     <w:abstractNumId w:val="5"/>
   </w:num>
   <w:num w:numId="8">
-    <w:abstractNumId w:val="43"/>
+    <w:abstractNumId w:val="47"/>
   </w:num>
   <w:num w:numId="9">
-    <w:abstractNumId w:val="52"/>
+    <w:abstractNumId w:val="58"/>
   </w:num>
   <w:num w:numId="10">
-    <w:abstractNumId w:val="14"/>
+    <w:abstractNumId w:val="15"/>
   </w:num>
   <w:num w:numId="11">
-    <w:abstractNumId w:val="69"/>
+    <w:abstractNumId w:val="77"/>
   </w:num>
   <w:num w:numId="12">
-    <w:abstractNumId w:val="60"/>
+    <w:abstractNumId w:val="67"/>
   </w:num>
   <w:num w:numId="13">
-    <w:abstractNumId w:val="30"/>
+    <w:abstractNumId w:val="33"/>
   </w:num>
   <w:num w:numId="14">
-    <w:abstractNumId w:val="22"/>
+    <w:abstractNumId w:val="23"/>
   </w:num>
   <w:num w:numId="15">
-    <w:abstractNumId w:val="16"/>
+    <w:abstractNumId w:val="17"/>
   </w:num>
   <w:num w:numId="16">
-    <w:abstractNumId w:val="18"/>
+    <w:abstractNumId w:val="19"/>
   </w:num>
   <w:num w:numId="17">
-    <w:abstractNumId w:val="20"/>
+    <w:abstractNumId w:val="21"/>
   </w:num>
   <w:num w:numId="18">
-    <w:abstractNumId w:val="24"/>
+    <w:abstractNumId w:val="25"/>
   </w:num>
   <w:num w:numId="19">
-    <w:abstractNumId w:val="68"/>
+    <w:abstractNumId w:val="76"/>
   </w:num>
   <w:num w:numId="20">
-    <w:abstractNumId w:val="25"/>
+    <w:abstractNumId w:val="26"/>
   </w:num>
   <w:num w:numId="21">
-    <w:abstractNumId w:val="36"/>
+    <w:abstractNumId w:val="40"/>
   </w:num>
   <w:num w:numId="22">
-    <w:abstractNumId w:val="12"/>
+    <w:abstractNumId w:val="13"/>
   </w:num>
   <w:num w:numId="23">
     <w:abstractNumId w:val="1"/>
   </w:num>
   <w:num w:numId="24">
-    <w:abstractNumId w:val="27"/>
+    <w:abstractNumId w:val="29"/>
   </w:num>
   <w:num w:numId="25">
-    <w:abstractNumId w:val="55"/>
+    <w:abstractNumId w:val="61"/>
   </w:num>
   <w:num w:numId="26">
-    <w:abstractNumId w:val="62"/>
+    <w:abstractNumId w:val="70"/>
   </w:num>
   <w:num w:numId="27">
-    <w:abstractNumId w:val="10"/>
+    <w:abstractNumId w:val="11"/>
   </w:num>
   <w:num w:numId="28">
-    <w:abstractNumId w:val="65"/>
+    <w:abstractNumId w:val="73"/>
   </w:num>
   <w:num w:numId="29">
-    <w:abstractNumId w:val="23"/>
+    <w:abstractNumId w:val="24"/>
   </w:num>
   <w:num w:numId="30">
-    <w:abstractNumId w:val="19"/>
+    <w:abstractNumId w:val="20"/>
   </w:num>
   <w:num w:numId="31">
-    <w:abstractNumId w:val="50"/>
+    <w:abstractNumId w:val="56"/>
   </w:num>
   <w:num w:numId="32">
-    <w:abstractNumId w:val="47"/>
+    <w:abstractNumId w:val="53"/>
   </w:num>
   <w:num w:numId="33">
-    <w:abstractNumId w:val="26"/>
+    <w:abstractNumId w:val="28"/>
   </w:num>
   <w:num w:numId="34">
-    <w:abstractNumId w:val="31"/>
+    <w:abstractNumId w:val="34"/>
   </w:num>
   <w:num w:numId="35">
-    <w:abstractNumId w:val="63"/>
+    <w:abstractNumId w:val="71"/>
   </w:num>
   <w:num w:numId="36">
-    <w:abstractNumId w:val="17"/>
+    <w:abstractNumId w:val="18"/>
   </w:num>
   <w:num w:numId="37">
     <w:abstractNumId w:val="4"/>
   </w:num>
   <w:num w:numId="38">
-    <w:abstractNumId w:val="15"/>
+    <w:abstractNumId w:val="16"/>
   </w:num>
   <w:num w:numId="39">
-    <w:abstractNumId w:val="67"/>
+    <w:abstractNumId w:val="75"/>
   </w:num>
   <w:num w:numId="40">
-    <w:abstractNumId w:val="8"/>
+    <w:abstractNumId w:val="9"/>
   </w:num>
   <w:num w:numId="41">
-    <w:abstractNumId w:val="9"/>
+    <w:abstractNumId w:val="10"/>
   </w:num>
   <w:num w:numId="42">
-    <w:abstractNumId w:val="59"/>
+    <w:abstractNumId w:val="66"/>
   </w:num>
   <w:num w:numId="43">
-    <w:abstractNumId w:val="21"/>
+    <w:abstractNumId w:val="22"/>
   </w:num>
   <w:num w:numId="44">
     <w:abstractNumId w:val="6"/>
@@ -31486,79 +33111,103 @@
     <w:abstractNumId w:val="2"/>
   </w:num>
   <w:num w:numId="46">
-    <w:abstractNumId w:val="51"/>
+    <w:abstractNumId w:val="57"/>
   </w:num>
   <w:num w:numId="47">
-    <w:abstractNumId w:val="11"/>
+    <w:abstractNumId w:val="12"/>
   </w:num>
   <w:num w:numId="48">
-    <w:abstractNumId w:val="37"/>
+    <w:abstractNumId w:val="41"/>
   </w:num>
   <w:num w:numId="49">
-    <w:abstractNumId w:val="39"/>
+    <w:abstractNumId w:val="43"/>
   </w:num>
   <w:num w:numId="50">
     <w:abstractNumId w:val="7"/>
   </w:num>
   <w:num w:numId="51">
-    <w:abstractNumId w:val="48"/>
+    <w:abstractNumId w:val="54"/>
   </w:num>
   <w:num w:numId="52">
-    <w:abstractNumId w:val="57"/>
+    <w:abstractNumId w:val="64"/>
   </w:num>
   <w:num w:numId="53">
-    <w:abstractNumId w:val="44"/>
+    <w:abstractNumId w:val="49"/>
   </w:num>
   <w:num w:numId="54">
-    <w:abstractNumId w:val="34"/>
+    <w:abstractNumId w:val="38"/>
   </w:num>
   <w:num w:numId="55">
-    <w:abstractNumId w:val="28"/>
+    <w:abstractNumId w:val="30"/>
   </w:num>
   <w:num w:numId="56">
-    <w:abstractNumId w:val="54"/>
+    <w:abstractNumId w:val="60"/>
   </w:num>
   <w:num w:numId="57">
-    <w:abstractNumId w:val="66"/>
+    <w:abstractNumId w:val="74"/>
   </w:num>
   <w:num w:numId="58">
-    <w:abstractNumId w:val="45"/>
+    <w:abstractNumId w:val="50"/>
   </w:num>
   <w:num w:numId="59">
     <w:abstractNumId w:val="3"/>
   </w:num>
   <w:num w:numId="60">
-    <w:abstractNumId w:val="53"/>
+    <w:abstractNumId w:val="59"/>
   </w:num>
   <w:num w:numId="61">
-    <w:abstractNumId w:val="33"/>
+    <w:abstractNumId w:val="37"/>
   </w:num>
   <w:num w:numId="62">
-    <w:abstractNumId w:val="41"/>
+    <w:abstractNumId w:val="45"/>
   </w:num>
   <w:num w:numId="63">
-    <w:abstractNumId w:val="35"/>
+    <w:abstractNumId w:val="39"/>
   </w:num>
   <w:num w:numId="64">
-    <w:abstractNumId w:val="13"/>
+    <w:abstractNumId w:val="14"/>
   </w:num>
   <w:num w:numId="65">
-    <w:abstractNumId w:val="40"/>
+    <w:abstractNumId w:val="44"/>
   </w:num>
   <w:num w:numId="66">
-    <w:abstractNumId w:val="29"/>
+    <w:abstractNumId w:val="31"/>
   </w:num>
   <w:num w:numId="67">
-    <w:abstractNumId w:val="58"/>
+    <w:abstractNumId w:val="65"/>
   </w:num>
   <w:num w:numId="68">
-    <w:abstractNumId w:val="42"/>
+    <w:abstractNumId w:val="46"/>
   </w:num>
   <w:num w:numId="69">
-    <w:abstractNumId w:val="46"/>
+    <w:abstractNumId w:val="52"/>
   </w:num>
   <w:num w:numId="70">
-    <w:abstractNumId w:val="49"/>
+    <w:abstractNumId w:val="55"/>
+  </w:num>
+  <w:num w:numId="71">
+    <w:abstractNumId w:val="68"/>
+  </w:num>
+  <w:num w:numId="72">
+    <w:abstractNumId w:val="32"/>
+  </w:num>
+  <w:num w:numId="73">
+    <w:abstractNumId w:val="51"/>
+  </w:num>
+  <w:num w:numId="74">
+    <w:abstractNumId w:val="36"/>
+  </w:num>
+  <w:num w:numId="75">
+    <w:abstractNumId w:val="62"/>
+  </w:num>
+  <w:num w:numId="76">
+    <w:abstractNumId w:val="27"/>
+  </w:num>
+  <w:num w:numId="77">
+    <w:abstractNumId w:val="48"/>
+  </w:num>
+  <w:num w:numId="78">
+    <w:abstractNumId w:val="8"/>
   </w:num>
   <w:numIdMacAtCleanup w:val="70"/>
 </w:numbering>
@@ -33497,7 +35146,7 @@
 </file>
 
 <file path=customXml/itemProps1.xml><?xml version="1.0" encoding="utf-8"?>
-<ds:datastoreItem xmlns:ds="http://schemas.openxmlformats.org/officeDocument/2006/customXml" ds:itemID="{8609777E-AA98-4C42-8792-DF53CEFBAA36}">
+<ds:datastoreItem xmlns:ds="http://schemas.openxmlformats.org/officeDocument/2006/customXml" ds:itemID="{6898752C-E1D4-482B-AE09-AA8B4ED29922}">
   <ds:schemaRefs>
     <ds:schemaRef ds:uri="http://schemas.openxmlformats.org/officeDocument/2006/bibliography"/>
   </ds:schemaRefs>
@@ -33505,13 +35154,13 @@
 </file>
 
 <file path=customXml/itemProps2.xml><?xml version="1.0" encoding="utf-8"?>
-<ds:datastoreItem xmlns:ds="http://schemas.openxmlformats.org/officeDocument/2006/customXml" ds:itemID="{66E9C82B-8641-4FFD-BE39-E9A2F27167DF}"/>
+<ds:datastoreItem xmlns:ds="http://schemas.openxmlformats.org/officeDocument/2006/customXml" ds:itemID="{D1B88983-B008-42BE-96EA-4EC306EA855C}"/>
 </file>
 
 <file path=customXml/itemProps3.xml><?xml version="1.0" encoding="utf-8"?>
-<ds:datastoreItem xmlns:ds="http://schemas.openxmlformats.org/officeDocument/2006/customXml" ds:itemID="{2C3EF2F3-AE01-4E6C-9120-2970B511C45C}"/>
+<ds:datastoreItem xmlns:ds="http://schemas.openxmlformats.org/officeDocument/2006/customXml" ds:itemID="{4D32B7A5-0626-4632-9B39-F6A66060D5B5}"/>
 </file>
 
 <file path=customXml/itemProps4.xml><?xml version="1.0" encoding="utf-8"?>
-<ds:datastoreItem xmlns:ds="http://schemas.openxmlformats.org/officeDocument/2006/customXml" ds:itemID="{2D9EB614-E22A-4A98-B9F6-19ACA9727A13}"/>
+<ds:datastoreItem xmlns:ds="http://schemas.openxmlformats.org/officeDocument/2006/customXml" ds:itemID="{000AD291-CD6D-465C-8529-00799D8A1E4B}"/>
 </file>